--- a/idris/DevOps/Idris_Sadiq.docx
+++ b/idris/DevOps/Idris_Sadiq.docx
@@ -110,7 +110,7 @@
                 <w:rFonts w:ascii="Arial" w:eastAsia="Arial" w:hAnsi="Arial" w:cs="Arial"/>
                 <w:color w:val="BBBBBB"/>
               </w:rPr>
-              <w:t xml:space="preserve">idrissadiqdev@outlook.com  </w:t>
+              <w:t xml:space="preserve">Idrissadiq.pro@outlook.com  </w:t>
             </w:r>
             <w:r>
               <w:rPr>
@@ -124,7 +124,21 @@
                 <w:rFonts w:ascii="Arial" w:eastAsia="Arial" w:hAnsi="Arial" w:cs="Arial"/>
                 <w:color w:val="BBBBBB"/>
               </w:rPr>
-              <w:t>|  Los Angeles, California, United States</w:t>
+              <w:t xml:space="preserve">|  </w:t>
+            </w:r>
+            <w:r>
+              <w:rPr>
+                <w:rFonts w:ascii="Arial" w:eastAsia="Arial" w:hAnsi="Arial" w:cs="Arial"/>
+                <w:color w:val="BBBBBB"/>
+              </w:rPr>
+              <w:t>Spring Valley</w:t>
+            </w:r>
+            <w:r>
+              <w:rPr>
+                <w:rFonts w:ascii="Arial" w:eastAsia="Arial" w:hAnsi="Arial" w:cs="Arial"/>
+                <w:color w:val="BBBBBB"/>
+              </w:rPr>
+              <w:t>, California, United States</w:t>
             </w:r>
           </w:p>
           <w:p>
@@ -136,7 +150,14 @@
                 <w:rFonts w:ascii="Arial" w:eastAsia="Arial" w:hAnsi="Arial" w:cs="Arial"/>
                 <w:color w:val="BBBBBB"/>
               </w:rPr>
-              <w:t>LinkedIn: linkedin.com/in/idris-sadiq-958b453a6</w:t>
+              <w:t xml:space="preserve">LinkedIn: </w:t>
+            </w:r>
+            <w:r>
+              <w:rPr>
+                <w:rFonts w:ascii="Arial" w:eastAsia="Arial" w:hAnsi="Arial" w:cs="Arial"/>
+                <w:color w:val="BBBBBB"/>
+              </w:rPr>
+              <w:t>https://www.linkedin.com/in/idris-sadiq-0640ab3b4/</w:t>
             </w:r>
           </w:p>
         </w:tc>
@@ -384,21 +405,21 @@
         <w:jc w:val="both"/>
         <w:rPr>
           <w:rFonts w:ascii="Arial" w:hAnsi="Arial" w:cs="Arial"/>
-          <w:sz w:val="20"/>
-        </w:rPr>
-      </w:pPr>
-      <w:r>
-        <w:rPr>
-          <w:rStyle w:val="Strong"/>
-          <w:rFonts w:ascii="Arial" w:hAnsi="Arial" w:cs="Arial"/>
-          <w:sz w:val="20"/>
+          <w:sz w:val="18"/>
+        </w:rPr>
+      </w:pPr>
+      <w:r>
+        <w:rPr>
+          <w:rStyle w:val="Strong"/>
+          <w:rFonts w:ascii="Arial" w:hAnsi="Arial" w:cs="Arial"/>
+          <w:sz w:val="18"/>
         </w:rPr>
         <w:t>Frontend</w:t>
       </w:r>
       <w:r>
         <w:rPr>
           <w:rFonts w:ascii="Arial" w:hAnsi="Arial" w:cs="Arial"/>
-          <w:sz w:val="20"/>
+          <w:sz w:val="18"/>
         </w:rPr>
         <w:t xml:space="preserve"> – React, Next.js, </w:t>
       </w:r>
@@ -406,7 +427,7 @@
       <w:r>
         <w:rPr>
           <w:rFonts w:ascii="Arial" w:hAnsi="Arial" w:cs="Arial"/>
-          <w:sz w:val="20"/>
+          <w:sz w:val="18"/>
         </w:rPr>
         <w:t>TypeScript</w:t>
       </w:r>
@@ -414,7 +435,7 @@
       <w:r>
         <w:rPr>
           <w:rFonts w:ascii="Arial" w:hAnsi="Arial" w:cs="Arial"/>
-          <w:sz w:val="20"/>
+          <w:sz w:val="18"/>
         </w:rPr>
         <w:t xml:space="preserve">, </w:t>
       </w:r>
@@ -422,7 +443,7 @@
       <w:r>
         <w:rPr>
           <w:rFonts w:ascii="Arial" w:hAnsi="Arial" w:cs="Arial"/>
-          <w:sz w:val="20"/>
+          <w:sz w:val="18"/>
         </w:rPr>
         <w:t>Redux</w:t>
       </w:r>
@@ -430,7 +451,7 @@
       <w:r>
         <w:rPr>
           <w:rFonts w:ascii="Arial" w:hAnsi="Arial" w:cs="Arial"/>
-          <w:sz w:val="20"/>
+          <w:sz w:val="18"/>
         </w:rPr>
         <w:t xml:space="preserve">, React Query, </w:t>
       </w:r>
@@ -438,7 +459,7 @@
       <w:r>
         <w:rPr>
           <w:rFonts w:ascii="Arial" w:hAnsi="Arial" w:cs="Arial"/>
-          <w:sz w:val="20"/>
+          <w:sz w:val="18"/>
         </w:rPr>
         <w:t>Formik</w:t>
       </w:r>
@@ -446,7 +467,7 @@
       <w:r>
         <w:rPr>
           <w:rFonts w:ascii="Arial" w:hAnsi="Arial" w:cs="Arial"/>
-          <w:sz w:val="20"/>
+          <w:sz w:val="18"/>
         </w:rPr>
         <w:t xml:space="preserve">, </w:t>
       </w:r>
@@ -454,7 +475,7 @@
       <w:r>
         <w:rPr>
           <w:rFonts w:ascii="Arial" w:hAnsi="Arial" w:cs="Arial"/>
-          <w:sz w:val="20"/>
+          <w:sz w:val="18"/>
         </w:rPr>
         <w:t>Vite</w:t>
       </w:r>
@@ -462,7 +483,7 @@
       <w:r>
         <w:rPr>
           <w:rFonts w:ascii="Arial" w:hAnsi="Arial" w:cs="Arial"/>
-          <w:sz w:val="20"/>
+          <w:sz w:val="18"/>
         </w:rPr>
         <w:t xml:space="preserve">, </w:t>
       </w:r>
@@ -470,7 +491,7 @@
       <w:r>
         <w:rPr>
           <w:rFonts w:ascii="Arial" w:hAnsi="Arial" w:cs="Arial"/>
-          <w:sz w:val="20"/>
+          <w:sz w:val="18"/>
         </w:rPr>
         <w:t>Webpack</w:t>
       </w:r>
@@ -478,7 +499,7 @@
       <w:r>
         <w:rPr>
           <w:rFonts w:ascii="Arial" w:hAnsi="Arial" w:cs="Arial"/>
-          <w:sz w:val="20"/>
+          <w:sz w:val="18"/>
         </w:rPr>
         <w:t>, Tailwind CSS, Material UI, Bootstrap, Storybook</w:t>
       </w:r>
@@ -493,21 +514,21 @@
         <w:jc w:val="both"/>
         <w:rPr>
           <w:rFonts w:ascii="Arial" w:hAnsi="Arial" w:cs="Arial"/>
-          <w:sz w:val="20"/>
-        </w:rPr>
-      </w:pPr>
-      <w:r>
-        <w:rPr>
-          <w:rStyle w:val="Strong"/>
-          <w:rFonts w:ascii="Arial" w:hAnsi="Arial" w:cs="Arial"/>
-          <w:sz w:val="20"/>
+          <w:sz w:val="18"/>
+        </w:rPr>
+      </w:pPr>
+      <w:r>
+        <w:rPr>
+          <w:rStyle w:val="Strong"/>
+          <w:rFonts w:ascii="Arial" w:hAnsi="Arial" w:cs="Arial"/>
+          <w:sz w:val="18"/>
         </w:rPr>
         <w:t>Backend &amp; APIs</w:t>
       </w:r>
       <w:r>
         <w:rPr>
           <w:rFonts w:ascii="Arial" w:hAnsi="Arial" w:cs="Arial"/>
-          <w:sz w:val="20"/>
+          <w:sz w:val="18"/>
         </w:rPr>
         <w:t xml:space="preserve"> – Node.js, Express.js, </w:t>
       </w:r>
@@ -515,7 +536,7 @@
       <w:r>
         <w:rPr>
           <w:rFonts w:ascii="Arial" w:hAnsi="Arial" w:cs="Arial"/>
-          <w:sz w:val="20"/>
+          <w:sz w:val="18"/>
         </w:rPr>
         <w:t>NestJS</w:t>
       </w:r>
@@ -523,7 +544,7 @@
       <w:r>
         <w:rPr>
           <w:rFonts w:ascii="Arial" w:hAnsi="Arial" w:cs="Arial"/>
-          <w:sz w:val="20"/>
+          <w:sz w:val="18"/>
         </w:rPr>
         <w:t xml:space="preserve">, REST API design, </w:t>
       </w:r>
@@ -531,7 +552,7 @@
       <w:r>
         <w:rPr>
           <w:rFonts w:ascii="Arial" w:hAnsi="Arial" w:cs="Arial"/>
-          <w:sz w:val="20"/>
+          <w:sz w:val="18"/>
         </w:rPr>
         <w:t>GraphQL</w:t>
       </w:r>
@@ -539,7 +560,7 @@
       <w:r>
         <w:rPr>
           <w:rFonts w:ascii="Arial" w:hAnsi="Arial" w:cs="Arial"/>
-          <w:sz w:val="20"/>
+          <w:sz w:val="18"/>
         </w:rPr>
         <w:t xml:space="preserve">, </w:t>
       </w:r>
@@ -547,7 +568,7 @@
       <w:r>
         <w:rPr>
           <w:rFonts w:ascii="Arial" w:hAnsi="Arial" w:cs="Arial"/>
-          <w:sz w:val="20"/>
+          <w:sz w:val="18"/>
         </w:rPr>
         <w:t>WebSockets</w:t>
       </w:r>
@@ -555,7 +576,7 @@
       <w:r>
         <w:rPr>
           <w:rFonts w:ascii="Arial" w:hAnsi="Arial" w:cs="Arial"/>
-          <w:sz w:val="20"/>
+          <w:sz w:val="18"/>
         </w:rPr>
         <w:t>, background jobs, event-driven architecture, caching strategies</w:t>
       </w:r>
@@ -570,29 +591,44 @@
         <w:jc w:val="both"/>
         <w:rPr>
           <w:rFonts w:ascii="Arial" w:hAnsi="Arial" w:cs="Arial"/>
-          <w:sz w:val="20"/>
-        </w:rPr>
-      </w:pPr>
-      <w:r>
-        <w:rPr>
-          <w:rStyle w:val="Strong"/>
-          <w:rFonts w:ascii="Arial" w:hAnsi="Arial" w:cs="Arial"/>
-          <w:sz w:val="20"/>
+          <w:sz w:val="18"/>
+        </w:rPr>
+      </w:pPr>
+      <w:r>
+        <w:rPr>
+          <w:rStyle w:val="Strong"/>
+          <w:rFonts w:ascii="Arial" w:hAnsi="Arial" w:cs="Arial"/>
+          <w:sz w:val="18"/>
         </w:rPr>
         <w:t>Data, Messaging &amp; Search</w:t>
       </w:r>
       <w:r>
         <w:rPr>
           <w:rFonts w:ascii="Arial" w:hAnsi="Arial" w:cs="Arial"/>
-          <w:sz w:val="20"/>
-        </w:rPr>
-        <w:t xml:space="preserve"> – Relational: </w:t>
-      </w:r>
-      <w:proofErr w:type="spellStart"/>
-      <w:r>
-        <w:rPr>
-          <w:rFonts w:ascii="Arial" w:hAnsi="Arial" w:cs="Arial"/>
-          <w:sz w:val="20"/>
+          <w:sz w:val="18"/>
+        </w:rPr>
+        <w:t xml:space="preserve"> – </w:t>
+      </w:r>
+      <w:r>
+        <w:rPr>
+          <w:rFonts w:ascii="Arial" w:hAnsi="Arial" w:cs="Arial"/>
+          <w:b/>
+          <w:sz w:val="18"/>
+        </w:rPr>
+        <w:t>Relational</w:t>
+      </w:r>
+      <w:r>
+        <w:rPr>
+          <w:rFonts w:ascii="Arial" w:hAnsi="Arial" w:cs="Arial"/>
+          <w:sz w:val="18"/>
+        </w:rPr>
+        <w:t xml:space="preserve">: </w:t>
+      </w:r>
+      <w:proofErr w:type="spellStart"/>
+      <w:r>
+        <w:rPr>
+          <w:rFonts w:ascii="Arial" w:hAnsi="Arial" w:cs="Arial"/>
+          <w:sz w:val="18"/>
         </w:rPr>
         <w:t>PostgreSQL</w:t>
       </w:r>
@@ -600,7 +636,7 @@
       <w:r>
         <w:rPr>
           <w:rFonts w:ascii="Arial" w:hAnsi="Arial" w:cs="Arial"/>
-          <w:sz w:val="20"/>
+          <w:sz w:val="18"/>
         </w:rPr>
         <w:t xml:space="preserve">, MySQL, SQL Server | </w:t>
       </w:r>
@@ -608,7 +644,8 @@
       <w:r>
         <w:rPr>
           <w:rFonts w:ascii="Arial" w:hAnsi="Arial" w:cs="Arial"/>
-          <w:sz w:val="20"/>
+          <w:b/>
+          <w:sz w:val="18"/>
         </w:rPr>
         <w:t>NoSQL</w:t>
       </w:r>
@@ -616,7 +653,7 @@
       <w:r>
         <w:rPr>
           <w:rFonts w:ascii="Arial" w:hAnsi="Arial" w:cs="Arial"/>
-          <w:sz w:val="20"/>
+          <w:sz w:val="18"/>
         </w:rPr>
         <w:t xml:space="preserve">: </w:t>
       </w:r>
@@ -624,7 +661,7 @@
       <w:r>
         <w:rPr>
           <w:rFonts w:ascii="Arial" w:hAnsi="Arial" w:cs="Arial"/>
-          <w:sz w:val="20"/>
+          <w:sz w:val="18"/>
         </w:rPr>
         <w:t>Redis</w:t>
       </w:r>
@@ -632,7 +669,7 @@
       <w:r>
         <w:rPr>
           <w:rFonts w:ascii="Arial" w:hAnsi="Arial" w:cs="Arial"/>
-          <w:sz w:val="20"/>
+          <w:sz w:val="18"/>
         </w:rPr>
         <w:t xml:space="preserve">, </w:t>
       </w:r>
@@ -640,7 +677,7 @@
       <w:r>
         <w:rPr>
           <w:rFonts w:ascii="Arial" w:hAnsi="Arial" w:cs="Arial"/>
-          <w:sz w:val="20"/>
+          <w:sz w:val="18"/>
         </w:rPr>
         <w:t>MongoDB</w:t>
       </w:r>
@@ -648,7 +685,7 @@
       <w:r>
         <w:rPr>
           <w:rFonts w:ascii="Arial" w:hAnsi="Arial" w:cs="Arial"/>
-          <w:sz w:val="20"/>
+          <w:sz w:val="18"/>
         </w:rPr>
         <w:t xml:space="preserve">, </w:t>
       </w:r>
@@ -656,7 +693,7 @@
       <w:r>
         <w:rPr>
           <w:rFonts w:ascii="Arial" w:hAnsi="Arial" w:cs="Arial"/>
-          <w:sz w:val="20"/>
+          <w:sz w:val="18"/>
         </w:rPr>
         <w:t>DynamoDB</w:t>
       </w:r>
@@ -664,15 +701,30 @@
       <w:r>
         <w:rPr>
           <w:rFonts w:ascii="Arial" w:hAnsi="Arial" w:cs="Arial"/>
-          <w:sz w:val="20"/>
-        </w:rPr>
-        <w:t xml:space="preserve"> | Queues/streams: AWS SQS/SNS, Kafka, </w:t>
-      </w:r>
-      <w:proofErr w:type="spellStart"/>
-      <w:r>
-        <w:rPr>
-          <w:rFonts w:ascii="Arial" w:hAnsi="Arial" w:cs="Arial"/>
-          <w:sz w:val="20"/>
+          <w:sz w:val="18"/>
+        </w:rPr>
+        <w:t xml:space="preserve"> | </w:t>
+      </w:r>
+      <w:r>
+        <w:rPr>
+          <w:rFonts w:ascii="Arial" w:hAnsi="Arial" w:cs="Arial"/>
+          <w:b/>
+          <w:sz w:val="18"/>
+        </w:rPr>
+        <w:t>Queues/streams</w:t>
+      </w:r>
+      <w:r>
+        <w:rPr>
+          <w:rFonts w:ascii="Arial" w:hAnsi="Arial" w:cs="Arial"/>
+          <w:sz w:val="18"/>
+        </w:rPr>
+        <w:t xml:space="preserve">: AWS SQS/SNS, Kafka, </w:t>
+      </w:r>
+      <w:proofErr w:type="spellStart"/>
+      <w:r>
+        <w:rPr>
+          <w:rFonts w:ascii="Arial" w:hAnsi="Arial" w:cs="Arial"/>
+          <w:sz w:val="18"/>
         </w:rPr>
         <w:t>RabbitMQ</w:t>
       </w:r>
@@ -680,15 +732,30 @@
       <w:r>
         <w:rPr>
           <w:rFonts w:ascii="Arial" w:hAnsi="Arial" w:cs="Arial"/>
-          <w:sz w:val="20"/>
-        </w:rPr>
-        <w:t xml:space="preserve"> | Search: </w:t>
-      </w:r>
-      <w:proofErr w:type="spellStart"/>
-      <w:r>
-        <w:rPr>
-          <w:rFonts w:ascii="Arial" w:hAnsi="Arial" w:cs="Arial"/>
-          <w:sz w:val="20"/>
+          <w:sz w:val="18"/>
+        </w:rPr>
+        <w:t xml:space="preserve"> | </w:t>
+      </w:r>
+      <w:r>
+        <w:rPr>
+          <w:rFonts w:ascii="Arial" w:hAnsi="Arial" w:cs="Arial"/>
+          <w:b/>
+          <w:sz w:val="18"/>
+        </w:rPr>
+        <w:t>Search</w:t>
+      </w:r>
+      <w:r>
+        <w:rPr>
+          <w:rFonts w:ascii="Arial" w:hAnsi="Arial" w:cs="Arial"/>
+          <w:sz w:val="18"/>
+        </w:rPr>
+        <w:t xml:space="preserve">: </w:t>
+      </w:r>
+      <w:proofErr w:type="spellStart"/>
+      <w:r>
+        <w:rPr>
+          <w:rFonts w:ascii="Arial" w:hAnsi="Arial" w:cs="Arial"/>
+          <w:sz w:val="18"/>
         </w:rPr>
         <w:t>Elasticsearch</w:t>
       </w:r>
@@ -696,15 +763,30 @@
       <w:r>
         <w:rPr>
           <w:rFonts w:ascii="Arial" w:hAnsi="Arial" w:cs="Arial"/>
-          <w:sz w:val="20"/>
-        </w:rPr>
-        <w:t xml:space="preserve">, OpenSearch | Analytics: Redshift, </w:t>
-      </w:r>
-      <w:proofErr w:type="spellStart"/>
-      <w:r>
-        <w:rPr>
-          <w:rFonts w:ascii="Arial" w:hAnsi="Arial" w:cs="Arial"/>
-          <w:sz w:val="20"/>
+          <w:sz w:val="18"/>
+        </w:rPr>
+        <w:t xml:space="preserve">, OpenSearch | </w:t>
+      </w:r>
+      <w:r>
+        <w:rPr>
+          <w:rFonts w:ascii="Arial" w:hAnsi="Arial" w:cs="Arial"/>
+          <w:b/>
+          <w:sz w:val="18"/>
+        </w:rPr>
+        <w:t>Analytics</w:t>
+      </w:r>
+      <w:r>
+        <w:rPr>
+          <w:rFonts w:ascii="Arial" w:hAnsi="Arial" w:cs="Arial"/>
+          <w:sz w:val="18"/>
+        </w:rPr>
+        <w:t xml:space="preserve">: Redshift, </w:t>
+      </w:r>
+      <w:proofErr w:type="spellStart"/>
+      <w:r>
+        <w:rPr>
+          <w:rFonts w:ascii="Arial" w:hAnsi="Arial" w:cs="Arial"/>
+          <w:sz w:val="18"/>
         </w:rPr>
         <w:t>BigQuery</w:t>
       </w:r>
@@ -720,14 +802,14 @@
         <w:jc w:val="both"/>
         <w:rPr>
           <w:rFonts w:ascii="Arial" w:hAnsi="Arial" w:cs="Arial"/>
-          <w:sz w:val="20"/>
-        </w:rPr>
-      </w:pPr>
-      <w:r>
-        <w:rPr>
-          <w:rStyle w:val="Strong"/>
-          <w:rFonts w:ascii="Arial" w:hAnsi="Arial" w:cs="Arial"/>
-          <w:sz w:val="20"/>
+          <w:sz w:val="18"/>
+        </w:rPr>
+      </w:pPr>
+      <w:r>
+        <w:rPr>
+          <w:rStyle w:val="Strong"/>
+          <w:rFonts w:ascii="Arial" w:hAnsi="Arial" w:cs="Arial"/>
+          <w:sz w:val="18"/>
         </w:rPr>
         <w:t xml:space="preserve">Cloud &amp; </w:t>
       </w:r>
@@ -736,7 +818,7 @@
         <w:rPr>
           <w:rStyle w:val="Strong"/>
           <w:rFonts w:ascii="Arial" w:hAnsi="Arial" w:cs="Arial"/>
-          <w:sz w:val="20"/>
+          <w:sz w:val="18"/>
         </w:rPr>
         <w:t>DevOps</w:t>
       </w:r>
@@ -744,15 +826,110 @@
       <w:r>
         <w:rPr>
           <w:rFonts w:ascii="Arial" w:hAnsi="Arial" w:cs="Arial"/>
-          <w:sz w:val="20"/>
-        </w:rPr>
-        <w:t xml:space="preserve"> – AWS (primary): EKS, ECS, EC2, Lambda, API Gateway, S3, </w:t>
-      </w:r>
-      <w:proofErr w:type="spellStart"/>
-      <w:r>
-        <w:rPr>
-          <w:rFonts w:ascii="Arial" w:hAnsi="Arial" w:cs="Arial"/>
-          <w:sz w:val="20"/>
+          <w:sz w:val="18"/>
+        </w:rPr>
+        <w:t xml:space="preserve"> – </w:t>
+      </w:r>
+      <w:proofErr w:type="spellStart"/>
+      <w:r>
+        <w:rPr>
+          <w:rFonts w:ascii="Arial" w:hAnsi="Arial" w:cs="Arial"/>
+          <w:sz w:val="18"/>
+        </w:rPr>
+        <w:t>Docker</w:t>
+      </w:r>
+      <w:proofErr w:type="spellEnd"/>
+      <w:r>
+        <w:rPr>
+          <w:rFonts w:ascii="Arial" w:hAnsi="Arial" w:cs="Arial"/>
+          <w:sz w:val="18"/>
+        </w:rPr>
+        <w:t xml:space="preserve">, </w:t>
+      </w:r>
+      <w:proofErr w:type="spellStart"/>
+      <w:r>
+        <w:rPr>
+          <w:rFonts w:ascii="Arial" w:hAnsi="Arial" w:cs="Arial"/>
+          <w:sz w:val="18"/>
+        </w:rPr>
+        <w:t>Kubernetes</w:t>
+      </w:r>
+      <w:proofErr w:type="spellEnd"/>
+      <w:r>
+        <w:rPr>
+          <w:rFonts w:ascii="Arial" w:hAnsi="Arial" w:cs="Arial"/>
+          <w:sz w:val="18"/>
+        </w:rPr>
+        <w:t xml:space="preserve">, Helm, Argo CD, </w:t>
+      </w:r>
+      <w:proofErr w:type="spellStart"/>
+      <w:r>
+        <w:rPr>
+          <w:rFonts w:ascii="Arial" w:hAnsi="Arial" w:cs="Arial"/>
+          <w:sz w:val="18"/>
+        </w:rPr>
+        <w:t>GitOps</w:t>
+      </w:r>
+      <w:proofErr w:type="spellEnd"/>
+      <w:r>
+        <w:rPr>
+          <w:rFonts w:ascii="Arial" w:hAnsi="Arial" w:cs="Arial"/>
+          <w:sz w:val="18"/>
+        </w:rPr>
+        <w:t xml:space="preserve">, </w:t>
+      </w:r>
+      <w:proofErr w:type="spellStart"/>
+      <w:r>
+        <w:rPr>
+          <w:rFonts w:ascii="Arial" w:hAnsi="Arial" w:cs="Arial"/>
+          <w:sz w:val="18"/>
+        </w:rPr>
+        <w:t>Terraform</w:t>
+      </w:r>
+      <w:proofErr w:type="spellEnd"/>
+      <w:r>
+        <w:rPr>
+          <w:rFonts w:ascii="Arial" w:hAnsi="Arial" w:cs="Arial"/>
+          <w:sz w:val="18"/>
+        </w:rPr>
+        <w:t xml:space="preserve">, </w:t>
+      </w:r>
+      <w:proofErr w:type="spellStart"/>
+      <w:r>
+        <w:rPr>
+          <w:rFonts w:ascii="Arial" w:hAnsi="Arial" w:cs="Arial"/>
+          <w:sz w:val="18"/>
+        </w:rPr>
+        <w:t>CloudFormation</w:t>
+      </w:r>
+      <w:proofErr w:type="spellEnd"/>
+      <w:r>
+        <w:rPr>
+          <w:rFonts w:ascii="Arial" w:hAnsi="Arial" w:cs="Arial"/>
+          <w:sz w:val="18"/>
+        </w:rPr>
+        <w:t xml:space="preserve"> | </w:t>
+      </w:r>
+      <w:r>
+        <w:rPr>
+          <w:rFonts w:ascii="Arial" w:hAnsi="Arial" w:cs="Arial"/>
+          <w:b/>
+          <w:sz w:val="18"/>
+        </w:rPr>
+        <w:t>AWS</w:t>
+      </w:r>
+      <w:r>
+        <w:rPr>
+          <w:rFonts w:ascii="Arial" w:hAnsi="Arial" w:cs="Arial"/>
+          <w:sz w:val="18"/>
+        </w:rPr>
+        <w:t xml:space="preserve">: EKS, ECS, EC2, Lambda, API Gateway, S3, </w:t>
+      </w:r>
+      <w:proofErr w:type="spellStart"/>
+      <w:r>
+        <w:rPr>
+          <w:rFonts w:ascii="Arial" w:hAnsi="Arial" w:cs="Arial"/>
+          <w:sz w:val="18"/>
         </w:rPr>
         <w:t>CloudFront</w:t>
       </w:r>
@@ -760,7 +937,7 @@
       <w:r>
         <w:rPr>
           <w:rFonts w:ascii="Arial" w:hAnsi="Arial" w:cs="Arial"/>
-          <w:sz w:val="20"/>
+          <w:sz w:val="18"/>
         </w:rPr>
         <w:t xml:space="preserve">, RDS, </w:t>
       </w:r>
@@ -768,7 +945,7 @@
       <w:r>
         <w:rPr>
           <w:rFonts w:ascii="Arial" w:hAnsi="Arial" w:cs="Arial"/>
-          <w:sz w:val="20"/>
+          <w:sz w:val="18"/>
         </w:rPr>
         <w:t>DynamoDB</w:t>
       </w:r>
@@ -776,7 +953,7 @@
       <w:r>
         <w:rPr>
           <w:rFonts w:ascii="Arial" w:hAnsi="Arial" w:cs="Arial"/>
-          <w:sz w:val="20"/>
+          <w:sz w:val="18"/>
         </w:rPr>
         <w:t xml:space="preserve">, </w:t>
       </w:r>
@@ -784,7 +961,7 @@
       <w:r>
         <w:rPr>
           <w:rFonts w:ascii="Arial" w:hAnsi="Arial" w:cs="Arial"/>
-          <w:sz w:val="20"/>
+          <w:sz w:val="18"/>
         </w:rPr>
         <w:t>ElastiCache</w:t>
       </w:r>
@@ -792,7 +969,7 @@
       <w:r>
         <w:rPr>
           <w:rFonts w:ascii="Arial" w:hAnsi="Arial" w:cs="Arial"/>
-          <w:sz w:val="20"/>
+          <w:sz w:val="18"/>
         </w:rPr>
         <w:t xml:space="preserve">, </w:t>
       </w:r>
@@ -800,7 +977,7 @@
       <w:r>
         <w:rPr>
           <w:rFonts w:ascii="Arial" w:hAnsi="Arial" w:cs="Arial"/>
-          <w:sz w:val="20"/>
+          <w:sz w:val="18"/>
         </w:rPr>
         <w:t>EventBridge</w:t>
       </w:r>
@@ -808,15 +985,52 @@
       <w:r>
         <w:rPr>
           <w:rFonts w:ascii="Arial" w:hAnsi="Arial" w:cs="Arial"/>
-          <w:sz w:val="20"/>
-        </w:rPr>
-        <w:t xml:space="preserve">, Step Functions, IAM | Azure: AKS, App Service, Azure SQL, Service Bus, Key Vault, Application Insights | GCP: GKE, Cloud Run, Pub/Sub, Cloud Storage, </w:t>
-      </w:r>
-      <w:proofErr w:type="spellStart"/>
-      <w:r>
-        <w:rPr>
-          <w:rFonts w:ascii="Arial" w:hAnsi="Arial" w:cs="Arial"/>
-          <w:sz w:val="20"/>
+          <w:sz w:val="18"/>
+        </w:rPr>
+        <w:t xml:space="preserve">, Step Functions, IAM | </w:t>
+      </w:r>
+      <w:r>
+        <w:rPr>
+          <w:rFonts w:ascii="Arial" w:hAnsi="Arial" w:cs="Arial"/>
+          <w:b/>
+          <w:sz w:val="18"/>
+        </w:rPr>
+        <w:t>Azure</w:t>
+      </w:r>
+      <w:r>
+        <w:rPr>
+          <w:rFonts w:ascii="Arial" w:hAnsi="Arial" w:cs="Arial"/>
+          <w:sz w:val="18"/>
+        </w:rPr>
+        <w:t xml:space="preserve">: AKS, App Service, Azure SQL, Service Bus, Key Vault, Application Insights | </w:t>
+      </w:r>
+      <w:r>
+        <w:rPr>
+          <w:rFonts w:ascii="Arial" w:hAnsi="Arial" w:cs="Arial"/>
+          <w:b/>
+          <w:sz w:val="18"/>
+        </w:rPr>
+        <w:t>GCP</w:t>
+      </w:r>
+      <w:r>
+        <w:rPr>
+          <w:rFonts w:ascii="Arial" w:hAnsi="Arial" w:cs="Arial"/>
+          <w:sz w:val="18"/>
+        </w:rPr>
+        <w:t>: GKE, Cloud Run, Pub</w:t>
+      </w:r>
+      <w:r>
+        <w:rPr>
+          <w:rFonts w:ascii="Arial" w:hAnsi="Arial" w:cs="Arial"/>
+          <w:sz w:val="18"/>
+        </w:rPr>
+        <w:t xml:space="preserve">/Sub, Cloud Storage, </w:t>
+      </w:r>
+      <w:proofErr w:type="spellStart"/>
+      <w:r>
+        <w:rPr>
+          <w:rFonts w:ascii="Arial" w:hAnsi="Arial" w:cs="Arial"/>
+          <w:sz w:val="18"/>
         </w:rPr>
         <w:t>BigQuery</w:t>
       </w:r>
@@ -824,23 +1038,77 @@
       <w:r>
         <w:rPr>
           <w:rFonts w:ascii="Arial" w:hAnsi="Arial" w:cs="Arial"/>
-          <w:sz w:val="20"/>
-        </w:rPr>
-        <w:t xml:space="preserve"> | </w:t>
-      </w:r>
-      <w:proofErr w:type="spellStart"/>
-      <w:r>
-        <w:rPr>
-          <w:rFonts w:ascii="Arial" w:hAnsi="Arial" w:cs="Arial"/>
-          <w:sz w:val="20"/>
-        </w:rPr>
-        <w:t>Docker</w:t>
-      </w:r>
-      <w:proofErr w:type="spellEnd"/>
-      <w:r>
-        <w:rPr>
-          <w:rFonts w:ascii="Arial" w:hAnsi="Arial" w:cs="Arial"/>
-          <w:sz w:val="20"/>
+          <w:sz w:val="18"/>
+        </w:rPr>
+        <w:t xml:space="preserve"> |</w:t>
+      </w:r>
+      <w:r>
+        <w:rPr>
+          <w:rFonts w:ascii="Arial" w:hAnsi="Arial" w:cs="Arial"/>
+          <w:sz w:val="18"/>
+        </w:rPr>
+        <w:t xml:space="preserve"> </w:t>
+      </w:r>
+      <w:r>
+        <w:rPr>
+          <w:rFonts w:ascii="Arial" w:hAnsi="Arial" w:cs="Arial"/>
+          <w:b/>
+          <w:sz w:val="18"/>
+        </w:rPr>
+        <w:t>CI/CD</w:t>
+      </w:r>
+      <w:r>
+        <w:rPr>
+          <w:rFonts w:ascii="Arial" w:hAnsi="Arial" w:cs="Arial"/>
+          <w:sz w:val="18"/>
+        </w:rPr>
+        <w:t xml:space="preserve">: </w:t>
+      </w:r>
+      <w:proofErr w:type="spellStart"/>
+      <w:r>
+        <w:rPr>
+          <w:rFonts w:ascii="Arial" w:hAnsi="Arial" w:cs="Arial"/>
+          <w:sz w:val="18"/>
+        </w:rPr>
+        <w:t>GitHub</w:t>
+      </w:r>
+      <w:proofErr w:type="spellEnd"/>
+      <w:r>
+        <w:rPr>
+          <w:rFonts w:ascii="Arial" w:hAnsi="Arial" w:cs="Arial"/>
+          <w:sz w:val="18"/>
+        </w:rPr>
+        <w:t xml:space="preserve"> Actions, </w:t>
+      </w:r>
+      <w:proofErr w:type="spellStart"/>
+      <w:r>
+        <w:rPr>
+          <w:rFonts w:ascii="Arial" w:hAnsi="Arial" w:cs="Arial"/>
+          <w:sz w:val="18"/>
+        </w:rPr>
+        <w:t>GitLab</w:t>
+      </w:r>
+      <w:proofErr w:type="spellEnd"/>
+      <w:r>
+        <w:rPr>
+          <w:rFonts w:ascii="Arial" w:hAnsi="Arial" w:cs="Arial"/>
+          <w:sz w:val="18"/>
+        </w:rPr>
+        <w:t xml:space="preserve"> CI, Jenkins, Azure </w:t>
+      </w:r>
+      <w:proofErr w:type="spellStart"/>
+      <w:r>
+        <w:rPr>
+          <w:rFonts w:ascii="Arial" w:hAnsi="Arial" w:cs="Arial"/>
+          <w:sz w:val="18"/>
+        </w:rPr>
+        <w:t>DevOps</w:t>
+      </w:r>
+      <w:proofErr w:type="spellEnd"/>
+      <w:r>
+        <w:rPr>
+          <w:rFonts w:ascii="Arial" w:hAnsi="Arial" w:cs="Arial"/>
+          <w:sz w:val="18"/>
         </w:rPr>
         <w:t xml:space="preserve">, </w:t>
       </w:r>
@@ -848,119 +1116,7 @@
       <w:r>
         <w:rPr>
           <w:rFonts w:ascii="Arial" w:hAnsi="Arial" w:cs="Arial"/>
-          <w:sz w:val="20"/>
-        </w:rPr>
-        <w:t>Kubernetes</w:t>
-      </w:r>
-      <w:proofErr w:type="spellEnd"/>
-      <w:r>
-        <w:rPr>
-          <w:rFonts w:ascii="Arial" w:hAnsi="Arial" w:cs="Arial"/>
-          <w:sz w:val="20"/>
-        </w:rPr>
-        <w:t xml:space="preserve">, Helm, Argo CD, </w:t>
-      </w:r>
-      <w:proofErr w:type="spellStart"/>
-      <w:r>
-        <w:rPr>
-          <w:rFonts w:ascii="Arial" w:hAnsi="Arial" w:cs="Arial"/>
-          <w:sz w:val="20"/>
-        </w:rPr>
-        <w:t>GitOps</w:t>
-      </w:r>
-      <w:proofErr w:type="spellEnd"/>
-      <w:r>
-        <w:rPr>
-          <w:rFonts w:ascii="Arial" w:hAnsi="Arial" w:cs="Arial"/>
-          <w:sz w:val="20"/>
-        </w:rPr>
-        <w:t xml:space="preserve">, </w:t>
-      </w:r>
-      <w:proofErr w:type="spellStart"/>
-      <w:r>
-        <w:rPr>
-          <w:rFonts w:ascii="Arial" w:hAnsi="Arial" w:cs="Arial"/>
-          <w:sz w:val="20"/>
-        </w:rPr>
-        <w:t>Terraform</w:t>
-      </w:r>
-      <w:proofErr w:type="spellEnd"/>
-      <w:r>
-        <w:rPr>
-          <w:rFonts w:ascii="Arial" w:hAnsi="Arial" w:cs="Arial"/>
-          <w:sz w:val="20"/>
-        </w:rPr>
-        <w:t xml:space="preserve">, </w:t>
-      </w:r>
-      <w:proofErr w:type="spellStart"/>
-      <w:r>
-        <w:rPr>
-          <w:rFonts w:ascii="Arial" w:hAnsi="Arial" w:cs="Arial"/>
-          <w:sz w:val="20"/>
-        </w:rPr>
-        <w:t>CloudFormation</w:t>
-      </w:r>
-      <w:proofErr w:type="spellEnd"/>
-      <w:r>
-        <w:rPr>
-          <w:rFonts w:ascii="Arial" w:hAnsi="Arial" w:cs="Arial"/>
-          <w:sz w:val="20"/>
-        </w:rPr>
-        <w:t xml:space="preserve"> | CI/CD: </w:t>
-      </w:r>
-      <w:proofErr w:type="spellStart"/>
-      <w:r>
-        <w:rPr>
-          <w:rFonts w:ascii="Arial" w:hAnsi="Arial" w:cs="Arial"/>
-          <w:sz w:val="20"/>
-        </w:rPr>
-        <w:t>GitHub</w:t>
-      </w:r>
-      <w:proofErr w:type="spellEnd"/>
-      <w:r>
-        <w:rPr>
-          <w:rFonts w:ascii="Arial" w:hAnsi="Arial" w:cs="Arial"/>
-          <w:sz w:val="20"/>
-        </w:rPr>
-        <w:t xml:space="preserve"> Actions, </w:t>
-      </w:r>
-      <w:proofErr w:type="spellStart"/>
-      <w:r>
-        <w:rPr>
-          <w:rFonts w:ascii="Arial" w:hAnsi="Arial" w:cs="Arial"/>
-          <w:sz w:val="20"/>
-        </w:rPr>
-        <w:t>GitLab</w:t>
-      </w:r>
-      <w:proofErr w:type="spellEnd"/>
-      <w:r>
-        <w:rPr>
-          <w:rFonts w:ascii="Arial" w:hAnsi="Arial" w:cs="Arial"/>
-          <w:sz w:val="20"/>
-        </w:rPr>
-        <w:t xml:space="preserve"> CI, Jenkins, Azure </w:t>
-      </w:r>
-      <w:proofErr w:type="spellStart"/>
-      <w:r>
-        <w:rPr>
-          <w:rFonts w:ascii="Arial" w:hAnsi="Arial" w:cs="Arial"/>
-          <w:sz w:val="20"/>
-        </w:rPr>
-        <w:t>DevOps</w:t>
-      </w:r>
-      <w:proofErr w:type="spellEnd"/>
-      <w:r>
-        <w:rPr>
-          <w:rFonts w:ascii="Arial" w:hAnsi="Arial" w:cs="Arial"/>
-          <w:sz w:val="20"/>
-        </w:rPr>
-        <w:t xml:space="preserve">, </w:t>
-      </w:r>
-      <w:proofErr w:type="spellStart"/>
-      <w:r>
-        <w:rPr>
-          <w:rFonts w:ascii="Arial" w:hAnsi="Arial" w:cs="Arial"/>
-          <w:sz w:val="20"/>
+          <w:sz w:val="18"/>
         </w:rPr>
         <w:t>CircleCI</w:t>
       </w:r>
@@ -974,13 +1130,16 @@
           <w:numId w:val="2"/>
         </w:numPr>
         <w:jc w:val="both"/>
-      </w:pPr>
-      <w:proofErr w:type="spellStart"/>
-      <w:r>
-        <w:rPr>
-          <w:rStyle w:val="Strong"/>
-          <w:rFonts w:ascii="Arial" w:hAnsi="Arial" w:cs="Arial"/>
-          <w:sz w:val="20"/>
+        <w:rPr>
+          <w:sz w:val="22"/>
+        </w:rPr>
+      </w:pPr>
+      <w:proofErr w:type="spellStart"/>
+      <w:r>
+        <w:rPr>
+          <w:rStyle w:val="Strong"/>
+          <w:rFonts w:ascii="Arial" w:hAnsi="Arial" w:cs="Arial"/>
+          <w:sz w:val="18"/>
         </w:rPr>
         <w:t>Observability</w:t>
       </w:r>
@@ -989,14 +1148,14 @@
         <w:rPr>
           <w:rStyle w:val="Strong"/>
           <w:rFonts w:ascii="Arial" w:hAnsi="Arial" w:cs="Arial"/>
-          <w:sz w:val="20"/>
+          <w:sz w:val="18"/>
         </w:rPr>
         <w:t>, Quality &amp; Security</w:t>
       </w:r>
       <w:r>
         <w:rPr>
           <w:rFonts w:ascii="Arial" w:hAnsi="Arial" w:cs="Arial"/>
-          <w:sz w:val="20"/>
+          <w:sz w:val="18"/>
         </w:rPr>
         <w:t xml:space="preserve"> – </w:t>
       </w:r>
@@ -1004,7 +1163,7 @@
       <w:r>
         <w:rPr>
           <w:rFonts w:ascii="Arial" w:hAnsi="Arial" w:cs="Arial"/>
-          <w:sz w:val="20"/>
+          <w:sz w:val="18"/>
         </w:rPr>
         <w:t>OpenTelemetry</w:t>
       </w:r>
@@ -1012,7 +1171,7 @@
       <w:r>
         <w:rPr>
           <w:rFonts w:ascii="Arial" w:hAnsi="Arial" w:cs="Arial"/>
-          <w:sz w:val="20"/>
+          <w:sz w:val="18"/>
         </w:rPr>
         <w:t xml:space="preserve">, </w:t>
       </w:r>
@@ -1020,7 +1179,7 @@
       <w:r>
         <w:rPr>
           <w:rFonts w:ascii="Arial" w:hAnsi="Arial" w:cs="Arial"/>
-          <w:sz w:val="20"/>
+          <w:sz w:val="18"/>
         </w:rPr>
         <w:t>Datadog</w:t>
       </w:r>
@@ -1028,7 +1187,7 @@
       <w:r>
         <w:rPr>
           <w:rFonts w:ascii="Arial" w:hAnsi="Arial" w:cs="Arial"/>
-          <w:sz w:val="20"/>
+          <w:sz w:val="18"/>
         </w:rPr>
         <w:t xml:space="preserve">, Prometheus, </w:t>
       </w:r>
@@ -1036,7 +1195,7 @@
       <w:r>
         <w:rPr>
           <w:rFonts w:ascii="Arial" w:hAnsi="Arial" w:cs="Arial"/>
-          <w:sz w:val="20"/>
+          <w:sz w:val="18"/>
         </w:rPr>
         <w:t>Grafana</w:t>
       </w:r>
@@ -1044,7 +1203,7 @@
       <w:r>
         <w:rPr>
           <w:rFonts w:ascii="Arial" w:hAnsi="Arial" w:cs="Arial"/>
-          <w:sz w:val="20"/>
+          <w:sz w:val="18"/>
         </w:rPr>
         <w:t xml:space="preserve">, ELK/EFK, </w:t>
       </w:r>
@@ -1052,7 +1211,7 @@
       <w:r>
         <w:rPr>
           <w:rFonts w:ascii="Arial" w:hAnsi="Arial" w:cs="Arial"/>
-          <w:sz w:val="20"/>
+          <w:sz w:val="18"/>
         </w:rPr>
         <w:t>CloudWatch</w:t>
       </w:r>
@@ -1060,15 +1219,45 @@
       <w:r>
         <w:rPr>
           <w:rFonts w:ascii="Arial" w:hAnsi="Arial" w:cs="Arial"/>
-          <w:sz w:val="20"/>
-        </w:rPr>
-        <w:t xml:space="preserve">, structured logging | Testing: Jest, Mocha, Chai, React Testing Library, Cypress, Playwright, API contract tests (Pact-style) | Security: OAuth2, </w:t>
-      </w:r>
-      <w:proofErr w:type="spellStart"/>
-      <w:r>
-        <w:rPr>
-          <w:rFonts w:ascii="Arial" w:hAnsi="Arial" w:cs="Arial"/>
-          <w:sz w:val="20"/>
+          <w:sz w:val="18"/>
+        </w:rPr>
+        <w:t xml:space="preserve">, structured logging | </w:t>
+      </w:r>
+      <w:r>
+        <w:rPr>
+          <w:rFonts w:ascii="Arial" w:hAnsi="Arial" w:cs="Arial"/>
+          <w:b/>
+          <w:sz w:val="18"/>
+        </w:rPr>
+        <w:t>Testing</w:t>
+      </w:r>
+      <w:r>
+        <w:rPr>
+          <w:rFonts w:ascii="Arial" w:hAnsi="Arial" w:cs="Arial"/>
+          <w:sz w:val="18"/>
+        </w:rPr>
+        <w:t xml:space="preserve">: Jest, Mocha, Chai, React Testing Library, Cypress, Playwright, API contract tests (Pact-style) | </w:t>
+      </w:r>
+      <w:r>
+        <w:rPr>
+          <w:rFonts w:ascii="Arial" w:hAnsi="Arial" w:cs="Arial"/>
+          <w:b/>
+          <w:sz w:val="18"/>
+        </w:rPr>
+        <w:t>Security</w:t>
+      </w:r>
+      <w:r>
+        <w:rPr>
+          <w:rFonts w:ascii="Arial" w:hAnsi="Arial" w:cs="Arial"/>
+          <w:sz w:val="18"/>
+        </w:rPr>
+        <w:t xml:space="preserve">: OAuth2, </w:t>
+      </w:r>
+      <w:proofErr w:type="spellStart"/>
+      <w:r>
+        <w:rPr>
+          <w:rFonts w:ascii="Arial" w:hAnsi="Arial" w:cs="Arial"/>
+          <w:sz w:val="18"/>
         </w:rPr>
         <w:t>OpenID</w:t>
       </w:r>
@@ -1076,7 +1265,7 @@
       <w:r>
         <w:rPr>
           <w:rFonts w:ascii="Arial" w:hAnsi="Arial" w:cs="Arial"/>
-          <w:sz w:val="20"/>
+          <w:sz w:val="18"/>
         </w:rPr>
         <w:t xml:space="preserve"> Connect, JWT, </w:t>
       </w:r>
@@ -1084,7 +1273,7 @@
       <w:r>
         <w:rPr>
           <w:rFonts w:ascii="Arial" w:hAnsi="Arial" w:cs="Arial"/>
-          <w:sz w:val="20"/>
+          <w:sz w:val="18"/>
         </w:rPr>
         <w:t>Okta</w:t>
       </w:r>
@@ -1092,7 +1281,7 @@
       <w:r>
         <w:rPr>
           <w:rFonts w:ascii="Arial" w:hAnsi="Arial" w:cs="Arial"/>
-          <w:sz w:val="20"/>
+          <w:sz w:val="18"/>
         </w:rPr>
         <w:t xml:space="preserve">, Auth0, AWS </w:t>
       </w:r>
@@ -1100,7 +1289,7 @@
       <w:r>
         <w:rPr>
           <w:rFonts w:ascii="Arial" w:hAnsi="Arial" w:cs="Arial"/>
-          <w:sz w:val="20"/>
+          <w:sz w:val="18"/>
         </w:rPr>
         <w:t>Cognito</w:t>
       </w:r>
@@ -1108,7 +1297,7 @@
       <w:r>
         <w:rPr>
           <w:rFonts w:ascii="Arial" w:hAnsi="Arial" w:cs="Arial"/>
-          <w:sz w:val="20"/>
+          <w:sz w:val="18"/>
         </w:rPr>
         <w:t>, rate limiting, RBAC/ABAC, audit logging</w:t>
       </w:r>
@@ -1187,13 +1376,13 @@
         <w:jc w:val="both"/>
         <w:rPr>
           <w:rFonts w:ascii="Arial" w:hAnsi="Arial" w:cs="Arial"/>
-          <w:sz w:val="20"/>
-        </w:rPr>
-      </w:pPr>
-      <w:r>
-        <w:rPr>
-          <w:rFonts w:ascii="Arial" w:hAnsi="Arial" w:cs="Arial"/>
-          <w:sz w:val="20"/>
+          <w:sz w:val="18"/>
+        </w:rPr>
+      </w:pPr>
+      <w:r>
+        <w:rPr>
+          <w:rFonts w:ascii="Arial" w:hAnsi="Arial" w:cs="Arial"/>
+          <w:sz w:val="18"/>
         </w:rPr>
         <w:t xml:space="preserve">Owned </w:t>
       </w:r>
@@ -1201,14 +1390,14 @@
         <w:rPr>
           <w:rStyle w:val="Strong"/>
           <w:rFonts w:ascii="Arial" w:hAnsi="Arial" w:cs="Arial"/>
-          <w:sz w:val="20"/>
+          <w:sz w:val="18"/>
         </w:rPr>
         <w:t>deployment reliability</w:t>
       </w:r>
       <w:r>
         <w:rPr>
           <w:rFonts w:ascii="Arial" w:hAnsi="Arial" w:cs="Arial"/>
-          <w:sz w:val="20"/>
+          <w:sz w:val="18"/>
         </w:rPr>
         <w:t xml:space="preserve"> across multiple services by standardizing </w:t>
       </w:r>
@@ -1217,7 +1406,7 @@
         <w:rPr>
           <w:rStyle w:val="Strong"/>
           <w:rFonts w:ascii="Arial" w:hAnsi="Arial" w:cs="Arial"/>
-          <w:sz w:val="20"/>
+          <w:sz w:val="18"/>
         </w:rPr>
         <w:t>GitOps</w:t>
       </w:r>
@@ -1225,7 +1414,7 @@
       <w:r>
         <w:rPr>
           <w:rFonts w:ascii="Arial" w:hAnsi="Arial" w:cs="Arial"/>
-          <w:sz w:val="20"/>
+          <w:sz w:val="18"/>
         </w:rPr>
         <w:t xml:space="preserve"> promotion rules with </w:t>
       </w:r>
@@ -1233,14 +1422,14 @@
         <w:rPr>
           <w:rStyle w:val="Strong"/>
           <w:rFonts w:ascii="Arial" w:hAnsi="Arial" w:cs="Arial"/>
-          <w:sz w:val="20"/>
+          <w:sz w:val="18"/>
         </w:rPr>
         <w:t>Argo CD</w:t>
       </w:r>
       <w:r>
         <w:rPr>
           <w:rFonts w:ascii="Arial" w:hAnsi="Arial" w:cs="Arial"/>
-          <w:sz w:val="20"/>
+          <w:sz w:val="18"/>
         </w:rPr>
         <w:t>, tightening release controls, and ensuring every deploy was traceable from commit to runtime.</w:t>
       </w:r>
@@ -1255,13 +1444,13 @@
         <w:jc w:val="both"/>
         <w:rPr>
           <w:rFonts w:ascii="Arial" w:hAnsi="Arial" w:cs="Arial"/>
-          <w:sz w:val="20"/>
-        </w:rPr>
-      </w:pPr>
-      <w:r>
-        <w:rPr>
-          <w:rFonts w:ascii="Arial" w:hAnsi="Arial" w:cs="Arial"/>
-          <w:sz w:val="20"/>
+          <w:sz w:val="18"/>
+        </w:rPr>
+      </w:pPr>
+      <w:r>
+        <w:rPr>
+          <w:rFonts w:ascii="Arial" w:hAnsi="Arial" w:cs="Arial"/>
+          <w:sz w:val="18"/>
         </w:rPr>
         <w:t xml:space="preserve">Built repeatable </w:t>
       </w:r>
@@ -1269,14 +1458,14 @@
         <w:rPr>
           <w:rStyle w:val="Strong"/>
           <w:rFonts w:ascii="Arial" w:hAnsi="Arial" w:cs="Arial"/>
-          <w:sz w:val="20"/>
+          <w:sz w:val="18"/>
         </w:rPr>
         <w:t>CI/CD</w:t>
       </w:r>
       <w:r>
         <w:rPr>
           <w:rFonts w:ascii="Arial" w:hAnsi="Arial" w:cs="Arial"/>
-          <w:sz w:val="20"/>
+          <w:sz w:val="18"/>
         </w:rPr>
         <w:t xml:space="preserve"> pipelines in </w:t>
       </w:r>
@@ -1285,7 +1474,7 @@
         <w:rPr>
           <w:rStyle w:val="Strong"/>
           <w:rFonts w:ascii="Arial" w:hAnsi="Arial" w:cs="Arial"/>
-          <w:sz w:val="20"/>
+          <w:sz w:val="18"/>
         </w:rPr>
         <w:t>GitHub</w:t>
       </w:r>
@@ -1294,14 +1483,14 @@
         <w:rPr>
           <w:rStyle w:val="Strong"/>
           <w:rFonts w:ascii="Arial" w:hAnsi="Arial" w:cs="Arial"/>
-          <w:sz w:val="20"/>
+          <w:sz w:val="18"/>
         </w:rPr>
         <w:t xml:space="preserve"> Actions</w:t>
       </w:r>
       <w:r>
         <w:rPr>
           <w:rFonts w:ascii="Arial" w:hAnsi="Arial" w:cs="Arial"/>
-          <w:sz w:val="20"/>
+          <w:sz w:val="18"/>
         </w:rPr>
         <w:t xml:space="preserve"> and </w:t>
       </w:r>
@@ -1309,14 +1498,14 @@
         <w:rPr>
           <w:rStyle w:val="Strong"/>
           <w:rFonts w:ascii="Arial" w:hAnsi="Arial" w:cs="Arial"/>
-          <w:sz w:val="20"/>
+          <w:sz w:val="18"/>
         </w:rPr>
         <w:t>Jenkins</w:t>
       </w:r>
       <w:r>
         <w:rPr>
           <w:rFonts w:ascii="Arial" w:hAnsi="Arial" w:cs="Arial"/>
-          <w:sz w:val="20"/>
+          <w:sz w:val="18"/>
         </w:rPr>
         <w:t xml:space="preserve"> with quality gates (</w:t>
       </w:r>
@@ -1324,14 +1513,14 @@
         <w:rPr>
           <w:rStyle w:val="Strong"/>
           <w:rFonts w:ascii="Arial" w:hAnsi="Arial" w:cs="Arial"/>
-          <w:sz w:val="20"/>
+          <w:sz w:val="18"/>
         </w:rPr>
         <w:t>Jest</w:t>
       </w:r>
       <w:r>
         <w:rPr>
           <w:rFonts w:ascii="Arial" w:hAnsi="Arial" w:cs="Arial"/>
-          <w:sz w:val="20"/>
+          <w:sz w:val="18"/>
         </w:rPr>
         <w:t xml:space="preserve">, </w:t>
       </w:r>
@@ -1339,14 +1528,14 @@
         <w:rPr>
           <w:rStyle w:val="Strong"/>
           <w:rFonts w:ascii="Arial" w:hAnsi="Arial" w:cs="Arial"/>
-          <w:sz w:val="20"/>
+          <w:sz w:val="18"/>
         </w:rPr>
         <w:t>Mocha/Chai</w:t>
       </w:r>
       <w:r>
         <w:rPr>
           <w:rFonts w:ascii="Arial" w:hAnsi="Arial" w:cs="Arial"/>
-          <w:sz w:val="20"/>
+          <w:sz w:val="18"/>
         </w:rPr>
         <w:t xml:space="preserve">, </w:t>
       </w:r>
@@ -1354,14 +1543,14 @@
         <w:rPr>
           <w:rStyle w:val="Strong"/>
           <w:rFonts w:ascii="Arial" w:hAnsi="Arial" w:cs="Arial"/>
-          <w:sz w:val="20"/>
+          <w:sz w:val="18"/>
         </w:rPr>
         <w:t>React Testing Library</w:t>
       </w:r>
       <w:r>
         <w:rPr>
           <w:rFonts w:ascii="Arial" w:hAnsi="Arial" w:cs="Arial"/>
-          <w:sz w:val="20"/>
+          <w:sz w:val="18"/>
         </w:rPr>
         <w:t xml:space="preserve">, </w:t>
       </w:r>
@@ -1369,14 +1558,14 @@
         <w:rPr>
           <w:rStyle w:val="Strong"/>
           <w:rFonts w:ascii="Arial" w:hAnsi="Arial" w:cs="Arial"/>
-          <w:sz w:val="20"/>
+          <w:sz w:val="18"/>
         </w:rPr>
         <w:t>Cypress</w:t>
       </w:r>
       <w:r>
         <w:rPr>
           <w:rFonts w:ascii="Arial" w:hAnsi="Arial" w:cs="Arial"/>
-          <w:sz w:val="20"/>
+          <w:sz w:val="18"/>
         </w:rPr>
         <w:t xml:space="preserve">, and </w:t>
       </w:r>
@@ -1384,14 +1573,14 @@
         <w:rPr>
           <w:rStyle w:val="Strong"/>
           <w:rFonts w:ascii="Arial" w:hAnsi="Arial" w:cs="Arial"/>
-          <w:sz w:val="20"/>
+          <w:sz w:val="18"/>
         </w:rPr>
         <w:t>Pact-style</w:t>
       </w:r>
       <w:r>
         <w:rPr>
           <w:rFonts w:ascii="Arial" w:hAnsi="Arial" w:cs="Arial"/>
-          <w:sz w:val="20"/>
+          <w:sz w:val="18"/>
         </w:rPr>
         <w:t xml:space="preserve"> contract tests) to prevent regressions from reaching production.</w:t>
       </w:r>
@@ -1406,13 +1595,13 @@
         <w:jc w:val="both"/>
         <w:rPr>
           <w:rFonts w:ascii="Arial" w:hAnsi="Arial" w:cs="Arial"/>
-          <w:sz w:val="20"/>
-        </w:rPr>
-      </w:pPr>
-      <w:r>
-        <w:rPr>
-          <w:rFonts w:ascii="Arial" w:hAnsi="Arial" w:cs="Arial"/>
-          <w:sz w:val="20"/>
+          <w:sz w:val="18"/>
+        </w:rPr>
+      </w:pPr>
+      <w:r>
+        <w:rPr>
+          <w:rFonts w:ascii="Arial" w:hAnsi="Arial" w:cs="Arial"/>
+          <w:sz w:val="18"/>
         </w:rPr>
         <w:t xml:space="preserve">Containerized Node workloads with </w:t>
       </w:r>
@@ -1421,7 +1610,7 @@
         <w:rPr>
           <w:rStyle w:val="Strong"/>
           <w:rFonts w:ascii="Arial" w:hAnsi="Arial" w:cs="Arial"/>
-          <w:sz w:val="20"/>
+          <w:sz w:val="18"/>
         </w:rPr>
         <w:t>Docker</w:t>
       </w:r>
@@ -1429,7 +1618,7 @@
       <w:r>
         <w:rPr>
           <w:rFonts w:ascii="Arial" w:hAnsi="Arial" w:cs="Arial"/>
-          <w:sz w:val="20"/>
+          <w:sz w:val="18"/>
         </w:rPr>
         <w:t xml:space="preserve"> and deployed on </w:t>
       </w:r>
@@ -1437,14 +1626,14 @@
         <w:rPr>
           <w:rStyle w:val="Strong"/>
           <w:rFonts w:ascii="Arial" w:hAnsi="Arial" w:cs="Arial"/>
-          <w:sz w:val="20"/>
+          <w:sz w:val="18"/>
         </w:rPr>
         <w:t>AWS EKS/ECS</w:t>
       </w:r>
       <w:r>
         <w:rPr>
           <w:rFonts w:ascii="Arial" w:hAnsi="Arial" w:cs="Arial"/>
-          <w:sz w:val="20"/>
+          <w:sz w:val="18"/>
         </w:rPr>
         <w:t xml:space="preserve">, using </w:t>
       </w:r>
@@ -1452,14 +1641,14 @@
         <w:rPr>
           <w:rStyle w:val="Strong"/>
           <w:rFonts w:ascii="Arial" w:hAnsi="Arial" w:cs="Arial"/>
-          <w:sz w:val="20"/>
+          <w:sz w:val="18"/>
         </w:rPr>
         <w:t>Helm</w:t>
       </w:r>
       <w:r>
         <w:rPr>
           <w:rFonts w:ascii="Arial" w:hAnsi="Arial" w:cs="Arial"/>
-          <w:sz w:val="20"/>
+          <w:sz w:val="18"/>
         </w:rPr>
         <w:t xml:space="preserve"> and </w:t>
       </w:r>
@@ -1468,7 +1657,7 @@
         <w:rPr>
           <w:rStyle w:val="Strong"/>
           <w:rFonts w:ascii="Arial" w:hAnsi="Arial" w:cs="Arial"/>
-          <w:sz w:val="20"/>
+          <w:sz w:val="18"/>
         </w:rPr>
         <w:t>Terraform</w:t>
       </w:r>
@@ -1477,7 +1666,7 @@
         <w:rPr>
           <w:rStyle w:val="Strong"/>
           <w:rFonts w:ascii="Arial" w:hAnsi="Arial" w:cs="Arial"/>
-          <w:sz w:val="20"/>
+          <w:sz w:val="18"/>
         </w:rPr>
         <w:t>/</w:t>
       </w:r>
@@ -1486,7 +1675,7 @@
         <w:rPr>
           <w:rStyle w:val="Strong"/>
           <w:rFonts w:ascii="Arial" w:hAnsi="Arial" w:cs="Arial"/>
-          <w:sz w:val="20"/>
+          <w:sz w:val="18"/>
         </w:rPr>
         <w:t>CloudFormation</w:t>
       </w:r>
@@ -1494,7 +1683,7 @@
       <w:r>
         <w:rPr>
           <w:rFonts w:ascii="Arial" w:hAnsi="Arial" w:cs="Arial"/>
-          <w:sz w:val="20"/>
+          <w:sz w:val="18"/>
         </w:rPr>
         <w:t xml:space="preserve"> to eliminate drift and enable deterministic environment recreation.</w:t>
       </w:r>
@@ -1509,13 +1698,13 @@
         <w:jc w:val="both"/>
         <w:rPr>
           <w:rFonts w:ascii="Arial" w:hAnsi="Arial" w:cs="Arial"/>
-          <w:sz w:val="20"/>
-        </w:rPr>
-      </w:pPr>
-      <w:r>
-        <w:rPr>
-          <w:rFonts w:ascii="Arial" w:hAnsi="Arial" w:cs="Arial"/>
-          <w:sz w:val="20"/>
+          <w:sz w:val="18"/>
+        </w:rPr>
+      </w:pPr>
+      <w:r>
+        <w:rPr>
+          <w:rFonts w:ascii="Arial" w:hAnsi="Arial" w:cs="Arial"/>
+          <w:sz w:val="18"/>
         </w:rPr>
         <w:t xml:space="preserve">Implemented event-driven processing using </w:t>
       </w:r>
@@ -1523,14 +1712,14 @@
         <w:rPr>
           <w:rStyle w:val="Strong"/>
           <w:rFonts w:ascii="Arial" w:hAnsi="Arial" w:cs="Arial"/>
-          <w:sz w:val="20"/>
+          <w:sz w:val="18"/>
         </w:rPr>
         <w:t>AWS SNS/SQS</w:t>
       </w:r>
       <w:r>
         <w:rPr>
           <w:rFonts w:ascii="Arial" w:hAnsi="Arial" w:cs="Arial"/>
-          <w:sz w:val="20"/>
+          <w:sz w:val="18"/>
         </w:rPr>
         <w:t xml:space="preserve">, </w:t>
       </w:r>
@@ -1538,14 +1727,14 @@
         <w:rPr>
           <w:rStyle w:val="Strong"/>
           <w:rFonts w:ascii="Arial" w:hAnsi="Arial" w:cs="Arial"/>
-          <w:sz w:val="20"/>
+          <w:sz w:val="18"/>
         </w:rPr>
         <w:t>Kafka</w:t>
       </w:r>
       <w:r>
         <w:rPr>
           <w:rFonts w:ascii="Arial" w:hAnsi="Arial" w:cs="Arial"/>
-          <w:sz w:val="20"/>
+          <w:sz w:val="18"/>
         </w:rPr>
         <w:t xml:space="preserve">, and </w:t>
       </w:r>
@@ -1554,7 +1743,7 @@
         <w:rPr>
           <w:rStyle w:val="Strong"/>
           <w:rFonts w:ascii="Arial" w:hAnsi="Arial" w:cs="Arial"/>
-          <w:sz w:val="20"/>
+          <w:sz w:val="18"/>
         </w:rPr>
         <w:t>RabbitMQ</w:t>
       </w:r>
@@ -1562,7 +1751,7 @@
       <w:r>
         <w:rPr>
           <w:rFonts w:ascii="Arial" w:hAnsi="Arial" w:cs="Arial"/>
-          <w:sz w:val="20"/>
+          <w:sz w:val="18"/>
         </w:rPr>
         <w:t xml:space="preserve">, adding </w:t>
       </w:r>
@@ -1571,7 +1760,7 @@
         <w:rPr>
           <w:rStyle w:val="Strong"/>
           <w:rFonts w:ascii="Arial" w:hAnsi="Arial" w:cs="Arial"/>
-          <w:sz w:val="20"/>
+          <w:sz w:val="18"/>
         </w:rPr>
         <w:t>idempotency</w:t>
       </w:r>
@@ -1579,7 +1768,7 @@
       <w:r>
         <w:rPr>
           <w:rFonts w:ascii="Arial" w:hAnsi="Arial" w:cs="Arial"/>
-          <w:sz w:val="20"/>
+          <w:sz w:val="18"/>
         </w:rPr>
         <w:t>, DLQs, and retry policies so failures could be replayed safely without data corruption.</w:t>
       </w:r>
@@ -1594,13 +1783,13 @@
         <w:jc w:val="both"/>
         <w:rPr>
           <w:rFonts w:ascii="Arial" w:hAnsi="Arial" w:cs="Arial"/>
-          <w:sz w:val="20"/>
-        </w:rPr>
-      </w:pPr>
-      <w:r>
-        <w:rPr>
-          <w:rFonts w:ascii="Arial" w:hAnsi="Arial" w:cs="Arial"/>
-          <w:sz w:val="20"/>
+          <w:sz w:val="18"/>
+        </w:rPr>
+      </w:pPr>
+      <w:r>
+        <w:rPr>
+          <w:rFonts w:ascii="Arial" w:hAnsi="Arial" w:cs="Arial"/>
+          <w:sz w:val="18"/>
         </w:rPr>
         <w:t xml:space="preserve">Improved service performance by tuning </w:t>
       </w:r>
@@ -1609,7 +1798,7 @@
         <w:rPr>
           <w:rStyle w:val="Strong"/>
           <w:rFonts w:ascii="Arial" w:hAnsi="Arial" w:cs="Arial"/>
-          <w:sz w:val="20"/>
+          <w:sz w:val="18"/>
         </w:rPr>
         <w:t>PostgreSQL</w:t>
       </w:r>
@@ -1617,7 +1806,7 @@
       <w:r>
         <w:rPr>
           <w:rFonts w:ascii="Arial" w:hAnsi="Arial" w:cs="Arial"/>
-          <w:sz w:val="20"/>
+          <w:sz w:val="18"/>
         </w:rPr>
         <w:t xml:space="preserve"> queries and indexes, introducing </w:t>
       </w:r>
@@ -1626,7 +1815,7 @@
         <w:rPr>
           <w:rStyle w:val="Strong"/>
           <w:rFonts w:ascii="Arial" w:hAnsi="Arial" w:cs="Arial"/>
-          <w:sz w:val="20"/>
+          <w:sz w:val="18"/>
         </w:rPr>
         <w:t>Redis</w:t>
       </w:r>
@@ -1634,7 +1823,7 @@
       <w:r>
         <w:rPr>
           <w:rFonts w:ascii="Arial" w:hAnsi="Arial" w:cs="Arial"/>
-          <w:sz w:val="20"/>
+          <w:sz w:val="18"/>
         </w:rPr>
         <w:t xml:space="preserve"> caching via </w:t>
       </w:r>
@@ -1643,7 +1832,7 @@
         <w:rPr>
           <w:rStyle w:val="Strong"/>
           <w:rFonts w:ascii="Arial" w:hAnsi="Arial" w:cs="Arial"/>
-          <w:sz w:val="20"/>
+          <w:sz w:val="18"/>
         </w:rPr>
         <w:t>ElastiCache</w:t>
       </w:r>
@@ -1651,7 +1840,7 @@
       <w:r>
         <w:rPr>
           <w:rFonts w:ascii="Arial" w:hAnsi="Arial" w:cs="Arial"/>
-          <w:sz w:val="20"/>
+          <w:sz w:val="18"/>
         </w:rPr>
         <w:t>, and validating changes with production-like load tests to protect p95 latency.</w:t>
       </w:r>
@@ -1666,13 +1855,13 @@
         <w:jc w:val="both"/>
         <w:rPr>
           <w:rFonts w:ascii="Arial" w:hAnsi="Arial" w:cs="Arial"/>
-          <w:sz w:val="20"/>
-        </w:rPr>
-      </w:pPr>
-      <w:r>
-        <w:rPr>
-          <w:rFonts w:ascii="Arial" w:hAnsi="Arial" w:cs="Arial"/>
-          <w:sz w:val="20"/>
+          <w:sz w:val="18"/>
+        </w:rPr>
+      </w:pPr>
+      <w:r>
+        <w:rPr>
+          <w:rFonts w:ascii="Arial" w:hAnsi="Arial" w:cs="Arial"/>
+          <w:sz w:val="18"/>
         </w:rPr>
         <w:t xml:space="preserve">Strengthened data portability by integrating workloads with </w:t>
       </w:r>
@@ -1681,7 +1870,7 @@
         <w:rPr>
           <w:rStyle w:val="Strong"/>
           <w:rFonts w:ascii="Arial" w:hAnsi="Arial" w:cs="Arial"/>
-          <w:sz w:val="20"/>
+          <w:sz w:val="18"/>
         </w:rPr>
         <w:t>DynamoDB</w:t>
       </w:r>
@@ -1689,7 +1878,7 @@
       <w:r>
         <w:rPr>
           <w:rFonts w:ascii="Arial" w:hAnsi="Arial" w:cs="Arial"/>
-          <w:sz w:val="20"/>
+          <w:sz w:val="18"/>
         </w:rPr>
         <w:t xml:space="preserve"> for key-value access patterns and </w:t>
       </w:r>
@@ -1698,7 +1887,7 @@
         <w:rPr>
           <w:rStyle w:val="Strong"/>
           <w:rFonts w:ascii="Arial" w:hAnsi="Arial" w:cs="Arial"/>
-          <w:sz w:val="20"/>
+          <w:sz w:val="18"/>
         </w:rPr>
         <w:t>MongoDB</w:t>
       </w:r>
@@ -1706,7 +1895,7 @@
       <w:r>
         <w:rPr>
           <w:rFonts w:ascii="Arial" w:hAnsi="Arial" w:cs="Arial"/>
-          <w:sz w:val="20"/>
+          <w:sz w:val="18"/>
         </w:rPr>
         <w:t xml:space="preserve"> for flexible document workflows where schema evolution was frequent.</w:t>
       </w:r>
@@ -1721,13 +1910,13 @@
         <w:jc w:val="both"/>
         <w:rPr>
           <w:rFonts w:ascii="Arial" w:hAnsi="Arial" w:cs="Arial"/>
-          <w:sz w:val="20"/>
-        </w:rPr>
-      </w:pPr>
-      <w:r>
-        <w:rPr>
-          <w:rFonts w:ascii="Arial" w:hAnsi="Arial" w:cs="Arial"/>
-          <w:sz w:val="20"/>
+          <w:sz w:val="18"/>
+        </w:rPr>
+      </w:pPr>
+      <w:r>
+        <w:rPr>
+          <w:rFonts w:ascii="Arial" w:hAnsi="Arial" w:cs="Arial"/>
+          <w:sz w:val="18"/>
         </w:rPr>
         <w:t xml:space="preserve">Built search experiences using </w:t>
       </w:r>
@@ -1736,7 +1925,7 @@
         <w:rPr>
           <w:rStyle w:val="Strong"/>
           <w:rFonts w:ascii="Arial" w:hAnsi="Arial" w:cs="Arial"/>
-          <w:sz w:val="20"/>
+          <w:sz w:val="18"/>
         </w:rPr>
         <w:t>Elasticsearch</w:t>
       </w:r>
@@ -1744,7 +1933,7 @@
       <w:r>
         <w:rPr>
           <w:rFonts w:ascii="Arial" w:hAnsi="Arial" w:cs="Arial"/>
-          <w:sz w:val="20"/>
+          <w:sz w:val="18"/>
         </w:rPr>
         <w:t xml:space="preserve"> and </w:t>
       </w:r>
@@ -1752,14 +1941,14 @@
         <w:rPr>
           <w:rStyle w:val="Strong"/>
           <w:rFonts w:ascii="Arial" w:hAnsi="Arial" w:cs="Arial"/>
-          <w:sz w:val="20"/>
+          <w:sz w:val="18"/>
         </w:rPr>
         <w:t>OpenSearch</w:t>
       </w:r>
       <w:r>
         <w:rPr>
           <w:rFonts w:ascii="Arial" w:hAnsi="Arial" w:cs="Arial"/>
-          <w:sz w:val="20"/>
+          <w:sz w:val="18"/>
         </w:rPr>
         <w:t>, standardizing index mappings and ingestion pipelines so product teams could add new searchable fields without breaking relevancy.</w:t>
       </w:r>
@@ -1774,13 +1963,13 @@
         <w:jc w:val="both"/>
         <w:rPr>
           <w:rFonts w:ascii="Arial" w:hAnsi="Arial" w:cs="Arial"/>
-          <w:sz w:val="20"/>
-        </w:rPr>
-      </w:pPr>
-      <w:r>
-        <w:rPr>
-          <w:rFonts w:ascii="Arial" w:hAnsi="Arial" w:cs="Arial"/>
-          <w:sz w:val="20"/>
+          <w:sz w:val="18"/>
+        </w:rPr>
+      </w:pPr>
+      <w:r>
+        <w:rPr>
+          <w:rFonts w:ascii="Arial" w:hAnsi="Arial" w:cs="Arial"/>
+          <w:sz w:val="18"/>
         </w:rPr>
         <w:t xml:space="preserve">Delivered multi-region delivery improvements by using </w:t>
       </w:r>
@@ -1788,14 +1977,14 @@
         <w:rPr>
           <w:rStyle w:val="Strong"/>
           <w:rFonts w:ascii="Arial" w:hAnsi="Arial" w:cs="Arial"/>
-          <w:sz w:val="20"/>
+          <w:sz w:val="18"/>
         </w:rPr>
         <w:t>S3</w:t>
       </w:r>
       <w:r>
         <w:rPr>
           <w:rFonts w:ascii="Arial" w:hAnsi="Arial" w:cs="Arial"/>
-          <w:sz w:val="20"/>
+          <w:sz w:val="18"/>
         </w:rPr>
         <w:t xml:space="preserve"> for artifacts and </w:t>
       </w:r>
@@ -1804,7 +1993,7 @@
         <w:rPr>
           <w:rStyle w:val="Strong"/>
           <w:rFonts w:ascii="Arial" w:hAnsi="Arial" w:cs="Arial"/>
-          <w:sz w:val="20"/>
+          <w:sz w:val="18"/>
         </w:rPr>
         <w:t>CloudFront</w:t>
       </w:r>
@@ -1812,7 +2001,7 @@
       <w:r>
         <w:rPr>
           <w:rFonts w:ascii="Arial" w:hAnsi="Arial" w:cs="Arial"/>
-          <w:sz w:val="20"/>
+          <w:sz w:val="18"/>
         </w:rPr>
         <w:t xml:space="preserve"> for edge distribution, reducing download latency and hardening access via signed URL patterns.</w:t>
       </w:r>
@@ -1827,13 +2016,13 @@
         <w:jc w:val="both"/>
         <w:rPr>
           <w:rFonts w:ascii="Arial" w:hAnsi="Arial" w:cs="Arial"/>
-          <w:sz w:val="20"/>
-        </w:rPr>
-      </w:pPr>
-      <w:r>
-        <w:rPr>
-          <w:rFonts w:ascii="Arial" w:hAnsi="Arial" w:cs="Arial"/>
-          <w:sz w:val="20"/>
+          <w:sz w:val="18"/>
+        </w:rPr>
+      </w:pPr>
+      <w:r>
+        <w:rPr>
+          <w:rFonts w:ascii="Arial" w:hAnsi="Arial" w:cs="Arial"/>
+          <w:sz w:val="18"/>
         </w:rPr>
         <w:t xml:space="preserve">Shipped resilient service orchestration via </w:t>
       </w:r>
@@ -1842,7 +2031,7 @@
         <w:rPr>
           <w:rStyle w:val="Strong"/>
           <w:rFonts w:ascii="Arial" w:hAnsi="Arial" w:cs="Arial"/>
-          <w:sz w:val="20"/>
+          <w:sz w:val="18"/>
         </w:rPr>
         <w:t>EventBridge</w:t>
       </w:r>
@@ -1850,7 +2039,7 @@
       <w:r>
         <w:rPr>
           <w:rFonts w:ascii="Arial" w:hAnsi="Arial" w:cs="Arial"/>
-          <w:sz w:val="20"/>
+          <w:sz w:val="18"/>
         </w:rPr>
         <w:t xml:space="preserve"> and </w:t>
       </w:r>
@@ -1858,14 +2047,14 @@
         <w:rPr>
           <w:rStyle w:val="Strong"/>
           <w:rFonts w:ascii="Arial" w:hAnsi="Arial" w:cs="Arial"/>
-          <w:sz w:val="20"/>
+          <w:sz w:val="18"/>
         </w:rPr>
         <w:t>Step Functions</w:t>
       </w:r>
       <w:r>
         <w:rPr>
           <w:rFonts w:ascii="Arial" w:hAnsi="Arial" w:cs="Arial"/>
-          <w:sz w:val="20"/>
+          <w:sz w:val="18"/>
         </w:rPr>
         <w:t xml:space="preserve"> for long-running workflows, improving traceability and reducing “stuck job” operational pages.</w:t>
       </w:r>
@@ -1880,13 +2069,13 @@
         <w:jc w:val="both"/>
         <w:rPr>
           <w:rFonts w:ascii="Arial" w:hAnsi="Arial" w:cs="Arial"/>
-          <w:sz w:val="20"/>
-        </w:rPr>
-      </w:pPr>
-      <w:r>
-        <w:rPr>
-          <w:rFonts w:ascii="Arial" w:hAnsi="Arial" w:cs="Arial"/>
-          <w:sz w:val="20"/>
+          <w:sz w:val="18"/>
+        </w:rPr>
+      </w:pPr>
+      <w:r>
+        <w:rPr>
+          <w:rFonts w:ascii="Arial" w:hAnsi="Arial" w:cs="Arial"/>
+          <w:sz w:val="18"/>
         </w:rPr>
         <w:t xml:space="preserve">Instrumented systems with </w:t>
       </w:r>
@@ -1895,7 +2084,7 @@
         <w:rPr>
           <w:rStyle w:val="Strong"/>
           <w:rFonts w:ascii="Arial" w:hAnsi="Arial" w:cs="Arial"/>
-          <w:sz w:val="20"/>
+          <w:sz w:val="18"/>
         </w:rPr>
         <w:t>OpenTelemetry</w:t>
       </w:r>
@@ -1903,7 +2092,7 @@
       <w:r>
         <w:rPr>
           <w:rFonts w:ascii="Arial" w:hAnsi="Arial" w:cs="Arial"/>
-          <w:sz w:val="20"/>
+          <w:sz w:val="18"/>
         </w:rPr>
         <w:t xml:space="preserve"> and exported telemetry into </w:t>
       </w:r>
@@ -1912,7 +2101,7 @@
         <w:rPr>
           <w:rStyle w:val="Strong"/>
           <w:rFonts w:ascii="Arial" w:hAnsi="Arial" w:cs="Arial"/>
-          <w:sz w:val="20"/>
+          <w:sz w:val="18"/>
         </w:rPr>
         <w:t>Datadog</w:t>
       </w:r>
@@ -1920,7 +2109,7 @@
       <w:r>
         <w:rPr>
           <w:rFonts w:ascii="Arial" w:hAnsi="Arial" w:cs="Arial"/>
-          <w:sz w:val="20"/>
+          <w:sz w:val="18"/>
         </w:rPr>
         <w:t xml:space="preserve">, </w:t>
       </w:r>
@@ -1928,14 +2117,14 @@
         <w:rPr>
           <w:rStyle w:val="Strong"/>
           <w:rFonts w:ascii="Arial" w:hAnsi="Arial" w:cs="Arial"/>
-          <w:sz w:val="20"/>
+          <w:sz w:val="18"/>
         </w:rPr>
         <w:t>Prometheus</w:t>
       </w:r>
       <w:r>
         <w:rPr>
           <w:rFonts w:ascii="Arial" w:hAnsi="Arial" w:cs="Arial"/>
-          <w:sz w:val="20"/>
+          <w:sz w:val="18"/>
         </w:rPr>
         <w:t xml:space="preserve">, </w:t>
       </w:r>
@@ -1944,7 +2133,7 @@
         <w:rPr>
           <w:rStyle w:val="Strong"/>
           <w:rFonts w:ascii="Arial" w:hAnsi="Arial" w:cs="Arial"/>
-          <w:sz w:val="20"/>
+          <w:sz w:val="18"/>
         </w:rPr>
         <w:t>Grafana</w:t>
       </w:r>
@@ -1952,7 +2141,7 @@
       <w:r>
         <w:rPr>
           <w:rFonts w:ascii="Arial" w:hAnsi="Arial" w:cs="Arial"/>
-          <w:sz w:val="20"/>
+          <w:sz w:val="18"/>
         </w:rPr>
         <w:t xml:space="preserve">, and </w:t>
       </w:r>
@@ -1961,7 +2150,7 @@
         <w:rPr>
           <w:rStyle w:val="Strong"/>
           <w:rFonts w:ascii="Arial" w:hAnsi="Arial" w:cs="Arial"/>
-          <w:sz w:val="20"/>
+          <w:sz w:val="18"/>
         </w:rPr>
         <w:t>CloudWatch</w:t>
       </w:r>
@@ -1969,7 +2158,7 @@
       <w:r>
         <w:rPr>
           <w:rFonts w:ascii="Arial" w:hAnsi="Arial" w:cs="Arial"/>
-          <w:sz w:val="20"/>
+          <w:sz w:val="18"/>
         </w:rPr>
         <w:t>, enabling end-to-end correlation IDs and actionable dashboards for SLO reviews.</w:t>
       </w:r>
@@ -1984,22 +2173,21 @@
         <w:jc w:val="both"/>
         <w:rPr>
           <w:rFonts w:ascii="Arial" w:hAnsi="Arial" w:cs="Arial"/>
-          <w:sz w:val="20"/>
-        </w:rPr>
-      </w:pPr>
-      <w:r>
-        <w:rPr>
-          <w:rFonts w:ascii="Arial" w:hAnsi="Arial" w:cs="Arial"/>
-          <w:sz w:val="20"/>
-        </w:rPr>
-        <w:lastRenderedPageBreak/>
+          <w:sz w:val="18"/>
+        </w:rPr>
+      </w:pPr>
+      <w:r>
+        <w:rPr>
+          <w:rFonts w:ascii="Arial" w:hAnsi="Arial" w:cs="Arial"/>
+          <w:sz w:val="18"/>
+        </w:rPr>
         <w:t xml:space="preserve">Reduced on-call noise by tuning alert thresholds, splitting symptom </w:t>
       </w:r>
       <w:proofErr w:type="spellStart"/>
       <w:r>
         <w:rPr>
           <w:rFonts w:ascii="Arial" w:hAnsi="Arial" w:cs="Arial"/>
-          <w:sz w:val="20"/>
+          <w:sz w:val="18"/>
         </w:rPr>
         <w:t>vs</w:t>
       </w:r>
@@ -2007,7 +2195,7 @@
       <w:r>
         <w:rPr>
           <w:rFonts w:ascii="Arial" w:hAnsi="Arial" w:cs="Arial"/>
-          <w:sz w:val="20"/>
+          <w:sz w:val="18"/>
         </w:rPr>
         <w:t xml:space="preserve"> cause alarms, and aligning alerting policies with clear </w:t>
       </w:r>
@@ -2015,7 +2203,7 @@
       <w:r>
         <w:rPr>
           <w:rFonts w:ascii="Arial" w:hAnsi="Arial" w:cs="Arial"/>
-          <w:sz w:val="20"/>
+          <w:sz w:val="18"/>
         </w:rPr>
         <w:t>runbooks</w:t>
       </w:r>
@@ -2023,7 +2211,7 @@
       <w:r>
         <w:rPr>
           <w:rFonts w:ascii="Arial" w:hAnsi="Arial" w:cs="Arial"/>
-          <w:sz w:val="20"/>
+          <w:sz w:val="18"/>
         </w:rPr>
         <w:t xml:space="preserve"> and measurable </w:t>
       </w:r>
@@ -2031,14 +2219,14 @@
         <w:rPr>
           <w:rStyle w:val="Strong"/>
           <w:rFonts w:ascii="Arial" w:hAnsi="Arial" w:cs="Arial"/>
-          <w:sz w:val="20"/>
+          <w:sz w:val="18"/>
         </w:rPr>
         <w:t>SLIs</w:t>
       </w:r>
       <w:r>
         <w:rPr>
           <w:rFonts w:ascii="Arial" w:hAnsi="Arial" w:cs="Arial"/>
-          <w:sz w:val="20"/>
+          <w:sz w:val="18"/>
         </w:rPr>
         <w:t xml:space="preserve"> (latency, error rate, saturation).</w:t>
       </w:r>
@@ -2053,13 +2241,13 @@
         <w:jc w:val="both"/>
         <w:rPr>
           <w:rFonts w:ascii="Arial" w:hAnsi="Arial" w:cs="Arial"/>
-          <w:sz w:val="20"/>
-        </w:rPr>
-      </w:pPr>
-      <w:r>
-        <w:rPr>
-          <w:rFonts w:ascii="Arial" w:hAnsi="Arial" w:cs="Arial"/>
-          <w:sz w:val="20"/>
+          <w:sz w:val="18"/>
+        </w:rPr>
+      </w:pPr>
+      <w:r>
+        <w:rPr>
+          <w:rFonts w:ascii="Arial" w:hAnsi="Arial" w:cs="Arial"/>
+          <w:sz w:val="18"/>
         </w:rPr>
         <w:t xml:space="preserve">Hardened identity and access using </w:t>
       </w:r>
@@ -2067,14 +2255,14 @@
         <w:rPr>
           <w:rStyle w:val="Strong"/>
           <w:rFonts w:ascii="Arial" w:hAnsi="Arial" w:cs="Arial"/>
-          <w:sz w:val="20"/>
+          <w:sz w:val="18"/>
         </w:rPr>
         <w:t>IAM</w:t>
       </w:r>
       <w:r>
         <w:rPr>
           <w:rFonts w:ascii="Arial" w:hAnsi="Arial" w:cs="Arial"/>
-          <w:sz w:val="20"/>
+          <w:sz w:val="18"/>
         </w:rPr>
         <w:t xml:space="preserve"> least-privilege, </w:t>
       </w:r>
@@ -2082,7 +2270,7 @@
         <w:rPr>
           <w:rStyle w:val="Strong"/>
           <w:rFonts w:ascii="Arial" w:hAnsi="Arial" w:cs="Arial"/>
-          <w:sz w:val="20"/>
+          <w:sz w:val="18"/>
         </w:rPr>
         <w:t>OAuth2/</w:t>
       </w:r>
@@ -2091,7 +2279,7 @@
         <w:rPr>
           <w:rStyle w:val="Strong"/>
           <w:rFonts w:ascii="Arial" w:hAnsi="Arial" w:cs="Arial"/>
-          <w:sz w:val="20"/>
+          <w:sz w:val="18"/>
         </w:rPr>
         <w:t>OpenID</w:t>
       </w:r>
@@ -2100,14 +2288,14 @@
         <w:rPr>
           <w:rStyle w:val="Strong"/>
           <w:rFonts w:ascii="Arial" w:hAnsi="Arial" w:cs="Arial"/>
-          <w:sz w:val="20"/>
+          <w:sz w:val="18"/>
         </w:rPr>
         <w:t xml:space="preserve"> Connect</w:t>
       </w:r>
       <w:r>
         <w:rPr>
           <w:rFonts w:ascii="Arial" w:hAnsi="Arial" w:cs="Arial"/>
-          <w:sz w:val="20"/>
+          <w:sz w:val="18"/>
         </w:rPr>
         <w:t xml:space="preserve">, </w:t>
       </w:r>
@@ -2115,14 +2303,14 @@
         <w:rPr>
           <w:rStyle w:val="Strong"/>
           <w:rFonts w:ascii="Arial" w:hAnsi="Arial" w:cs="Arial"/>
-          <w:sz w:val="20"/>
+          <w:sz w:val="18"/>
         </w:rPr>
         <w:t>JWT</w:t>
       </w:r>
       <w:r>
         <w:rPr>
           <w:rFonts w:ascii="Arial" w:hAnsi="Arial" w:cs="Arial"/>
-          <w:sz w:val="20"/>
+          <w:sz w:val="18"/>
         </w:rPr>
         <w:t xml:space="preserve">, and integrations with </w:t>
       </w:r>
@@ -2131,7 +2319,7 @@
         <w:rPr>
           <w:rStyle w:val="Strong"/>
           <w:rFonts w:ascii="Arial" w:hAnsi="Arial" w:cs="Arial"/>
-          <w:sz w:val="20"/>
+          <w:sz w:val="18"/>
         </w:rPr>
         <w:t>Okta</w:t>
       </w:r>
@@ -2140,7 +2328,7 @@
         <w:rPr>
           <w:rStyle w:val="Strong"/>
           <w:rFonts w:ascii="Arial" w:hAnsi="Arial" w:cs="Arial"/>
-          <w:sz w:val="20"/>
+          <w:sz w:val="18"/>
         </w:rPr>
         <w:t xml:space="preserve">/Auth0/AWS </w:t>
       </w:r>
@@ -2149,7 +2337,7 @@
         <w:rPr>
           <w:rStyle w:val="Strong"/>
           <w:rFonts w:ascii="Arial" w:hAnsi="Arial" w:cs="Arial"/>
-          <w:sz w:val="20"/>
+          <w:sz w:val="18"/>
         </w:rPr>
         <w:t>Cognito</w:t>
       </w:r>
@@ -2157,7 +2345,7 @@
       <w:r>
         <w:rPr>
           <w:rFonts w:ascii="Arial" w:hAnsi="Arial" w:cs="Arial"/>
-          <w:sz w:val="20"/>
+          <w:sz w:val="18"/>
         </w:rPr>
         <w:t xml:space="preserve">, including </w:t>
       </w:r>
@@ -2165,14 +2353,14 @@
         <w:rPr>
           <w:rStyle w:val="Strong"/>
           <w:rFonts w:ascii="Arial" w:hAnsi="Arial" w:cs="Arial"/>
-          <w:sz w:val="20"/>
+          <w:sz w:val="18"/>
         </w:rPr>
         <w:t>RBAC/ABAC</w:t>
       </w:r>
       <w:r>
         <w:rPr>
           <w:rFonts w:ascii="Arial" w:hAnsi="Arial" w:cs="Arial"/>
-          <w:sz w:val="20"/>
+          <w:sz w:val="18"/>
         </w:rPr>
         <w:t xml:space="preserve"> checks at gateway and service layers.</w:t>
       </w:r>
@@ -2187,13 +2375,13 @@
         <w:jc w:val="both"/>
         <w:rPr>
           <w:rFonts w:ascii="Arial" w:hAnsi="Arial" w:cs="Arial"/>
-          <w:sz w:val="20"/>
-        </w:rPr>
-      </w:pPr>
-      <w:r>
-        <w:rPr>
-          <w:rFonts w:ascii="Arial" w:hAnsi="Arial" w:cs="Arial"/>
-          <w:sz w:val="20"/>
+          <w:sz w:val="18"/>
+        </w:rPr>
+      </w:pPr>
+      <w:r>
+        <w:rPr>
+          <w:rFonts w:ascii="Arial" w:hAnsi="Arial" w:cs="Arial"/>
+          <w:sz w:val="18"/>
         </w:rPr>
         <w:t xml:space="preserve">Centralized secret handling using patterns aligned with </w:t>
       </w:r>
@@ -2201,14 +2389,14 @@
         <w:rPr>
           <w:rStyle w:val="Strong"/>
           <w:rFonts w:ascii="Arial" w:hAnsi="Arial" w:cs="Arial"/>
-          <w:sz w:val="20"/>
+          <w:sz w:val="18"/>
         </w:rPr>
         <w:t>Key Vault</w:t>
       </w:r>
       <w:r>
         <w:rPr>
           <w:rFonts w:ascii="Arial" w:hAnsi="Arial" w:cs="Arial"/>
-          <w:sz w:val="20"/>
+          <w:sz w:val="18"/>
         </w:rPr>
         <w:t xml:space="preserve"> and AWS secret retrieval approaches, minimizing secret sprawl and improving auditability for production access paths.</w:t>
       </w:r>
@@ -2223,28 +2411,29 @@
         <w:jc w:val="both"/>
         <w:rPr>
           <w:rFonts w:ascii="Arial" w:hAnsi="Arial" w:cs="Arial"/>
-          <w:sz w:val="20"/>
-        </w:rPr>
-      </w:pPr>
-      <w:r>
-        <w:rPr>
-          <w:rFonts w:ascii="Arial" w:hAnsi="Arial" w:cs="Arial"/>
-          <w:sz w:val="20"/>
-        </w:rPr>
+          <w:sz w:val="18"/>
+        </w:rPr>
+      </w:pPr>
+      <w:r>
+        <w:rPr>
+          <w:rFonts w:ascii="Arial" w:hAnsi="Arial" w:cs="Arial"/>
+          <w:sz w:val="18"/>
+        </w:rPr>
+        <w:lastRenderedPageBreak/>
         <w:t xml:space="preserve">Improved analytics readiness by wiring event pipelines into </w:t>
       </w:r>
       <w:r>
         <w:rPr>
           <w:rStyle w:val="Strong"/>
           <w:rFonts w:ascii="Arial" w:hAnsi="Arial" w:cs="Arial"/>
-          <w:sz w:val="20"/>
+          <w:sz w:val="18"/>
         </w:rPr>
         <w:t>Redshift</w:t>
       </w:r>
       <w:r>
         <w:rPr>
           <w:rFonts w:ascii="Arial" w:hAnsi="Arial" w:cs="Arial"/>
-          <w:sz w:val="20"/>
+          <w:sz w:val="18"/>
         </w:rPr>
         <w:t xml:space="preserve"> and integrating consumer exports into </w:t>
       </w:r>
@@ -2253,7 +2442,7 @@
         <w:rPr>
           <w:rStyle w:val="Strong"/>
           <w:rFonts w:ascii="Arial" w:hAnsi="Arial" w:cs="Arial"/>
-          <w:sz w:val="20"/>
+          <w:sz w:val="18"/>
         </w:rPr>
         <w:t>BigQuery</w:t>
       </w:r>
@@ -2261,7 +2450,7 @@
       <w:r>
         <w:rPr>
           <w:rFonts w:ascii="Arial" w:hAnsi="Arial" w:cs="Arial"/>
-          <w:sz w:val="20"/>
+          <w:sz w:val="18"/>
         </w:rPr>
         <w:t>, enabling product reporting without adding runtime pressure to OLTP workloads.</w:t>
       </w:r>
@@ -2274,11 +2463,14 @@
           <w:numId w:val="3"/>
         </w:numPr>
         <w:jc w:val="both"/>
-      </w:pPr>
-      <w:r>
-        <w:rPr>
-          <w:rFonts w:ascii="Arial" w:hAnsi="Arial" w:cs="Arial"/>
-          <w:sz w:val="20"/>
+        <w:rPr>
+          <w:sz w:val="22"/>
+        </w:rPr>
+      </w:pPr>
+      <w:r>
+        <w:rPr>
+          <w:rFonts w:ascii="Arial" w:hAnsi="Arial" w:cs="Arial"/>
+          <w:sz w:val="18"/>
         </w:rPr>
         <w:t xml:space="preserve">Led incident postmortems with owners and due dates, validating that fixes (timeouts, </w:t>
       </w:r>
@@ -2286,7 +2478,7 @@
       <w:r>
         <w:rPr>
           <w:rFonts w:ascii="Arial" w:hAnsi="Arial" w:cs="Arial"/>
-          <w:sz w:val="20"/>
+          <w:sz w:val="18"/>
         </w:rPr>
         <w:t>backoff</w:t>
       </w:r>
@@ -2294,7 +2486,7 @@
       <w:r>
         <w:rPr>
           <w:rFonts w:ascii="Arial" w:hAnsi="Arial" w:cs="Arial"/>
-          <w:sz w:val="20"/>
+          <w:sz w:val="18"/>
         </w:rPr>
         <w:t>, circuit-breakers, and graceful degradation) materially reduced recurrence—not just masked symptoms.</w:t>
       </w:r>
@@ -2353,13 +2545,13 @@
         <w:jc w:val="both"/>
         <w:rPr>
           <w:rFonts w:ascii="Arial" w:hAnsi="Arial" w:cs="Arial"/>
-          <w:sz w:val="20"/>
-        </w:rPr>
-      </w:pPr>
-      <w:r>
-        <w:rPr>
-          <w:rFonts w:ascii="Arial" w:hAnsi="Arial" w:cs="Arial"/>
-          <w:sz w:val="20"/>
+          <w:sz w:val="18"/>
+        </w:rPr>
+      </w:pPr>
+      <w:r>
+        <w:rPr>
+          <w:rFonts w:ascii="Arial" w:hAnsi="Arial" w:cs="Arial"/>
+          <w:sz w:val="18"/>
         </w:rPr>
         <w:t xml:space="preserve">Stabilized release workflows by standardizing build outputs and deployment steps, improving repeatability across </w:t>
       </w:r>
@@ -2367,7 +2559,7 @@
       <w:r>
         <w:rPr>
           <w:rFonts w:ascii="Arial" w:hAnsi="Arial" w:cs="Arial"/>
-          <w:sz w:val="20"/>
+          <w:sz w:val="18"/>
         </w:rPr>
         <w:t>dev</w:t>
       </w:r>
@@ -2375,7 +2567,7 @@
       <w:r>
         <w:rPr>
           <w:rFonts w:ascii="Arial" w:hAnsi="Arial" w:cs="Arial"/>
-          <w:sz w:val="20"/>
+          <w:sz w:val="18"/>
         </w:rPr>
         <w:t>/stage/prod through strict promotion rules and automated checks.</w:t>
       </w:r>
@@ -2390,13 +2582,13 @@
         <w:jc w:val="both"/>
         <w:rPr>
           <w:rFonts w:ascii="Arial" w:hAnsi="Arial" w:cs="Arial"/>
-          <w:sz w:val="20"/>
-        </w:rPr>
-      </w:pPr>
-      <w:r>
-        <w:rPr>
-          <w:rFonts w:ascii="Arial" w:hAnsi="Arial" w:cs="Arial"/>
-          <w:sz w:val="20"/>
+          <w:sz w:val="18"/>
+        </w:rPr>
+      </w:pPr>
+      <w:r>
+        <w:rPr>
+          <w:rFonts w:ascii="Arial" w:hAnsi="Arial" w:cs="Arial"/>
+          <w:sz w:val="18"/>
         </w:rPr>
         <w:t xml:space="preserve">Implemented container-based development and staging parity with </w:t>
       </w:r>
@@ -2405,7 +2597,7 @@
         <w:rPr>
           <w:rStyle w:val="Strong"/>
           <w:rFonts w:ascii="Arial" w:hAnsi="Arial" w:cs="Arial"/>
-          <w:sz w:val="20"/>
+          <w:sz w:val="18"/>
         </w:rPr>
         <w:t>Docker</w:t>
       </w:r>
@@ -2413,7 +2605,7 @@
       <w:r>
         <w:rPr>
           <w:rFonts w:ascii="Arial" w:hAnsi="Arial" w:cs="Arial"/>
-          <w:sz w:val="20"/>
+          <w:sz w:val="18"/>
         </w:rPr>
         <w:t xml:space="preserve"> and </w:t>
       </w:r>
@@ -2422,7 +2614,7 @@
         <w:rPr>
           <w:rStyle w:val="Strong"/>
           <w:rFonts w:ascii="Arial" w:hAnsi="Arial" w:cs="Arial"/>
-          <w:sz w:val="20"/>
+          <w:sz w:val="18"/>
         </w:rPr>
         <w:t>Kubernetes</w:t>
       </w:r>
@@ -2430,7 +2622,7 @@
       <w:r>
         <w:rPr>
           <w:rFonts w:ascii="Arial" w:hAnsi="Arial" w:cs="Arial"/>
-          <w:sz w:val="20"/>
+          <w:sz w:val="18"/>
         </w:rPr>
         <w:t>, reducing environment drift and shortening “works locally” debugging loops.</w:t>
       </w:r>
@@ -2445,13 +2637,13 @@
         <w:jc w:val="both"/>
         <w:rPr>
           <w:rFonts w:ascii="Arial" w:hAnsi="Arial" w:cs="Arial"/>
-          <w:sz w:val="20"/>
-        </w:rPr>
-      </w:pPr>
-      <w:r>
-        <w:rPr>
-          <w:rFonts w:ascii="Arial" w:hAnsi="Arial" w:cs="Arial"/>
-          <w:sz w:val="20"/>
+          <w:sz w:val="18"/>
+        </w:rPr>
+      </w:pPr>
+      <w:r>
+        <w:rPr>
+          <w:rFonts w:ascii="Arial" w:hAnsi="Arial" w:cs="Arial"/>
+          <w:sz w:val="18"/>
         </w:rPr>
         <w:t xml:space="preserve">Delivered safer rollouts using blue/green and canary patterns on </w:t>
       </w:r>
@@ -2459,14 +2651,14 @@
         <w:rPr>
           <w:rStyle w:val="Strong"/>
           <w:rFonts w:ascii="Arial" w:hAnsi="Arial" w:cs="Arial"/>
-          <w:sz w:val="20"/>
+          <w:sz w:val="18"/>
         </w:rPr>
         <w:t>AWS ECS/EC2</w:t>
       </w:r>
       <w:r>
         <w:rPr>
           <w:rFonts w:ascii="Arial" w:hAnsi="Arial" w:cs="Arial"/>
-          <w:sz w:val="20"/>
+          <w:sz w:val="18"/>
         </w:rPr>
         <w:t xml:space="preserve">, with health checks and rollback hooks tied to </w:t>
       </w:r>
@@ -2475,7 +2667,7 @@
         <w:rPr>
           <w:rStyle w:val="Strong"/>
           <w:rFonts w:ascii="Arial" w:hAnsi="Arial" w:cs="Arial"/>
-          <w:sz w:val="20"/>
+          <w:sz w:val="18"/>
         </w:rPr>
         <w:t>CloudWatch</w:t>
       </w:r>
@@ -2483,7 +2675,7 @@
       <w:r>
         <w:rPr>
           <w:rFonts w:ascii="Arial" w:hAnsi="Arial" w:cs="Arial"/>
-          <w:sz w:val="20"/>
+          <w:sz w:val="18"/>
         </w:rPr>
         <w:t xml:space="preserve"> alarms.</w:t>
       </w:r>
@@ -2498,13 +2690,13 @@
         <w:jc w:val="both"/>
         <w:rPr>
           <w:rFonts w:ascii="Arial" w:hAnsi="Arial" w:cs="Arial"/>
-          <w:sz w:val="20"/>
-        </w:rPr>
-      </w:pPr>
-      <w:r>
-        <w:rPr>
-          <w:rFonts w:ascii="Arial" w:hAnsi="Arial" w:cs="Arial"/>
-          <w:sz w:val="20"/>
+          <w:sz w:val="18"/>
+        </w:rPr>
+      </w:pPr>
+      <w:r>
+        <w:rPr>
+          <w:rFonts w:ascii="Arial" w:hAnsi="Arial" w:cs="Arial"/>
+          <w:sz w:val="18"/>
         </w:rPr>
         <w:t xml:space="preserve">Designed API reliability improvements in Node services with consistent error contracts, </w:t>
       </w:r>
@@ -2512,14 +2704,14 @@
         <w:rPr>
           <w:rStyle w:val="Strong"/>
           <w:rFonts w:ascii="Arial" w:hAnsi="Arial" w:cs="Arial"/>
-          <w:sz w:val="20"/>
+          <w:sz w:val="18"/>
         </w:rPr>
         <w:t>rate limiting</w:t>
       </w:r>
       <w:r>
         <w:rPr>
           <w:rFonts w:ascii="Arial" w:hAnsi="Arial" w:cs="Arial"/>
-          <w:sz w:val="20"/>
+          <w:sz w:val="18"/>
         </w:rPr>
         <w:t>, retries, and timeouts to prevent cascading failures during partial outages.</w:t>
       </w:r>
@@ -2534,13 +2726,13 @@
         <w:jc w:val="both"/>
         <w:rPr>
           <w:rFonts w:ascii="Arial" w:hAnsi="Arial" w:cs="Arial"/>
-          <w:sz w:val="20"/>
-        </w:rPr>
-      </w:pPr>
-      <w:r>
-        <w:rPr>
-          <w:rFonts w:ascii="Arial" w:hAnsi="Arial" w:cs="Arial"/>
-          <w:sz w:val="20"/>
+          <w:sz w:val="18"/>
+        </w:rPr>
+      </w:pPr>
+      <w:r>
+        <w:rPr>
+          <w:rFonts w:ascii="Arial" w:hAnsi="Arial" w:cs="Arial"/>
+          <w:sz w:val="18"/>
         </w:rPr>
         <w:t xml:space="preserve">Strengthened messaging workflows using </w:t>
       </w:r>
@@ -2548,14 +2740,14 @@
         <w:rPr>
           <w:rStyle w:val="Strong"/>
           <w:rFonts w:ascii="Arial" w:hAnsi="Arial" w:cs="Arial"/>
-          <w:sz w:val="20"/>
+          <w:sz w:val="18"/>
         </w:rPr>
         <w:t>AWS SQS/SNS</w:t>
       </w:r>
       <w:r>
         <w:rPr>
           <w:rFonts w:ascii="Arial" w:hAnsi="Arial" w:cs="Arial"/>
-          <w:sz w:val="20"/>
+          <w:sz w:val="18"/>
         </w:rPr>
         <w:t xml:space="preserve"> and </w:t>
       </w:r>
@@ -2564,7 +2756,7 @@
         <w:rPr>
           <w:rStyle w:val="Strong"/>
           <w:rFonts w:ascii="Arial" w:hAnsi="Arial" w:cs="Arial"/>
-          <w:sz w:val="20"/>
+          <w:sz w:val="18"/>
         </w:rPr>
         <w:t>RabbitMQ</w:t>
       </w:r>
@@ -2572,7 +2764,7 @@
       <w:r>
         <w:rPr>
           <w:rFonts w:ascii="Arial" w:hAnsi="Arial" w:cs="Arial"/>
-          <w:sz w:val="20"/>
+          <w:sz w:val="18"/>
         </w:rPr>
         <w:t>, adding backpressure controls and DLQs for durable processing under burst traffic.</w:t>
       </w:r>
@@ -2587,13 +2779,13 @@
         <w:jc w:val="both"/>
         <w:rPr>
           <w:rFonts w:ascii="Arial" w:hAnsi="Arial" w:cs="Arial"/>
-          <w:sz w:val="20"/>
-        </w:rPr>
-      </w:pPr>
-      <w:r>
-        <w:rPr>
-          <w:rFonts w:ascii="Arial" w:hAnsi="Arial" w:cs="Arial"/>
-          <w:sz w:val="20"/>
+          <w:sz w:val="18"/>
+        </w:rPr>
+      </w:pPr>
+      <w:r>
+        <w:rPr>
+          <w:rFonts w:ascii="Arial" w:hAnsi="Arial" w:cs="Arial"/>
+          <w:sz w:val="18"/>
         </w:rPr>
         <w:t xml:space="preserve">Improved data performance by profiling slow queries in </w:t>
       </w:r>
@@ -2601,14 +2793,14 @@
         <w:rPr>
           <w:rStyle w:val="Strong"/>
           <w:rFonts w:ascii="Arial" w:hAnsi="Arial" w:cs="Arial"/>
-          <w:sz w:val="20"/>
+          <w:sz w:val="18"/>
         </w:rPr>
         <w:t>MySQL</w:t>
       </w:r>
       <w:r>
         <w:rPr>
           <w:rFonts w:ascii="Arial" w:hAnsi="Arial" w:cs="Arial"/>
-          <w:sz w:val="20"/>
+          <w:sz w:val="18"/>
         </w:rPr>
         <w:t xml:space="preserve"> and </w:t>
       </w:r>
@@ -2617,7 +2809,7 @@
         <w:rPr>
           <w:rStyle w:val="Strong"/>
           <w:rFonts w:ascii="Arial" w:hAnsi="Arial" w:cs="Arial"/>
-          <w:sz w:val="20"/>
+          <w:sz w:val="18"/>
         </w:rPr>
         <w:t>PostgreSQL</w:t>
       </w:r>
@@ -2625,7 +2817,7 @@
       <w:r>
         <w:rPr>
           <w:rFonts w:ascii="Arial" w:hAnsi="Arial" w:cs="Arial"/>
-          <w:sz w:val="20"/>
+          <w:sz w:val="18"/>
         </w:rPr>
         <w:t>, adding targeted indexes and validating execution plans to protect peak-hour throughput.</w:t>
       </w:r>
@@ -2640,13 +2832,13 @@
         <w:jc w:val="both"/>
         <w:rPr>
           <w:rFonts w:ascii="Arial" w:hAnsi="Arial" w:cs="Arial"/>
-          <w:sz w:val="20"/>
-        </w:rPr>
-      </w:pPr>
-      <w:r>
-        <w:rPr>
-          <w:rFonts w:ascii="Arial" w:hAnsi="Arial" w:cs="Arial"/>
-          <w:sz w:val="20"/>
+          <w:sz w:val="18"/>
+        </w:rPr>
+      </w:pPr>
+      <w:r>
+        <w:rPr>
+          <w:rFonts w:ascii="Arial" w:hAnsi="Arial" w:cs="Arial"/>
+          <w:sz w:val="18"/>
         </w:rPr>
         <w:t xml:space="preserve">Added caching layers with </w:t>
       </w:r>
@@ -2655,7 +2847,7 @@
         <w:rPr>
           <w:rStyle w:val="Strong"/>
           <w:rFonts w:ascii="Arial" w:hAnsi="Arial" w:cs="Arial"/>
-          <w:sz w:val="20"/>
+          <w:sz w:val="18"/>
         </w:rPr>
         <w:t>Redis</w:t>
       </w:r>
@@ -2663,7 +2855,7 @@
       <w:r>
         <w:rPr>
           <w:rFonts w:ascii="Arial" w:hAnsi="Arial" w:cs="Arial"/>
-          <w:sz w:val="20"/>
+          <w:sz w:val="18"/>
         </w:rPr>
         <w:t xml:space="preserve"> to reduce repeated reads and protect databases from thundering herds during high-traffic UI workflows.</w:t>
       </w:r>
@@ -2678,13 +2870,13 @@
         <w:jc w:val="both"/>
         <w:rPr>
           <w:rFonts w:ascii="Arial" w:hAnsi="Arial" w:cs="Arial"/>
-          <w:sz w:val="20"/>
-        </w:rPr>
-      </w:pPr>
-      <w:r>
-        <w:rPr>
-          <w:rFonts w:ascii="Arial" w:hAnsi="Arial" w:cs="Arial"/>
-          <w:sz w:val="20"/>
+          <w:sz w:val="18"/>
+        </w:rPr>
+      </w:pPr>
+      <w:r>
+        <w:rPr>
+          <w:rFonts w:ascii="Arial" w:hAnsi="Arial" w:cs="Arial"/>
+          <w:sz w:val="18"/>
         </w:rPr>
         <w:t xml:space="preserve">Built structured logging conventions and centralized log review using </w:t>
       </w:r>
@@ -2692,14 +2884,14 @@
         <w:rPr>
           <w:rStyle w:val="Strong"/>
           <w:rFonts w:ascii="Arial" w:hAnsi="Arial" w:cs="Arial"/>
-          <w:sz w:val="20"/>
+          <w:sz w:val="18"/>
         </w:rPr>
         <w:t>ELK/EFK</w:t>
       </w:r>
       <w:r>
         <w:rPr>
           <w:rFonts w:ascii="Arial" w:hAnsi="Arial" w:cs="Arial"/>
-          <w:sz w:val="20"/>
+          <w:sz w:val="18"/>
         </w:rPr>
         <w:t>-style pipelines, reducing incident triage time by making failures searchable and comparable.</w:t>
       </w:r>
@@ -2714,13 +2906,13 @@
         <w:jc w:val="both"/>
         <w:rPr>
           <w:rFonts w:ascii="Arial" w:hAnsi="Arial" w:cs="Arial"/>
-          <w:sz w:val="20"/>
-        </w:rPr>
-      </w:pPr>
-      <w:r>
-        <w:rPr>
-          <w:rFonts w:ascii="Arial" w:hAnsi="Arial" w:cs="Arial"/>
-          <w:sz w:val="20"/>
+          <w:sz w:val="18"/>
+        </w:rPr>
+      </w:pPr>
+      <w:r>
+        <w:rPr>
+          <w:rFonts w:ascii="Arial" w:hAnsi="Arial" w:cs="Arial"/>
+          <w:sz w:val="18"/>
         </w:rPr>
         <w:t xml:space="preserve">Expanded monitoring with </w:t>
       </w:r>
@@ -2728,7 +2920,7 @@
         <w:rPr>
           <w:rStyle w:val="Strong"/>
           <w:rFonts w:ascii="Arial" w:hAnsi="Arial" w:cs="Arial"/>
-          <w:sz w:val="20"/>
+          <w:sz w:val="18"/>
         </w:rPr>
         <w:t>Prometheus/</w:t>
       </w:r>
@@ -2737,7 +2929,7 @@
         <w:rPr>
           <w:rStyle w:val="Strong"/>
           <w:rFonts w:ascii="Arial" w:hAnsi="Arial" w:cs="Arial"/>
-          <w:sz w:val="20"/>
+          <w:sz w:val="18"/>
         </w:rPr>
         <w:t>Grafana</w:t>
       </w:r>
@@ -2745,7 +2937,7 @@
       <w:r>
         <w:rPr>
           <w:rFonts w:ascii="Arial" w:hAnsi="Arial" w:cs="Arial"/>
-          <w:sz w:val="20"/>
+          <w:sz w:val="18"/>
         </w:rPr>
         <w:t xml:space="preserve"> dashboards and </w:t>
       </w:r>
@@ -2754,7 +2946,7 @@
         <w:rPr>
           <w:rStyle w:val="Strong"/>
           <w:rFonts w:ascii="Arial" w:hAnsi="Arial" w:cs="Arial"/>
-          <w:sz w:val="20"/>
+          <w:sz w:val="18"/>
         </w:rPr>
         <w:t>Datadog</w:t>
       </w:r>
@@ -2762,7 +2954,7 @@
       <w:r>
         <w:rPr>
           <w:rFonts w:ascii="Arial" w:hAnsi="Arial" w:cs="Arial"/>
-          <w:sz w:val="20"/>
+          <w:sz w:val="18"/>
         </w:rPr>
         <w:t xml:space="preserve"> alert policies, introducing clear ownership per signal and removing noisy, non-actionable pages.</w:t>
       </w:r>
@@ -2777,13 +2969,13 @@
         <w:jc w:val="both"/>
         <w:rPr>
           <w:rFonts w:ascii="Arial" w:hAnsi="Arial" w:cs="Arial"/>
-          <w:sz w:val="20"/>
-        </w:rPr>
-      </w:pPr>
-      <w:r>
-        <w:rPr>
-          <w:rFonts w:ascii="Arial" w:hAnsi="Arial" w:cs="Arial"/>
-          <w:sz w:val="20"/>
+          <w:sz w:val="18"/>
+        </w:rPr>
+      </w:pPr>
+      <w:r>
+        <w:rPr>
+          <w:rFonts w:ascii="Arial" w:hAnsi="Arial" w:cs="Arial"/>
+          <w:sz w:val="18"/>
         </w:rPr>
         <w:t xml:space="preserve">Supported enterprise integrations by adding </w:t>
       </w:r>
@@ -2791,7 +2983,7 @@
       <w:r>
         <w:rPr>
           <w:rFonts w:ascii="Arial" w:hAnsi="Arial" w:cs="Arial"/>
-          <w:sz w:val="20"/>
+          <w:sz w:val="18"/>
         </w:rPr>
         <w:t>webhooks</w:t>
       </w:r>
@@ -2799,7 +2991,7 @@
       <w:r>
         <w:rPr>
           <w:rFonts w:ascii="Arial" w:hAnsi="Arial" w:cs="Arial"/>
-          <w:sz w:val="20"/>
+          <w:sz w:val="18"/>
         </w:rPr>
         <w:t xml:space="preserve"> with signature verification, replay protection, and idempotent handling to ensure external partners could retry safely.</w:t>
       </w:r>
@@ -2814,13 +3006,13 @@
         <w:jc w:val="both"/>
         <w:rPr>
           <w:rFonts w:ascii="Arial" w:hAnsi="Arial" w:cs="Arial"/>
-          <w:sz w:val="20"/>
-        </w:rPr>
-      </w:pPr>
-      <w:r>
-        <w:rPr>
-          <w:rFonts w:ascii="Arial" w:hAnsi="Arial" w:cs="Arial"/>
-          <w:sz w:val="20"/>
+          <w:sz w:val="18"/>
+        </w:rPr>
+      </w:pPr>
+      <w:r>
+        <w:rPr>
+          <w:rFonts w:ascii="Arial" w:hAnsi="Arial" w:cs="Arial"/>
+          <w:sz w:val="18"/>
         </w:rPr>
         <w:t xml:space="preserve">Introduced secure </w:t>
       </w:r>
@@ -2828,7 +3020,7 @@
       <w:r>
         <w:rPr>
           <w:rFonts w:ascii="Arial" w:hAnsi="Arial" w:cs="Arial"/>
-          <w:sz w:val="20"/>
+          <w:sz w:val="18"/>
         </w:rPr>
         <w:t>auth</w:t>
       </w:r>
@@ -2836,7 +3028,7 @@
       <w:r>
         <w:rPr>
           <w:rFonts w:ascii="Arial" w:hAnsi="Arial" w:cs="Arial"/>
-          <w:sz w:val="20"/>
+          <w:sz w:val="18"/>
         </w:rPr>
         <w:t xml:space="preserve"> </w:t>
       </w:r>
@@ -2844,7 +3036,7 @@
       <w:r>
         <w:rPr>
           <w:rFonts w:ascii="Arial" w:hAnsi="Arial" w:cs="Arial"/>
-          <w:sz w:val="20"/>
+          <w:sz w:val="18"/>
         </w:rPr>
         <w:t>flows</w:t>
       </w:r>
@@ -2852,7 +3044,7 @@
       <w:r>
         <w:rPr>
           <w:rFonts w:ascii="Arial" w:hAnsi="Arial" w:cs="Arial"/>
-          <w:sz w:val="20"/>
+          <w:sz w:val="18"/>
         </w:rPr>
         <w:t xml:space="preserve"> using </w:t>
       </w:r>
@@ -2860,7 +3052,7 @@
         <w:rPr>
           <w:rStyle w:val="Strong"/>
           <w:rFonts w:ascii="Arial" w:hAnsi="Arial" w:cs="Arial"/>
-          <w:sz w:val="20"/>
+          <w:sz w:val="18"/>
         </w:rPr>
         <w:t>OAuth2/</w:t>
       </w:r>
@@ -2869,7 +3061,7 @@
         <w:rPr>
           <w:rStyle w:val="Strong"/>
           <w:rFonts w:ascii="Arial" w:hAnsi="Arial" w:cs="Arial"/>
-          <w:sz w:val="20"/>
+          <w:sz w:val="18"/>
         </w:rPr>
         <w:t>OpenID</w:t>
       </w:r>
@@ -2878,14 +3070,14 @@
         <w:rPr>
           <w:rStyle w:val="Strong"/>
           <w:rFonts w:ascii="Arial" w:hAnsi="Arial" w:cs="Arial"/>
-          <w:sz w:val="20"/>
+          <w:sz w:val="18"/>
         </w:rPr>
         <w:t xml:space="preserve"> Connect</w:t>
       </w:r>
       <w:r>
         <w:rPr>
           <w:rFonts w:ascii="Arial" w:hAnsi="Arial" w:cs="Arial"/>
-          <w:sz w:val="20"/>
+          <w:sz w:val="18"/>
         </w:rPr>
         <w:t xml:space="preserve"> and </w:t>
       </w:r>
@@ -2893,14 +3085,14 @@
         <w:rPr>
           <w:rStyle w:val="Strong"/>
           <w:rFonts w:ascii="Arial" w:hAnsi="Arial" w:cs="Arial"/>
-          <w:sz w:val="20"/>
+          <w:sz w:val="18"/>
         </w:rPr>
         <w:t>JWT</w:t>
       </w:r>
       <w:r>
         <w:rPr>
           <w:rFonts w:ascii="Arial" w:hAnsi="Arial" w:cs="Arial"/>
-          <w:sz w:val="20"/>
+          <w:sz w:val="18"/>
         </w:rPr>
         <w:t xml:space="preserve">, enforcing </w:t>
       </w:r>
@@ -2908,14 +3100,14 @@
         <w:rPr>
           <w:rStyle w:val="Strong"/>
           <w:rFonts w:ascii="Arial" w:hAnsi="Arial" w:cs="Arial"/>
-          <w:sz w:val="20"/>
+          <w:sz w:val="18"/>
         </w:rPr>
         <w:t>RBAC</w:t>
       </w:r>
       <w:r>
         <w:rPr>
           <w:rFonts w:ascii="Arial" w:hAnsi="Arial" w:cs="Arial"/>
-          <w:sz w:val="20"/>
+          <w:sz w:val="18"/>
         </w:rPr>
         <w:t xml:space="preserve"> policies and audit trails for admin operations and sensitive configuration changes.</w:t>
       </w:r>
@@ -2930,13 +3122,13 @@
         <w:jc w:val="both"/>
         <w:rPr>
           <w:rFonts w:ascii="Arial" w:hAnsi="Arial" w:cs="Arial"/>
-          <w:sz w:val="20"/>
-        </w:rPr>
-      </w:pPr>
-      <w:r>
-        <w:rPr>
-          <w:rFonts w:ascii="Arial" w:hAnsi="Arial" w:cs="Arial"/>
-          <w:sz w:val="20"/>
+          <w:sz w:val="18"/>
+        </w:rPr>
+      </w:pPr>
+      <w:r>
+        <w:rPr>
+          <w:rFonts w:ascii="Arial" w:hAnsi="Arial" w:cs="Arial"/>
+          <w:sz w:val="18"/>
         </w:rPr>
         <w:t>Automated operational tasks via scripts and internal tooling, reducing manual maintenance steps and improving confidence during production changes.</w:t>
       </w:r>
@@ -2949,11 +3141,14 @@
           <w:numId w:val="5"/>
         </w:numPr>
         <w:jc w:val="both"/>
-      </w:pPr>
-      <w:r>
-        <w:rPr>
-          <w:rFonts w:ascii="Arial" w:hAnsi="Arial" w:cs="Arial"/>
-          <w:sz w:val="20"/>
+        <w:rPr>
+          <w:sz w:val="22"/>
+        </w:rPr>
+      </w:pPr>
+      <w:r>
+        <w:rPr>
+          <w:rFonts w:ascii="Arial" w:hAnsi="Arial" w:cs="Arial"/>
+          <w:sz w:val="18"/>
         </w:rPr>
         <w:t xml:space="preserve">Partnered with stakeholders to define “done” as feature + operability (logs, metrics, dashboards, </w:t>
       </w:r>
@@ -2961,7 +3156,7 @@
       <w:r>
         <w:rPr>
           <w:rFonts w:ascii="Arial" w:hAnsi="Arial" w:cs="Arial"/>
-          <w:sz w:val="20"/>
+          <w:sz w:val="18"/>
         </w:rPr>
         <w:t>runbooks</w:t>
       </w:r>
@@ -2969,7 +3164,7 @@
       <w:r>
         <w:rPr>
           <w:rFonts w:ascii="Arial" w:hAnsi="Arial" w:cs="Arial"/>
-          <w:sz w:val="20"/>
+          <w:sz w:val="18"/>
         </w:rPr>
         <w:t xml:space="preserve">), shifting the team toward </w:t>
       </w:r>
@@ -2977,14 +3172,14 @@
         <w:rPr>
           <w:rStyle w:val="Strong"/>
           <w:rFonts w:ascii="Arial" w:hAnsi="Arial" w:cs="Arial"/>
-          <w:sz w:val="20"/>
+          <w:sz w:val="18"/>
         </w:rPr>
         <w:t>operational ownership</w:t>
       </w:r>
       <w:r>
         <w:rPr>
           <w:rFonts w:ascii="Arial" w:hAnsi="Arial" w:cs="Arial"/>
-          <w:sz w:val="20"/>
+          <w:sz w:val="18"/>
         </w:rPr>
         <w:t>.</w:t>
       </w:r>
@@ -3054,13 +3249,13 @@
         <w:jc w:val="both"/>
         <w:rPr>
           <w:rFonts w:ascii="Arial" w:hAnsi="Arial" w:cs="Arial"/>
-          <w:sz w:val="20"/>
-        </w:rPr>
-      </w:pPr>
-      <w:r>
-        <w:rPr>
-          <w:rFonts w:ascii="Arial" w:hAnsi="Arial" w:cs="Arial"/>
-          <w:sz w:val="20"/>
+          <w:sz w:val="18"/>
+        </w:rPr>
+      </w:pPr>
+      <w:r>
+        <w:rPr>
+          <w:rFonts w:ascii="Arial" w:hAnsi="Arial" w:cs="Arial"/>
+          <w:sz w:val="18"/>
         </w:rPr>
         <w:t>Built and maintained backend services and internal tooling with a focus on reliable delivery, reducing manual deployment steps that previously caused production drift.</w:t>
       </w:r>
@@ -3075,13 +3270,13 @@
         <w:jc w:val="both"/>
         <w:rPr>
           <w:rFonts w:ascii="Arial" w:hAnsi="Arial" w:cs="Arial"/>
-          <w:sz w:val="20"/>
-        </w:rPr>
-      </w:pPr>
-      <w:r>
-        <w:rPr>
-          <w:rFonts w:ascii="Arial" w:hAnsi="Arial" w:cs="Arial"/>
-          <w:sz w:val="20"/>
+          <w:sz w:val="18"/>
+        </w:rPr>
+      </w:pPr>
+      <w:r>
+        <w:rPr>
+          <w:rFonts w:ascii="Arial" w:hAnsi="Arial" w:cs="Arial"/>
+          <w:sz w:val="18"/>
         </w:rPr>
         <w:t>Implemented defensive validation and consistent error handling in Node APIs, improving supportability and reducing ambiguous production failures.</w:t>
       </w:r>
@@ -3096,13 +3291,13 @@
         <w:jc w:val="both"/>
         <w:rPr>
           <w:rFonts w:ascii="Arial" w:hAnsi="Arial" w:cs="Arial"/>
-          <w:sz w:val="20"/>
-        </w:rPr>
-      </w:pPr>
-      <w:r>
-        <w:rPr>
-          <w:rFonts w:ascii="Arial" w:hAnsi="Arial" w:cs="Arial"/>
-          <w:sz w:val="20"/>
+          <w:sz w:val="18"/>
+        </w:rPr>
+      </w:pPr>
+      <w:r>
+        <w:rPr>
+          <w:rFonts w:ascii="Arial" w:hAnsi="Arial" w:cs="Arial"/>
+          <w:sz w:val="18"/>
         </w:rPr>
         <w:t xml:space="preserve">Tuned relational persistence across </w:t>
       </w:r>
@@ -3110,14 +3305,14 @@
         <w:rPr>
           <w:rStyle w:val="Strong"/>
           <w:rFonts w:ascii="Arial" w:hAnsi="Arial" w:cs="Arial"/>
-          <w:sz w:val="20"/>
+          <w:sz w:val="18"/>
         </w:rPr>
         <w:t>SQL Server</w:t>
       </w:r>
       <w:r>
         <w:rPr>
           <w:rFonts w:ascii="Arial" w:hAnsi="Arial" w:cs="Arial"/>
-          <w:sz w:val="20"/>
+          <w:sz w:val="18"/>
         </w:rPr>
         <w:t xml:space="preserve"> and </w:t>
       </w:r>
@@ -3125,14 +3320,14 @@
         <w:rPr>
           <w:rStyle w:val="Strong"/>
           <w:rFonts w:ascii="Arial" w:hAnsi="Arial" w:cs="Arial"/>
-          <w:sz w:val="20"/>
+          <w:sz w:val="18"/>
         </w:rPr>
         <w:t>MySQL</w:t>
       </w:r>
       <w:r>
         <w:rPr>
           <w:rFonts w:ascii="Arial" w:hAnsi="Arial" w:cs="Arial"/>
-          <w:sz w:val="20"/>
+          <w:sz w:val="18"/>
         </w:rPr>
         <w:t>, improving query performance with indexes and safer migration sequencing for low-downtime releases.</w:t>
       </w:r>
@@ -3147,13 +3342,13 @@
         <w:jc w:val="both"/>
         <w:rPr>
           <w:rFonts w:ascii="Arial" w:hAnsi="Arial" w:cs="Arial"/>
-          <w:sz w:val="20"/>
-        </w:rPr>
-      </w:pPr>
-      <w:r>
-        <w:rPr>
-          <w:rFonts w:ascii="Arial" w:hAnsi="Arial" w:cs="Arial"/>
-          <w:sz w:val="20"/>
+          <w:sz w:val="18"/>
+        </w:rPr>
+      </w:pPr>
+      <w:r>
+        <w:rPr>
+          <w:rFonts w:ascii="Arial" w:hAnsi="Arial" w:cs="Arial"/>
+          <w:sz w:val="18"/>
         </w:rPr>
         <w:t>Supported analytics-style reporting workflows by shaping data models and queries for predictable performance under recurring batch workloads.</w:t>
       </w:r>
@@ -3168,13 +3363,13 @@
         <w:jc w:val="both"/>
         <w:rPr>
           <w:rFonts w:ascii="Arial" w:hAnsi="Arial" w:cs="Arial"/>
-          <w:sz w:val="20"/>
-        </w:rPr>
-      </w:pPr>
-      <w:r>
-        <w:rPr>
-          <w:rFonts w:ascii="Arial" w:hAnsi="Arial" w:cs="Arial"/>
-          <w:sz w:val="20"/>
+          <w:sz w:val="18"/>
+        </w:rPr>
+      </w:pPr>
+      <w:r>
+        <w:rPr>
+          <w:rFonts w:ascii="Arial" w:hAnsi="Arial" w:cs="Arial"/>
+          <w:sz w:val="18"/>
         </w:rPr>
         <w:t xml:space="preserve">Added caching and request </w:t>
       </w:r>
@@ -3182,7 +3377,7 @@
       <w:r>
         <w:rPr>
           <w:rFonts w:ascii="Arial" w:hAnsi="Arial" w:cs="Arial"/>
-          <w:sz w:val="20"/>
+          <w:sz w:val="18"/>
         </w:rPr>
         <w:t>deduplication</w:t>
       </w:r>
@@ -3190,7 +3385,7 @@
       <w:r>
         <w:rPr>
           <w:rFonts w:ascii="Arial" w:hAnsi="Arial" w:cs="Arial"/>
-          <w:sz w:val="20"/>
+          <w:sz w:val="18"/>
         </w:rPr>
         <w:t xml:space="preserve"> patterns using </w:t>
       </w:r>
@@ -3200,7 +3395,7 @@
         <w:rPr>
           <w:rStyle w:val="Strong"/>
           <w:rFonts w:ascii="Arial" w:hAnsi="Arial" w:cs="Arial"/>
-          <w:sz w:val="20"/>
+          <w:sz w:val="18"/>
         </w:rPr>
         <w:t>Redis</w:t>
       </w:r>
@@ -3209,7 +3404,7 @@
       <w:r>
         <w:rPr>
           <w:rFonts w:ascii="Arial" w:hAnsi="Arial" w:cs="Arial"/>
-          <w:sz w:val="20"/>
+          <w:sz w:val="18"/>
         </w:rPr>
         <w:t xml:space="preserve"> to protect databases during traffic spikes and reduce repeated computation.</w:t>
       </w:r>
@@ -3224,13 +3419,13 @@
         <w:jc w:val="both"/>
         <w:rPr>
           <w:rFonts w:ascii="Arial" w:hAnsi="Arial" w:cs="Arial"/>
-          <w:sz w:val="20"/>
-        </w:rPr>
-      </w:pPr>
-      <w:r>
-        <w:rPr>
-          <w:rFonts w:ascii="Arial" w:hAnsi="Arial" w:cs="Arial"/>
-          <w:sz w:val="20"/>
+          <w:sz w:val="18"/>
+        </w:rPr>
+      </w:pPr>
+      <w:r>
+        <w:rPr>
+          <w:rFonts w:ascii="Arial" w:hAnsi="Arial" w:cs="Arial"/>
+          <w:sz w:val="18"/>
         </w:rPr>
         <w:t>Integrated background processing for long-running jobs using queue-based patterns and worker services, improving responsiveness for user-facing endpoints.</w:t>
       </w:r>
@@ -3245,13 +3440,13 @@
         <w:jc w:val="both"/>
         <w:rPr>
           <w:rFonts w:ascii="Arial" w:hAnsi="Arial" w:cs="Arial"/>
-          <w:sz w:val="20"/>
-        </w:rPr>
-      </w:pPr>
-      <w:r>
-        <w:rPr>
-          <w:rFonts w:ascii="Arial" w:hAnsi="Arial" w:cs="Arial"/>
-          <w:sz w:val="20"/>
+          <w:sz w:val="18"/>
+        </w:rPr>
+      </w:pPr>
+      <w:r>
+        <w:rPr>
+          <w:rFonts w:ascii="Arial" w:hAnsi="Arial" w:cs="Arial"/>
+          <w:sz w:val="18"/>
         </w:rPr>
         <w:t xml:space="preserve">Introduced early search capabilities using </w:t>
       </w:r>
@@ -3260,7 +3455,7 @@
         <w:rPr>
           <w:rStyle w:val="Strong"/>
           <w:rFonts w:ascii="Arial" w:hAnsi="Arial" w:cs="Arial"/>
-          <w:sz w:val="20"/>
+          <w:sz w:val="18"/>
         </w:rPr>
         <w:t>Elasticsearch</w:t>
       </w:r>
@@ -3268,7 +3463,7 @@
       <w:r>
         <w:rPr>
           <w:rFonts w:ascii="Arial" w:hAnsi="Arial" w:cs="Arial"/>
-          <w:sz w:val="20"/>
+          <w:sz w:val="18"/>
         </w:rPr>
         <w:t xml:space="preserve"> for faster filtering across large datasets, improving UX for operational and admin workflows.</w:t>
       </w:r>
@@ -3283,15 +3478,14 @@
         <w:jc w:val="both"/>
         <w:rPr>
           <w:rFonts w:ascii="Arial" w:hAnsi="Arial" w:cs="Arial"/>
-          <w:sz w:val="20"/>
-        </w:rPr>
-      </w:pPr>
-      <w:r>
-        <w:rPr>
-          <w:rFonts w:ascii="Arial" w:hAnsi="Arial" w:cs="Arial"/>
-          <w:sz w:val="20"/>
-        </w:rPr>
-        <w:lastRenderedPageBreak/>
+          <w:sz w:val="18"/>
+        </w:rPr>
+      </w:pPr>
+      <w:r>
+        <w:rPr>
+          <w:rFonts w:ascii="Arial" w:hAnsi="Arial" w:cs="Arial"/>
+          <w:sz w:val="18"/>
+        </w:rPr>
         <w:t>Improved system visibility by expanding structured logs and adding key runtime signals, accelerating root-cause analysis during incidents.</w:t>
       </w:r>
     </w:p>
@@ -3305,13 +3499,13 @@
         <w:jc w:val="both"/>
         <w:rPr>
           <w:rFonts w:ascii="Arial" w:hAnsi="Arial" w:cs="Arial"/>
-          <w:sz w:val="20"/>
-        </w:rPr>
-      </w:pPr>
-      <w:r>
-        <w:rPr>
-          <w:rFonts w:ascii="Arial" w:hAnsi="Arial" w:cs="Arial"/>
-          <w:sz w:val="20"/>
+          <w:sz w:val="18"/>
+        </w:rPr>
+      </w:pPr>
+      <w:r>
+        <w:rPr>
+          <w:rFonts w:ascii="Arial" w:hAnsi="Arial" w:cs="Arial"/>
+          <w:sz w:val="18"/>
         </w:rPr>
         <w:t xml:space="preserve">Strengthened deployment automation through </w:t>
       </w:r>
@@ -3319,14 +3513,14 @@
         <w:rPr>
           <w:rStyle w:val="Strong"/>
           <w:rFonts w:ascii="Arial" w:hAnsi="Arial" w:cs="Arial"/>
-          <w:sz w:val="20"/>
+          <w:sz w:val="18"/>
         </w:rPr>
         <w:t>Jenkins</w:t>
       </w:r>
       <w:r>
         <w:rPr>
           <w:rFonts w:ascii="Arial" w:hAnsi="Arial" w:cs="Arial"/>
-          <w:sz w:val="20"/>
+          <w:sz w:val="18"/>
         </w:rPr>
         <w:t xml:space="preserve"> pipelines, adding gated stages and safer promotion mechanics for multi-environment rollouts.</w:t>
       </w:r>
@@ -3341,13 +3535,13 @@
         <w:jc w:val="both"/>
         <w:rPr>
           <w:rFonts w:ascii="Arial" w:hAnsi="Arial" w:cs="Arial"/>
-          <w:sz w:val="20"/>
-        </w:rPr>
-      </w:pPr>
-      <w:r>
-        <w:rPr>
-          <w:rFonts w:ascii="Arial" w:hAnsi="Arial" w:cs="Arial"/>
-          <w:sz w:val="20"/>
+          <w:sz w:val="18"/>
+        </w:rPr>
+      </w:pPr>
+      <w:r>
+        <w:rPr>
+          <w:rFonts w:ascii="Arial" w:hAnsi="Arial" w:cs="Arial"/>
+          <w:sz w:val="18"/>
         </w:rPr>
         <w:t>Collaborated cross-functionally to plan safer releases, documenting risks and verification steps so changes shipped with predictable outcomes.</w:t>
       </w:r>
@@ -3360,11 +3554,14 @@
           <w:numId w:val="7"/>
         </w:numPr>
         <w:jc w:val="both"/>
-      </w:pPr>
-      <w:r>
-        <w:rPr>
-          <w:rFonts w:ascii="Arial" w:hAnsi="Arial" w:cs="Arial"/>
-          <w:sz w:val="20"/>
+        <w:rPr>
+          <w:sz w:val="22"/>
+        </w:rPr>
+      </w:pPr>
+      <w:r>
+        <w:rPr>
+          <w:rFonts w:ascii="Arial" w:hAnsi="Arial" w:cs="Arial"/>
+          <w:sz w:val="18"/>
         </w:rPr>
         <w:t>Delivered React-based UI updates with attention to performance and reliability, ensuring front-end changes did not increase error rates or degrade core workflows.</w:t>
       </w:r>
@@ -3414,14 +3611,15 @@
         <w:jc w:val="both"/>
         <w:rPr>
           <w:rFonts w:ascii="Arial" w:hAnsi="Arial" w:cs="Arial"/>
-          <w:sz w:val="20"/>
-        </w:rPr>
-      </w:pPr>
-      <w:r>
-        <w:rPr>
-          <w:rFonts w:ascii="Arial" w:hAnsi="Arial" w:cs="Arial"/>
-          <w:sz w:val="20"/>
-        </w:rPr>
+          <w:sz w:val="18"/>
+        </w:rPr>
+      </w:pPr>
+      <w:r>
+        <w:rPr>
+          <w:rFonts w:ascii="Arial" w:hAnsi="Arial" w:cs="Arial"/>
+          <w:sz w:val="18"/>
+        </w:rPr>
+        <w:lastRenderedPageBreak/>
         <w:t>Implemented scoped product improvements behind review and validation gates, ensuring changes were safe, testable, and easy to roll back.</w:t>
       </w:r>
     </w:p>
@@ -3435,13 +3633,13 @@
         <w:jc w:val="both"/>
         <w:rPr>
           <w:rFonts w:ascii="Arial" w:hAnsi="Arial" w:cs="Arial"/>
-          <w:sz w:val="20"/>
-        </w:rPr>
-      </w:pPr>
-      <w:r>
-        <w:rPr>
-          <w:rFonts w:ascii="Arial" w:hAnsi="Arial" w:cs="Arial"/>
-          <w:sz w:val="20"/>
+          <w:sz w:val="18"/>
+        </w:rPr>
+      </w:pPr>
+      <w:r>
+        <w:rPr>
+          <w:rFonts w:ascii="Arial" w:hAnsi="Arial" w:cs="Arial"/>
+          <w:sz w:val="18"/>
         </w:rPr>
         <w:t>Built small internal utilities to improve developer workflows, focusing on predictable behavior and clear validation.</w:t>
       </w:r>
@@ -3456,13 +3654,13 @@
         <w:jc w:val="both"/>
         <w:rPr>
           <w:rFonts w:ascii="Arial" w:hAnsi="Arial" w:cs="Arial"/>
-          <w:sz w:val="20"/>
-        </w:rPr>
-      </w:pPr>
-      <w:r>
-        <w:rPr>
-          <w:rFonts w:ascii="Arial" w:hAnsi="Arial" w:cs="Arial"/>
-          <w:sz w:val="20"/>
+          <w:sz w:val="18"/>
+        </w:rPr>
+      </w:pPr>
+      <w:r>
+        <w:rPr>
+          <w:rFonts w:ascii="Arial" w:hAnsi="Arial" w:cs="Arial"/>
+          <w:sz w:val="18"/>
         </w:rPr>
         <w:t>Assisted in diagnosing reliability issues by analyzing logs and reproducing bugs, then contributing targeted fixes for recurring failures.</w:t>
       </w:r>
@@ -3477,13 +3675,13 @@
         <w:jc w:val="both"/>
         <w:rPr>
           <w:rFonts w:ascii="Arial" w:hAnsi="Arial" w:cs="Arial"/>
-          <w:sz w:val="20"/>
-        </w:rPr>
-      </w:pPr>
-      <w:r>
-        <w:rPr>
-          <w:rFonts w:ascii="Arial" w:hAnsi="Arial" w:cs="Arial"/>
-          <w:sz w:val="20"/>
+          <w:sz w:val="18"/>
+        </w:rPr>
+      </w:pPr>
+      <w:r>
+        <w:rPr>
+          <w:rFonts w:ascii="Arial" w:hAnsi="Arial" w:cs="Arial"/>
+          <w:sz w:val="18"/>
         </w:rPr>
         <w:t>Documented environment setup steps for local and test environments, reducing onboarding friction and configuration-related issues.</w:t>
       </w:r>
@@ -3498,24 +3696,15 @@
         <w:jc w:val="both"/>
         <w:rPr>
           <w:rFonts w:ascii="Arial" w:hAnsi="Arial" w:cs="Arial"/>
-          <w:sz w:val="20"/>
-        </w:rPr>
-      </w:pPr>
-      <w:r>
-        <w:rPr>
-          <w:rFonts w:ascii="Arial" w:hAnsi="Arial" w:cs="Arial"/>
-          <w:sz w:val="20"/>
-        </w:rPr>
-        <w:t>Refactored modules for m</w:t>
-      </w:r>
-      <w:bookmarkStart w:id="0" w:name="_GoBack"/>
-      <w:bookmarkEnd w:id="0"/>
-      <w:r>
-        <w:rPr>
-          <w:rFonts w:ascii="Arial" w:hAnsi="Arial" w:cs="Arial"/>
-          <w:sz w:val="20"/>
-        </w:rPr>
-        <w:t>aintainability and clearer interfaces, lowering complexity without changing user behavior.</w:t>
+          <w:sz w:val="18"/>
+        </w:rPr>
+      </w:pPr>
+      <w:r>
+        <w:rPr>
+          <w:rFonts w:ascii="Arial" w:hAnsi="Arial" w:cs="Arial"/>
+          <w:sz w:val="18"/>
+        </w:rPr>
+        <w:t>Refactored modules for maintainability and clearer interfaces, lowering complexity without changing user behavior.</w:t>
       </w:r>
     </w:p>
     <w:p>
@@ -3528,13 +3717,13 @@
         <w:jc w:val="both"/>
         <w:rPr>
           <w:rFonts w:ascii="Arial" w:hAnsi="Arial" w:cs="Arial"/>
-          <w:sz w:val="20"/>
-        </w:rPr>
-      </w:pPr>
-      <w:r>
-        <w:rPr>
-          <w:rFonts w:ascii="Arial" w:hAnsi="Arial" w:cs="Arial"/>
-          <w:sz w:val="20"/>
+          <w:sz w:val="18"/>
+        </w:rPr>
+      </w:pPr>
+      <w:r>
+        <w:rPr>
+          <w:rFonts w:ascii="Arial" w:hAnsi="Arial" w:cs="Arial"/>
+          <w:sz w:val="18"/>
         </w:rPr>
         <w:t>Coordinated with engineers across disciplines to deliver incremental improvements aligned to team priorities and timelines.</w:t>
       </w:r>
@@ -3547,11 +3736,14 @@
           <w:numId w:val="9"/>
         </w:numPr>
         <w:jc w:val="both"/>
-      </w:pPr>
-      <w:r>
-        <w:rPr>
-          <w:rFonts w:ascii="Arial" w:hAnsi="Arial" w:cs="Arial"/>
-          <w:sz w:val="20"/>
+        <w:rPr>
+          <w:sz w:val="22"/>
+        </w:rPr>
+      </w:pPr>
+      <w:r>
+        <w:rPr>
+          <w:rFonts w:ascii="Arial" w:hAnsi="Arial" w:cs="Arial"/>
+          <w:sz w:val="18"/>
         </w:rPr>
         <w:t>Supported release readiness by validating fixes in test environments and confirming expected behavior prior to deployment.</w:t>
       </w:r>
@@ -3655,11 +3847,13 @@
         <w:jc w:val="both"/>
         <w:rPr>
           <w:rFonts w:ascii="Arial" w:hAnsi="Arial" w:cs="Arial"/>
-        </w:rPr>
-      </w:pPr>
-      <w:r>
-        <w:rPr>
-          <w:rFonts w:ascii="Arial" w:hAnsi="Arial" w:cs="Arial"/>
+          <w:sz w:val="18"/>
+        </w:rPr>
+      </w:pPr>
+      <w:r>
+        <w:rPr>
+          <w:rFonts w:ascii="Arial" w:hAnsi="Arial" w:cs="Arial"/>
+          <w:sz w:val="18"/>
         </w:rPr>
         <w:t xml:space="preserve">Focused on strong fundamentals in </w:t>
       </w:r>
@@ -3667,12 +3861,14 @@
         <w:rPr>
           <w:rStyle w:val="Strong"/>
           <w:rFonts w:ascii="Arial" w:hAnsi="Arial" w:cs="Arial"/>
+          <w:sz w:val="18"/>
         </w:rPr>
         <w:t>systems</w:t>
       </w:r>
       <w:r>
         <w:rPr>
           <w:rFonts w:ascii="Arial" w:hAnsi="Arial" w:cs="Arial"/>
+          <w:sz w:val="18"/>
         </w:rPr>
         <w:t xml:space="preserve">, </w:t>
       </w:r>
@@ -3680,12 +3876,14 @@
         <w:rPr>
           <w:rStyle w:val="Strong"/>
           <w:rFonts w:ascii="Arial" w:hAnsi="Arial" w:cs="Arial"/>
+          <w:sz w:val="18"/>
         </w:rPr>
         <w:t>databases</w:t>
       </w:r>
       <w:r>
         <w:rPr>
           <w:rFonts w:ascii="Arial" w:hAnsi="Arial" w:cs="Arial"/>
+          <w:sz w:val="18"/>
         </w:rPr>
         <w:t xml:space="preserve">, and </w:t>
       </w:r>
@@ -3693,12 +3891,14 @@
         <w:rPr>
           <w:rStyle w:val="Strong"/>
           <w:rFonts w:ascii="Arial" w:hAnsi="Arial" w:cs="Arial"/>
+          <w:sz w:val="18"/>
         </w:rPr>
         <w:t>software engineering</w:t>
       </w:r>
       <w:r>
         <w:rPr>
           <w:rFonts w:ascii="Arial" w:hAnsi="Arial" w:cs="Arial"/>
+          <w:sz w:val="18"/>
         </w:rPr>
         <w:t>, applying coursework through team projects emphasizing reliable delivery and practical architecture.</w:t>
       </w:r>
@@ -3736,7 +3936,7 @@
         <w:rPr>
           <w:rFonts w:ascii="Arial" w:hAnsi="Arial" w:cs="Arial"/>
           <w:color w:val="auto"/>
-          <w:sz w:val="20"/>
+          <w:sz w:val="18"/>
         </w:rPr>
       </w:pPr>
       <w:r>
@@ -3745,7 +3945,7 @@
           <w:rFonts w:ascii="Arial" w:hAnsi="Arial" w:cs="Arial"/>
           <w:bCs w:val="0"/>
           <w:color w:val="auto"/>
-          <w:sz w:val="20"/>
+          <w:sz w:val="18"/>
         </w:rPr>
         <w:t xml:space="preserve">Cloud-Native Release &amp; </w:t>
       </w:r>
@@ -3756,7 +3956,7 @@
           <w:rFonts w:ascii="Arial" w:hAnsi="Arial" w:cs="Arial"/>
           <w:bCs w:val="0"/>
           <w:color w:val="auto"/>
-          <w:sz w:val="20"/>
+          <w:sz w:val="18"/>
         </w:rPr>
         <w:t>Observability</w:t>
       </w:r>
@@ -3767,7 +3967,7 @@
           <w:rFonts w:ascii="Arial" w:hAnsi="Arial" w:cs="Arial"/>
           <w:bCs w:val="0"/>
           <w:color w:val="auto"/>
-          <w:sz w:val="20"/>
+          <w:sz w:val="18"/>
         </w:rPr>
         <w:t xml:space="preserve"> Toolkit</w:t>
       </w:r>
@@ -3775,7 +3975,7 @@
         <w:rPr>
           <w:rFonts w:ascii="Arial" w:hAnsi="Arial" w:cs="Arial"/>
           <w:color w:val="auto"/>
-          <w:sz w:val="20"/>
+          <w:sz w:val="18"/>
         </w:rPr>
         <w:t xml:space="preserve"> (Internal Platform Initiative)</w:t>
       </w:r>
@@ -3791,13 +3991,13 @@
         <w:jc w:val="both"/>
         <w:rPr>
           <w:rFonts w:ascii="Arial" w:hAnsi="Arial" w:cs="Arial"/>
-          <w:sz w:val="20"/>
-        </w:rPr>
-      </w:pPr>
-      <w:r>
-        <w:rPr>
-          <w:rFonts w:ascii="Arial" w:hAnsi="Arial" w:cs="Arial"/>
-          <w:sz w:val="20"/>
+          <w:sz w:val="18"/>
+        </w:rPr>
+      </w:pPr>
+      <w:r>
+        <w:rPr>
+          <w:rFonts w:ascii="Arial" w:hAnsi="Arial" w:cs="Arial"/>
+          <w:sz w:val="18"/>
         </w:rPr>
         <w:t xml:space="preserve">Built a reusable </w:t>
       </w:r>
@@ -3805,14 +4005,14 @@
         <w:rPr>
           <w:rStyle w:val="Strong"/>
           <w:rFonts w:ascii="Arial" w:hAnsi="Arial" w:cs="Arial"/>
-          <w:sz w:val="20"/>
+          <w:sz w:val="18"/>
         </w:rPr>
         <w:t>CI/CD</w:t>
       </w:r>
       <w:r>
         <w:rPr>
           <w:rFonts w:ascii="Arial" w:hAnsi="Arial" w:cs="Arial"/>
-          <w:sz w:val="20"/>
+          <w:sz w:val="18"/>
         </w:rPr>
         <w:t xml:space="preserve"> template pack (</w:t>
       </w:r>
@@ -3820,7 +4020,7 @@
       <w:r>
         <w:rPr>
           <w:rFonts w:ascii="Arial" w:hAnsi="Arial" w:cs="Arial"/>
-          <w:sz w:val="20"/>
+          <w:sz w:val="18"/>
         </w:rPr>
         <w:t>GitHub</w:t>
       </w:r>
@@ -3828,7 +4028,7 @@
       <w:r>
         <w:rPr>
           <w:rFonts w:ascii="Arial" w:hAnsi="Arial" w:cs="Arial"/>
-          <w:sz w:val="20"/>
+          <w:sz w:val="18"/>
         </w:rPr>
         <w:t xml:space="preserve"> Actions/Jenkins-compatible) that enforced </w:t>
       </w:r>
@@ -3836,14 +4036,14 @@
         <w:rPr>
           <w:rStyle w:val="Strong"/>
           <w:rFonts w:ascii="Arial" w:hAnsi="Arial" w:cs="Arial"/>
-          <w:sz w:val="20"/>
+          <w:sz w:val="18"/>
         </w:rPr>
         <w:t>contract testing (Pact-style)</w:t>
       </w:r>
       <w:r>
         <w:rPr>
           <w:rFonts w:ascii="Arial" w:hAnsi="Arial" w:cs="Arial"/>
-          <w:sz w:val="20"/>
+          <w:sz w:val="18"/>
         </w:rPr>
         <w:t>, unit/integration gates (</w:t>
       </w:r>
@@ -3851,14 +4051,14 @@
         <w:rPr>
           <w:rStyle w:val="Strong"/>
           <w:rFonts w:ascii="Arial" w:hAnsi="Arial" w:cs="Arial"/>
-          <w:sz w:val="20"/>
+          <w:sz w:val="18"/>
         </w:rPr>
         <w:t>Jest</w:t>
       </w:r>
       <w:r>
         <w:rPr>
           <w:rFonts w:ascii="Arial" w:hAnsi="Arial" w:cs="Arial"/>
-          <w:sz w:val="20"/>
+          <w:sz w:val="18"/>
         </w:rPr>
         <w:t xml:space="preserve">, </w:t>
       </w:r>
@@ -3866,14 +4066,14 @@
         <w:rPr>
           <w:rStyle w:val="Strong"/>
           <w:rFonts w:ascii="Arial" w:hAnsi="Arial" w:cs="Arial"/>
-          <w:sz w:val="20"/>
+          <w:sz w:val="18"/>
         </w:rPr>
         <w:t>Mocha/Chai</w:t>
       </w:r>
       <w:r>
         <w:rPr>
           <w:rFonts w:ascii="Arial" w:hAnsi="Arial" w:cs="Arial"/>
-          <w:sz w:val="20"/>
+          <w:sz w:val="18"/>
         </w:rPr>
         <w:t>), and smoke workflows (</w:t>
       </w:r>
@@ -3881,14 +4081,14 @@
         <w:rPr>
           <w:rStyle w:val="Strong"/>
           <w:rFonts w:ascii="Arial" w:hAnsi="Arial" w:cs="Arial"/>
-          <w:sz w:val="20"/>
+          <w:sz w:val="18"/>
         </w:rPr>
         <w:t>Cypress/Playwright</w:t>
       </w:r>
       <w:r>
         <w:rPr>
           <w:rFonts w:ascii="Arial" w:hAnsi="Arial" w:cs="Arial"/>
-          <w:sz w:val="20"/>
+          <w:sz w:val="18"/>
         </w:rPr>
         <w:t>) before promotion.</w:t>
       </w:r>
@@ -3904,13 +4104,13 @@
         <w:jc w:val="both"/>
         <w:rPr>
           <w:rFonts w:ascii="Arial" w:hAnsi="Arial" w:cs="Arial"/>
-          <w:sz w:val="20"/>
-        </w:rPr>
-      </w:pPr>
-      <w:r>
-        <w:rPr>
-          <w:rFonts w:ascii="Arial" w:hAnsi="Arial" w:cs="Arial"/>
-          <w:sz w:val="20"/>
+          <w:sz w:val="18"/>
+        </w:rPr>
+      </w:pPr>
+      <w:r>
+        <w:rPr>
+          <w:rFonts w:ascii="Arial" w:hAnsi="Arial" w:cs="Arial"/>
+          <w:sz w:val="18"/>
         </w:rPr>
         <w:t xml:space="preserve">Delivered standardized </w:t>
       </w:r>
@@ -3919,7 +4119,7 @@
         <w:rPr>
           <w:rStyle w:val="Strong"/>
           <w:rFonts w:ascii="Arial" w:hAnsi="Arial" w:cs="Arial"/>
-          <w:sz w:val="20"/>
+          <w:sz w:val="18"/>
         </w:rPr>
         <w:t>OpenTelemetry</w:t>
       </w:r>
@@ -3927,7 +4127,7 @@
       <w:r>
         <w:rPr>
           <w:rFonts w:ascii="Arial" w:hAnsi="Arial" w:cs="Arial"/>
-          <w:sz w:val="20"/>
+          <w:sz w:val="18"/>
         </w:rPr>
         <w:t xml:space="preserve"> instrumentation (logs/metrics/traces) with exporters for </w:t>
       </w:r>
@@ -3936,7 +4136,7 @@
         <w:rPr>
           <w:rStyle w:val="Strong"/>
           <w:rFonts w:ascii="Arial" w:hAnsi="Arial" w:cs="Arial"/>
-          <w:sz w:val="20"/>
+          <w:sz w:val="18"/>
         </w:rPr>
         <w:t>Datadog</w:t>
       </w:r>
@@ -3944,7 +4144,7 @@
       <w:r>
         <w:rPr>
           <w:rFonts w:ascii="Arial" w:hAnsi="Arial" w:cs="Arial"/>
-          <w:sz w:val="20"/>
+          <w:sz w:val="18"/>
         </w:rPr>
         <w:t xml:space="preserve">, </w:t>
       </w:r>
@@ -3952,7 +4152,7 @@
         <w:rPr>
           <w:rStyle w:val="Strong"/>
           <w:rFonts w:ascii="Arial" w:hAnsi="Arial" w:cs="Arial"/>
-          <w:sz w:val="20"/>
+          <w:sz w:val="18"/>
         </w:rPr>
         <w:t>Prometheus/</w:t>
       </w:r>
@@ -3961,7 +4161,7 @@
         <w:rPr>
           <w:rStyle w:val="Strong"/>
           <w:rFonts w:ascii="Arial" w:hAnsi="Arial" w:cs="Arial"/>
-          <w:sz w:val="20"/>
+          <w:sz w:val="18"/>
         </w:rPr>
         <w:t>Grafana</w:t>
       </w:r>
@@ -3969,7 +4169,7 @@
       <w:r>
         <w:rPr>
           <w:rFonts w:ascii="Arial" w:hAnsi="Arial" w:cs="Arial"/>
-          <w:sz w:val="20"/>
+          <w:sz w:val="18"/>
         </w:rPr>
         <w:t xml:space="preserve">, and </w:t>
       </w:r>
@@ -3978,7 +4178,7 @@
         <w:rPr>
           <w:rStyle w:val="Strong"/>
           <w:rFonts w:ascii="Arial" w:hAnsi="Arial" w:cs="Arial"/>
-          <w:sz w:val="20"/>
+          <w:sz w:val="18"/>
         </w:rPr>
         <w:t>CloudWatch</w:t>
       </w:r>
@@ -3986,7 +4186,7 @@
       <w:r>
         <w:rPr>
           <w:rFonts w:ascii="Arial" w:hAnsi="Arial" w:cs="Arial"/>
-          <w:sz w:val="20"/>
+          <w:sz w:val="18"/>
         </w:rPr>
         <w:t>, enabling correlation IDs from edge to downstream services.</w:t>
       </w:r>
@@ -4002,13 +4202,13 @@
         <w:jc w:val="both"/>
         <w:rPr>
           <w:rFonts w:ascii="Arial" w:hAnsi="Arial" w:cs="Arial"/>
-          <w:sz w:val="20"/>
-        </w:rPr>
-      </w:pPr>
-      <w:r>
-        <w:rPr>
-          <w:rFonts w:ascii="Arial" w:hAnsi="Arial" w:cs="Arial"/>
-          <w:sz w:val="20"/>
+          <w:sz w:val="18"/>
+        </w:rPr>
+      </w:pPr>
+      <w:r>
+        <w:rPr>
+          <w:rFonts w:ascii="Arial" w:hAnsi="Arial" w:cs="Arial"/>
+          <w:sz w:val="18"/>
         </w:rPr>
         <w:t xml:space="preserve">Implemented secure defaults: </w:t>
       </w:r>
@@ -4016,14 +4216,14 @@
         <w:rPr>
           <w:rStyle w:val="Strong"/>
           <w:rFonts w:ascii="Arial" w:hAnsi="Arial" w:cs="Arial"/>
-          <w:sz w:val="20"/>
+          <w:sz w:val="18"/>
         </w:rPr>
         <w:t>OAuth2/OIDC</w:t>
       </w:r>
       <w:r>
         <w:rPr>
           <w:rFonts w:ascii="Arial" w:hAnsi="Arial" w:cs="Arial"/>
-          <w:sz w:val="20"/>
+          <w:sz w:val="18"/>
         </w:rPr>
         <w:t xml:space="preserve">, </w:t>
       </w:r>
@@ -4031,14 +4231,14 @@
         <w:rPr>
           <w:rStyle w:val="Strong"/>
           <w:rFonts w:ascii="Arial" w:hAnsi="Arial" w:cs="Arial"/>
-          <w:sz w:val="20"/>
+          <w:sz w:val="18"/>
         </w:rPr>
         <w:t>JWT</w:t>
       </w:r>
       <w:r>
         <w:rPr>
           <w:rFonts w:ascii="Arial" w:hAnsi="Arial" w:cs="Arial"/>
-          <w:sz w:val="20"/>
+          <w:sz w:val="18"/>
         </w:rPr>
         <w:t xml:space="preserve">, </w:t>
       </w:r>
@@ -4046,14 +4246,14 @@
         <w:rPr>
           <w:rStyle w:val="Strong"/>
           <w:rFonts w:ascii="Arial" w:hAnsi="Arial" w:cs="Arial"/>
-          <w:sz w:val="20"/>
+          <w:sz w:val="18"/>
         </w:rPr>
         <w:t>RBAC/ABAC</w:t>
       </w:r>
       <w:r>
         <w:rPr>
           <w:rFonts w:ascii="Arial" w:hAnsi="Arial" w:cs="Arial"/>
-          <w:sz w:val="20"/>
+          <w:sz w:val="18"/>
         </w:rPr>
         <w:t xml:space="preserve">, audit logging, and automated secret retrieval patterns aligned with </w:t>
       </w:r>
@@ -4061,16 +4261,25 @@
         <w:rPr>
           <w:rStyle w:val="Strong"/>
           <w:rFonts w:ascii="Arial" w:hAnsi="Arial" w:cs="Arial"/>
-          <w:sz w:val="20"/>
+          <w:sz w:val="18"/>
         </w:rPr>
         <w:t>IAM</w:t>
       </w:r>
       <w:r>
         <w:rPr>
           <w:rFonts w:ascii="Arial" w:hAnsi="Arial" w:cs="Arial"/>
-          <w:sz w:val="20"/>
-        </w:rPr>
-        <w:t xml:space="preserve"> least-privilege and centralized secret stores.</w:t>
+          <w:sz w:val="18"/>
+        </w:rPr>
+        <w:t xml:space="preserve"> least-privilege a</w:t>
+      </w:r>
+      <w:bookmarkStart w:id="0" w:name="_GoBack"/>
+      <w:bookmarkEnd w:id="0"/>
+      <w:r>
+        <w:rPr>
+          <w:rFonts w:ascii="Arial" w:hAnsi="Arial" w:cs="Arial"/>
+          <w:sz w:val="18"/>
+        </w:rPr>
+        <w:t>nd centralized secret stores.</w:t>
       </w:r>
     </w:p>
     <w:p>
@@ -4084,13 +4293,13 @@
         <w:jc w:val="both"/>
         <w:rPr>
           <w:rFonts w:ascii="Arial" w:hAnsi="Arial" w:cs="Arial"/>
-          <w:sz w:val="20"/>
-        </w:rPr>
-      </w:pPr>
-      <w:r>
-        <w:rPr>
-          <w:rFonts w:ascii="Arial" w:hAnsi="Arial" w:cs="Arial"/>
-          <w:sz w:val="20"/>
+          <w:sz w:val="18"/>
+        </w:rPr>
+      </w:pPr>
+      <w:r>
+        <w:rPr>
+          <w:rFonts w:ascii="Arial" w:hAnsi="Arial" w:cs="Arial"/>
+          <w:sz w:val="18"/>
         </w:rPr>
         <w:t xml:space="preserve">Shipped reference architectures for </w:t>
       </w:r>
@@ -4098,14 +4307,14 @@
         <w:rPr>
           <w:rStyle w:val="Strong"/>
           <w:rFonts w:ascii="Arial" w:hAnsi="Arial" w:cs="Arial"/>
-          <w:sz w:val="20"/>
+          <w:sz w:val="18"/>
         </w:rPr>
         <w:t>event-driven</w:t>
       </w:r>
       <w:r>
         <w:rPr>
           <w:rFonts w:ascii="Arial" w:hAnsi="Arial" w:cs="Arial"/>
-          <w:sz w:val="20"/>
+          <w:sz w:val="18"/>
         </w:rPr>
         <w:t xml:space="preserve"> services using </w:t>
       </w:r>
@@ -4113,14 +4322,14 @@
         <w:rPr>
           <w:rStyle w:val="Strong"/>
           <w:rFonts w:ascii="Arial" w:hAnsi="Arial" w:cs="Arial"/>
-          <w:sz w:val="20"/>
+          <w:sz w:val="18"/>
         </w:rPr>
         <w:t>SNS/SQS</w:t>
       </w:r>
       <w:r>
         <w:rPr>
           <w:rFonts w:ascii="Arial" w:hAnsi="Arial" w:cs="Arial"/>
-          <w:sz w:val="20"/>
+          <w:sz w:val="18"/>
         </w:rPr>
         <w:t xml:space="preserve">, </w:t>
       </w:r>
@@ -4128,14 +4337,14 @@
         <w:rPr>
           <w:rStyle w:val="Strong"/>
           <w:rFonts w:ascii="Arial" w:hAnsi="Arial" w:cs="Arial"/>
-          <w:sz w:val="20"/>
+          <w:sz w:val="18"/>
         </w:rPr>
         <w:t>Kafka</w:t>
       </w:r>
       <w:r>
         <w:rPr>
           <w:rFonts w:ascii="Arial" w:hAnsi="Arial" w:cs="Arial"/>
-          <w:sz w:val="20"/>
+          <w:sz w:val="18"/>
         </w:rPr>
         <w:t xml:space="preserve">, and </w:t>
       </w:r>
@@ -4144,7 +4353,7 @@
         <w:rPr>
           <w:rStyle w:val="Strong"/>
           <w:rFonts w:ascii="Arial" w:hAnsi="Arial" w:cs="Arial"/>
-          <w:sz w:val="20"/>
+          <w:sz w:val="18"/>
         </w:rPr>
         <w:t>RabbitMQ</w:t>
       </w:r>
@@ -4152,7 +4361,7 @@
       <w:r>
         <w:rPr>
           <w:rFonts w:ascii="Arial" w:hAnsi="Arial" w:cs="Arial"/>
-          <w:sz w:val="20"/>
+          <w:sz w:val="18"/>
         </w:rPr>
         <w:t>, including idempotent consumers, DLQs, and replay tooling for safe recovery.</w:t>
       </w:r>
@@ -4168,13 +4377,13 @@
         <w:jc w:val="both"/>
         <w:rPr>
           <w:rFonts w:ascii="Arial" w:hAnsi="Arial" w:cs="Arial"/>
-          <w:sz w:val="20"/>
-        </w:rPr>
-      </w:pPr>
-      <w:r>
-        <w:rPr>
-          <w:rFonts w:ascii="Arial" w:hAnsi="Arial" w:cs="Arial"/>
-          <w:sz w:val="20"/>
+          <w:sz w:val="18"/>
+        </w:rPr>
+      </w:pPr>
+      <w:r>
+        <w:rPr>
+          <w:rFonts w:ascii="Arial" w:hAnsi="Arial" w:cs="Arial"/>
+          <w:sz w:val="18"/>
         </w:rPr>
         <w:t xml:space="preserve">Included data templates spanning </w:t>
       </w:r>
@@ -4183,7 +4392,7 @@
         <w:rPr>
           <w:rStyle w:val="Strong"/>
           <w:rFonts w:ascii="Arial" w:hAnsi="Arial" w:cs="Arial"/>
-          <w:sz w:val="20"/>
+          <w:sz w:val="18"/>
         </w:rPr>
         <w:t>PostgreSQL</w:t>
       </w:r>
@@ -4192,14 +4401,14 @@
         <w:rPr>
           <w:rStyle w:val="Strong"/>
           <w:rFonts w:ascii="Arial" w:hAnsi="Arial" w:cs="Arial"/>
-          <w:sz w:val="20"/>
+          <w:sz w:val="18"/>
         </w:rPr>
         <w:t>/MySQL/SQL Server</w:t>
       </w:r>
       <w:r>
         <w:rPr>
           <w:rFonts w:ascii="Arial" w:hAnsi="Arial" w:cs="Arial"/>
-          <w:sz w:val="20"/>
+          <w:sz w:val="18"/>
         </w:rPr>
         <w:t xml:space="preserve"> indexing patterns, </w:t>
       </w:r>
@@ -4208,7 +4417,7 @@
         <w:rPr>
           <w:rStyle w:val="Strong"/>
           <w:rFonts w:ascii="Arial" w:hAnsi="Arial" w:cs="Arial"/>
-          <w:sz w:val="20"/>
+          <w:sz w:val="18"/>
         </w:rPr>
         <w:t>Redis</w:t>
       </w:r>
@@ -4216,7 +4425,7 @@
       <w:r>
         <w:rPr>
           <w:rFonts w:ascii="Arial" w:hAnsi="Arial" w:cs="Arial"/>
-          <w:sz w:val="20"/>
+          <w:sz w:val="18"/>
         </w:rPr>
         <w:t xml:space="preserve"> caching strategies, and search bootstraps for </w:t>
       </w:r>
@@ -4225,7 +4434,7 @@
         <w:rPr>
           <w:rStyle w:val="Strong"/>
           <w:rFonts w:ascii="Arial" w:hAnsi="Arial" w:cs="Arial"/>
-          <w:sz w:val="20"/>
+          <w:sz w:val="18"/>
         </w:rPr>
         <w:t>Elasticsearch</w:t>
       </w:r>
@@ -4234,14 +4443,14 @@
         <w:rPr>
           <w:rStyle w:val="Strong"/>
           <w:rFonts w:ascii="Arial" w:hAnsi="Arial" w:cs="Arial"/>
-          <w:sz w:val="20"/>
+          <w:sz w:val="18"/>
         </w:rPr>
         <w:t>/OpenSearch</w:t>
       </w:r>
       <w:r>
         <w:rPr>
           <w:rFonts w:ascii="Arial" w:hAnsi="Arial" w:cs="Arial"/>
-          <w:sz w:val="20"/>
+          <w:sz w:val="18"/>
         </w:rPr>
         <w:t xml:space="preserve">, plus analytics sinks to </w:t>
       </w:r>
@@ -4249,7 +4458,7 @@
         <w:rPr>
           <w:rStyle w:val="Strong"/>
           <w:rFonts w:ascii="Arial" w:hAnsi="Arial" w:cs="Arial"/>
-          <w:sz w:val="20"/>
+          <w:sz w:val="18"/>
         </w:rPr>
         <w:t>Redshift/</w:t>
       </w:r>
@@ -4258,7 +4467,7 @@
         <w:rPr>
           <w:rStyle w:val="Strong"/>
           <w:rFonts w:ascii="Arial" w:hAnsi="Arial" w:cs="Arial"/>
-          <w:sz w:val="20"/>
+          <w:sz w:val="18"/>
         </w:rPr>
         <w:t>BigQuery</w:t>
       </w:r>
@@ -4266,7 +4475,7 @@
       <w:r>
         <w:rPr>
           <w:rFonts w:ascii="Arial" w:hAnsi="Arial" w:cs="Arial"/>
-          <w:sz w:val="20"/>
+          <w:sz w:val="18"/>
         </w:rPr>
         <w:t xml:space="preserve"> for reporting pipelines.</w:t>
       </w:r>

--- a/idris/DevOps/Idris_Sadiq.docx
+++ b/idris/DevOps/Idris_Sadiq.docx
@@ -47,7 +47,6 @@
               <w:spacing w:after="40"/>
               <w:jc w:val="center"/>
             </w:pPr>
-            <w:proofErr w:type="spellStart"/>
             <w:r>
               <w:rPr>
                 <w:rFonts w:ascii="Arial" w:eastAsia="Arial" w:hAnsi="Arial" w:cs="Arial"/>
@@ -57,33 +56,8 @@
                 <w:sz w:val="48"/>
                 <w:szCs w:val="48"/>
               </w:rPr>
-              <w:t>Idris</w:t>
+              <w:t>Idris Sadiq</w:t>
             </w:r>
-            <w:proofErr w:type="spellEnd"/>
-            <w:r>
-              <w:rPr>
-                <w:rFonts w:ascii="Arial" w:eastAsia="Arial" w:hAnsi="Arial" w:cs="Arial"/>
-                <w:b/>
-                <w:bCs/>
-                <w:color w:val="FFFFFF"/>
-                <w:sz w:val="48"/>
-                <w:szCs w:val="48"/>
-              </w:rPr>
-              <w:t xml:space="preserve"> </w:t>
-            </w:r>
-            <w:proofErr w:type="spellStart"/>
-            <w:r>
-              <w:rPr>
-                <w:rFonts w:ascii="Arial" w:eastAsia="Arial" w:hAnsi="Arial" w:cs="Arial"/>
-                <w:b/>
-                <w:bCs/>
-                <w:color w:val="FFFFFF"/>
-                <w:sz w:val="48"/>
-                <w:szCs w:val="48"/>
-              </w:rPr>
-              <w:t>Sadiq</w:t>
-            </w:r>
-            <w:proofErr w:type="spellEnd"/>
           </w:p>
           <w:p>
             <w:pPr>
@@ -104,41 +78,27 @@
             <w:pPr>
               <w:spacing w:after="40"/>
               <w:jc w:val="center"/>
+              <w:rPr>
+                <w:rFonts w:ascii="Arial" w:eastAsia="Arial" w:hAnsi="Arial" w:cs="Arial"/>
+                <w:color w:val="BBBBBB"/>
+              </w:rPr>
             </w:pPr>
             <w:r>
               <w:rPr>
                 <w:rFonts w:ascii="Arial" w:eastAsia="Arial" w:hAnsi="Arial" w:cs="Arial"/>
                 <w:color w:val="BBBBBB"/>
               </w:rPr>
-              <w:t xml:space="preserve">Idrissadiq.pro@outlook.com  </w:t>
+              <w:t>Idrissdev@outlook.com | +1 (424) 458-6548 | Spring Valley, California, United States</w:t>
+            </w:r>
+            <w:r>
+              <w:t xml:space="preserve"> </w:t>
             </w:r>
             <w:r>
               <w:rPr>
                 <w:rFonts w:ascii="Arial" w:eastAsia="Arial" w:hAnsi="Arial" w:cs="Arial"/>
                 <w:color w:val="BBBBBB"/>
               </w:rPr>
-              <w:t>+1 (424) 458-6548</w:t>
-            </w:r>
-            <w:r>
-              <w:rPr>
-                <w:rFonts w:ascii="Arial" w:eastAsia="Arial" w:hAnsi="Arial" w:cs="Arial"/>
-                <w:color w:val="BBBBBB"/>
-              </w:rPr>
-              <w:t xml:space="preserve">|  </w:t>
-            </w:r>
-            <w:r>
-              <w:rPr>
-                <w:rFonts w:ascii="Arial" w:eastAsia="Arial" w:hAnsi="Arial" w:cs="Arial"/>
-                <w:color w:val="BBBBBB"/>
-              </w:rPr>
-              <w:t>Spring Valley</w:t>
-            </w:r>
-            <w:r>
-              <w:rPr>
-                <w:rFonts w:ascii="Arial" w:eastAsia="Arial" w:hAnsi="Arial" w:cs="Arial"/>
-                <w:color w:val="BBBBBB"/>
-              </w:rPr>
-              <w:t>, California, United States</w:t>
+              <w:t xml:space="preserve">https://www.linkedin.com/in/idris-sadiq-1b824b3b4 </w:t>
             </w:r>
           </w:p>
           <w:p>
@@ -150,15 +110,10 @@
                 <w:rFonts w:ascii="Arial" w:eastAsia="Arial" w:hAnsi="Arial" w:cs="Arial"/>
                 <w:color w:val="BBBBBB"/>
               </w:rPr>
-              <w:t xml:space="preserve">LinkedIn: </w:t>
+              <w:t>US citizen | White | English (Native)</w:t>
             </w:r>
-            <w:r>
-              <w:rPr>
-                <w:rFonts w:ascii="Arial" w:eastAsia="Arial" w:hAnsi="Arial" w:cs="Arial"/>
-                <w:color w:val="BBBBBB"/>
-              </w:rPr>
-              <w:t>https://www.linkedin.com/in/idris-sadiq-0640ab3b4/</w:t>
-            </w:r>
+            <w:bookmarkStart w:id="0" w:name="_GoBack"/>
+            <w:bookmarkEnd w:id="0"/>
           </w:p>
         </w:tc>
       </w:tr>
@@ -220,7 +175,6 @@
         </w:rPr>
         <w:t xml:space="preserve"> services with a strong </w:t>
       </w:r>
-      <w:proofErr w:type="spellStart"/>
       <w:r>
         <w:rPr>
           <w:rStyle w:val="Strong"/>
@@ -228,7 +182,6 @@
         </w:rPr>
         <w:t>DevOps</w:t>
       </w:r>
-      <w:proofErr w:type="spellEnd"/>
       <w:r>
         <w:rPr>
           <w:rFonts w:ascii="Arial" w:hAnsi="Arial" w:cs="Arial"/>
@@ -246,21 +199,7 @@
         <w:rPr>
           <w:rFonts w:ascii="Arial" w:hAnsi="Arial" w:cs="Arial"/>
         </w:rPr>
-        <w:t xml:space="preserve"> </w:t>
-      </w:r>
-      <w:proofErr w:type="spellStart"/>
-      <w:r>
-        <w:rPr>
-          <w:rFonts w:ascii="Arial" w:hAnsi="Arial" w:cs="Arial"/>
-        </w:rPr>
-        <w:t>backends</w:t>
-      </w:r>
-      <w:proofErr w:type="spellEnd"/>
-      <w:r>
-        <w:rPr>
-          <w:rFonts w:ascii="Arial" w:hAnsi="Arial" w:cs="Arial"/>
-        </w:rPr>
-        <w:t xml:space="preserve"> and supporting </w:t>
+        <w:t xml:space="preserve"> backends and supporting </w:t>
       </w:r>
       <w:r>
         <w:rPr>
@@ -312,14 +251,7 @@
         <w:rPr>
           <w:rFonts w:ascii="Arial" w:hAnsi="Arial" w:cs="Arial"/>
         </w:rPr>
-        <w:t xml:space="preserve"> for enterprise deployments and integrations. </w:t>
-      </w:r>
-      <w:proofErr w:type="gramStart"/>
-      <w:r>
-        <w:rPr>
-          <w:rFonts w:ascii="Arial" w:hAnsi="Arial" w:cs="Arial"/>
-        </w:rPr>
-        <w:t xml:space="preserve">Known for turning ambiguous reliability problems into measurable outcomes using </w:t>
+        <w:t xml:space="preserve"> for enterprise deployments and integrations. Known for turning ambiguous reliability problems into measurable outcomes using </w:t>
       </w:r>
       <w:r>
         <w:rPr>
@@ -347,7 +279,6 @@
         </w:rPr>
         <w:t xml:space="preserve">, </w:t>
       </w:r>
-      <w:proofErr w:type="spellStart"/>
       <w:r>
         <w:rPr>
           <w:rStyle w:val="Strong"/>
@@ -355,7 +286,6 @@
         </w:rPr>
         <w:t>observability</w:t>
       </w:r>
-      <w:proofErr w:type="spellEnd"/>
       <w:r>
         <w:rPr>
           <w:rFonts w:ascii="Arial" w:hAnsi="Arial" w:cs="Arial"/>
@@ -375,7 +305,6 @@
         </w:rPr>
         <w:t xml:space="preserve"> patterns—shipping safely through staged rollouts, strong testing gates, and disciplined incident follow-ups.</w:t>
       </w:r>
-      <w:proofErr w:type="gramEnd"/>
     </w:p>
     <w:p>
       <w:pPr>
@@ -421,87 +350,7 @@
           <w:rFonts w:ascii="Arial" w:hAnsi="Arial" w:cs="Arial"/>
           <w:sz w:val="18"/>
         </w:rPr>
-        <w:t xml:space="preserve"> – React, Next.js, </w:t>
-      </w:r>
-      <w:proofErr w:type="spellStart"/>
-      <w:r>
-        <w:rPr>
-          <w:rFonts w:ascii="Arial" w:hAnsi="Arial" w:cs="Arial"/>
-          <w:sz w:val="18"/>
-        </w:rPr>
-        <w:t>TypeScript</w:t>
-      </w:r>
-      <w:proofErr w:type="spellEnd"/>
-      <w:r>
-        <w:rPr>
-          <w:rFonts w:ascii="Arial" w:hAnsi="Arial" w:cs="Arial"/>
-          <w:sz w:val="18"/>
-        </w:rPr>
-        <w:t xml:space="preserve">, </w:t>
-      </w:r>
-      <w:proofErr w:type="spellStart"/>
-      <w:r>
-        <w:rPr>
-          <w:rFonts w:ascii="Arial" w:hAnsi="Arial" w:cs="Arial"/>
-          <w:sz w:val="18"/>
-        </w:rPr>
-        <w:t>Redux</w:t>
-      </w:r>
-      <w:proofErr w:type="spellEnd"/>
-      <w:r>
-        <w:rPr>
-          <w:rFonts w:ascii="Arial" w:hAnsi="Arial" w:cs="Arial"/>
-          <w:sz w:val="18"/>
-        </w:rPr>
-        <w:t xml:space="preserve">, React Query, </w:t>
-      </w:r>
-      <w:proofErr w:type="spellStart"/>
-      <w:r>
-        <w:rPr>
-          <w:rFonts w:ascii="Arial" w:hAnsi="Arial" w:cs="Arial"/>
-          <w:sz w:val="18"/>
-        </w:rPr>
-        <w:t>Formik</w:t>
-      </w:r>
-      <w:proofErr w:type="spellEnd"/>
-      <w:r>
-        <w:rPr>
-          <w:rFonts w:ascii="Arial" w:hAnsi="Arial" w:cs="Arial"/>
-          <w:sz w:val="18"/>
-        </w:rPr>
-        <w:t xml:space="preserve">, </w:t>
-      </w:r>
-      <w:proofErr w:type="spellStart"/>
-      <w:r>
-        <w:rPr>
-          <w:rFonts w:ascii="Arial" w:hAnsi="Arial" w:cs="Arial"/>
-          <w:sz w:val="18"/>
-        </w:rPr>
-        <w:t>Vite</w:t>
-      </w:r>
-      <w:proofErr w:type="spellEnd"/>
-      <w:r>
-        <w:rPr>
-          <w:rFonts w:ascii="Arial" w:hAnsi="Arial" w:cs="Arial"/>
-          <w:sz w:val="18"/>
-        </w:rPr>
-        <w:t xml:space="preserve">, </w:t>
-      </w:r>
-      <w:proofErr w:type="spellStart"/>
-      <w:r>
-        <w:rPr>
-          <w:rFonts w:ascii="Arial" w:hAnsi="Arial" w:cs="Arial"/>
-          <w:sz w:val="18"/>
-        </w:rPr>
-        <w:t>Webpack</w:t>
-      </w:r>
-      <w:proofErr w:type="spellEnd"/>
-      <w:r>
-        <w:rPr>
-          <w:rFonts w:ascii="Arial" w:hAnsi="Arial" w:cs="Arial"/>
-          <w:sz w:val="18"/>
-        </w:rPr>
-        <w:t>, Tailwind CSS, Material UI, Bootstrap, Storybook</w:t>
+        <w:t xml:space="preserve"> – React, Next.js, TypeScript, Redux, React Query, Formik, Vite, Webpack, Tailwind CSS, Material UI, Bootstrap, Storybook</w:t>
       </w:r>
     </w:p>
     <w:p>
@@ -530,55 +379,7 @@
           <w:rFonts w:ascii="Arial" w:hAnsi="Arial" w:cs="Arial"/>
           <w:sz w:val="18"/>
         </w:rPr>
-        <w:t xml:space="preserve"> – Node.js, Express.js, </w:t>
-      </w:r>
-      <w:proofErr w:type="spellStart"/>
-      <w:r>
-        <w:rPr>
-          <w:rFonts w:ascii="Arial" w:hAnsi="Arial" w:cs="Arial"/>
-          <w:sz w:val="18"/>
-        </w:rPr>
-        <w:t>NestJS</w:t>
-      </w:r>
-      <w:proofErr w:type="spellEnd"/>
-      <w:r>
-        <w:rPr>
-          <w:rFonts w:ascii="Arial" w:hAnsi="Arial" w:cs="Arial"/>
-          <w:sz w:val="18"/>
-        </w:rPr>
-        <w:t xml:space="preserve">, REST API design, </w:t>
-      </w:r>
-      <w:proofErr w:type="spellStart"/>
-      <w:r>
-        <w:rPr>
-          <w:rFonts w:ascii="Arial" w:hAnsi="Arial" w:cs="Arial"/>
-          <w:sz w:val="18"/>
-        </w:rPr>
-        <w:t>GraphQL</w:t>
-      </w:r>
-      <w:proofErr w:type="spellEnd"/>
-      <w:r>
-        <w:rPr>
-          <w:rFonts w:ascii="Arial" w:hAnsi="Arial" w:cs="Arial"/>
-          <w:sz w:val="18"/>
-        </w:rPr>
-        <w:t xml:space="preserve">, </w:t>
-      </w:r>
-      <w:proofErr w:type="spellStart"/>
-      <w:r>
-        <w:rPr>
-          <w:rFonts w:ascii="Arial" w:hAnsi="Arial" w:cs="Arial"/>
-          <w:sz w:val="18"/>
-        </w:rPr>
-        <w:t>WebSockets</w:t>
-      </w:r>
-      <w:proofErr w:type="spellEnd"/>
-      <w:r>
-        <w:rPr>
-          <w:rFonts w:ascii="Arial" w:hAnsi="Arial" w:cs="Arial"/>
-          <w:sz w:val="18"/>
-        </w:rPr>
-        <w:t>, background jobs, event-driven architecture, caching strategies</w:t>
+        <w:t xml:space="preserve"> – Node.js, Express.js, NestJS, REST API design, GraphQL, WebSockets, background jobs, event-driven architecture, caching strategies</w:t>
       </w:r>
     </w:p>
     <w:p>
@@ -622,25 +423,8 @@
           <w:rFonts w:ascii="Arial" w:hAnsi="Arial" w:cs="Arial"/>
           <w:sz w:val="18"/>
         </w:rPr>
-        <w:t xml:space="preserve">: </w:t>
-      </w:r>
-      <w:proofErr w:type="spellStart"/>
-      <w:r>
-        <w:rPr>
-          <w:rFonts w:ascii="Arial" w:hAnsi="Arial" w:cs="Arial"/>
-          <w:sz w:val="18"/>
-        </w:rPr>
-        <w:t>PostgreSQL</w:t>
-      </w:r>
-      <w:proofErr w:type="spellEnd"/>
-      <w:r>
-        <w:rPr>
-          <w:rFonts w:ascii="Arial" w:hAnsi="Arial" w:cs="Arial"/>
-          <w:sz w:val="18"/>
-        </w:rPr>
-        <w:t xml:space="preserve">, MySQL, SQL Server | </w:t>
-      </w:r>
-      <w:proofErr w:type="spellStart"/>
+        <w:t xml:space="preserve">: PostgreSQL, MySQL, SQL Server | </w:t>
+      </w:r>
       <w:r>
         <w:rPr>
           <w:rFonts w:ascii="Arial" w:hAnsi="Arial" w:cs="Arial"/>
@@ -649,61 +433,12 @@
         </w:rPr>
         <w:t>NoSQL</w:t>
       </w:r>
-      <w:proofErr w:type="spellEnd"/>
-      <w:r>
-        <w:rPr>
-          <w:rFonts w:ascii="Arial" w:hAnsi="Arial" w:cs="Arial"/>
-          <w:sz w:val="18"/>
-        </w:rPr>
-        <w:t xml:space="preserve">: </w:t>
-      </w:r>
-      <w:proofErr w:type="spellStart"/>
-      <w:r>
-        <w:rPr>
-          <w:rFonts w:ascii="Arial" w:hAnsi="Arial" w:cs="Arial"/>
-          <w:sz w:val="18"/>
-        </w:rPr>
-        <w:t>Redis</w:t>
-      </w:r>
-      <w:proofErr w:type="spellEnd"/>
-      <w:r>
-        <w:rPr>
-          <w:rFonts w:ascii="Arial" w:hAnsi="Arial" w:cs="Arial"/>
-          <w:sz w:val="18"/>
-        </w:rPr>
-        <w:t xml:space="preserve">, </w:t>
-      </w:r>
-      <w:proofErr w:type="spellStart"/>
-      <w:r>
-        <w:rPr>
-          <w:rFonts w:ascii="Arial" w:hAnsi="Arial" w:cs="Arial"/>
-          <w:sz w:val="18"/>
-        </w:rPr>
-        <w:t>MongoDB</w:t>
-      </w:r>
-      <w:proofErr w:type="spellEnd"/>
-      <w:r>
-        <w:rPr>
-          <w:rFonts w:ascii="Arial" w:hAnsi="Arial" w:cs="Arial"/>
-          <w:sz w:val="18"/>
-        </w:rPr>
-        <w:t xml:space="preserve">, </w:t>
-      </w:r>
-      <w:proofErr w:type="spellStart"/>
-      <w:r>
-        <w:rPr>
-          <w:rFonts w:ascii="Arial" w:hAnsi="Arial" w:cs="Arial"/>
-          <w:sz w:val="18"/>
-        </w:rPr>
-        <w:t>DynamoDB</w:t>
-      </w:r>
-      <w:proofErr w:type="spellEnd"/>
-      <w:r>
-        <w:rPr>
-          <w:rFonts w:ascii="Arial" w:hAnsi="Arial" w:cs="Arial"/>
-          <w:sz w:val="18"/>
-        </w:rPr>
-        <w:t xml:space="preserve"> | </w:t>
+      <w:r>
+        <w:rPr>
+          <w:rFonts w:ascii="Arial" w:hAnsi="Arial" w:cs="Arial"/>
+          <w:sz w:val="18"/>
+        </w:rPr>
+        <w:t xml:space="preserve">: Redis, MongoDB, DynamoDB | </w:t>
       </w:r>
       <w:r>
         <w:rPr>
@@ -718,23 +453,7 @@
           <w:rFonts w:ascii="Arial" w:hAnsi="Arial" w:cs="Arial"/>
           <w:sz w:val="18"/>
         </w:rPr>
-        <w:t xml:space="preserve">: AWS SQS/SNS, Kafka, </w:t>
-      </w:r>
-      <w:proofErr w:type="spellStart"/>
-      <w:r>
-        <w:rPr>
-          <w:rFonts w:ascii="Arial" w:hAnsi="Arial" w:cs="Arial"/>
-          <w:sz w:val="18"/>
-        </w:rPr>
-        <w:t>RabbitMQ</w:t>
-      </w:r>
-      <w:proofErr w:type="spellEnd"/>
-      <w:r>
-        <w:rPr>
-          <w:rFonts w:ascii="Arial" w:hAnsi="Arial" w:cs="Arial"/>
-          <w:sz w:val="18"/>
-        </w:rPr>
-        <w:t xml:space="preserve"> | </w:t>
+        <w:t xml:space="preserve">: AWS SQS/SNS, Kafka, RabbitMQ | </w:t>
       </w:r>
       <w:r>
         <w:rPr>
@@ -749,23 +468,7 @@
           <w:rFonts w:ascii="Arial" w:hAnsi="Arial" w:cs="Arial"/>
           <w:sz w:val="18"/>
         </w:rPr>
-        <w:t xml:space="preserve">: </w:t>
-      </w:r>
-      <w:proofErr w:type="spellStart"/>
-      <w:r>
-        <w:rPr>
-          <w:rFonts w:ascii="Arial" w:hAnsi="Arial" w:cs="Arial"/>
-          <w:sz w:val="18"/>
-        </w:rPr>
-        <w:t>Elasticsearch</w:t>
-      </w:r>
-      <w:proofErr w:type="spellEnd"/>
-      <w:r>
-        <w:rPr>
-          <w:rFonts w:ascii="Arial" w:hAnsi="Arial" w:cs="Arial"/>
-          <w:sz w:val="18"/>
-        </w:rPr>
-        <w:t xml:space="preserve">, OpenSearch | </w:t>
+        <w:t xml:space="preserve">: Elasticsearch, OpenSearch | </w:t>
       </w:r>
       <w:r>
         <w:rPr>
@@ -780,17 +483,8 @@
           <w:rFonts w:ascii="Arial" w:hAnsi="Arial" w:cs="Arial"/>
           <w:sz w:val="18"/>
         </w:rPr>
-        <w:t xml:space="preserve">: Redshift, </w:t>
-      </w:r>
-      <w:proofErr w:type="spellStart"/>
-      <w:r>
-        <w:rPr>
-          <w:rFonts w:ascii="Arial" w:hAnsi="Arial" w:cs="Arial"/>
-          <w:sz w:val="18"/>
-        </w:rPr>
-        <w:t>BigQuery</w:t>
-      </w:r>
-      <w:proofErr w:type="spellEnd"/>
+        <w:t>: Redshift, BigQuery</w:t>
+      </w:r>
     </w:p>
     <w:p>
       <w:pPr>
@@ -811,18 +505,8 @@
           <w:rFonts w:ascii="Arial" w:hAnsi="Arial" w:cs="Arial"/>
           <w:sz w:val="18"/>
         </w:rPr>
-        <w:t xml:space="preserve">Cloud &amp; </w:t>
-      </w:r>
-      <w:proofErr w:type="spellStart"/>
-      <w:r>
-        <w:rPr>
-          <w:rStyle w:val="Strong"/>
-          <w:rFonts w:ascii="Arial" w:hAnsi="Arial" w:cs="Arial"/>
-          <w:sz w:val="18"/>
-        </w:rPr>
-        <w:t>DevOps</w:t>
-      </w:r>
-      <w:proofErr w:type="spellEnd"/>
+        <w:t>Cloud &amp; DevOps</w:t>
+      </w:r>
       <w:r>
         <w:rPr>
           <w:rFonts w:ascii="Arial" w:hAnsi="Arial" w:cs="Arial"/>
@@ -830,85 +514,12 @@
         </w:rPr>
         <w:t xml:space="preserve"> – </w:t>
       </w:r>
-      <w:proofErr w:type="spellStart"/>
-      <w:r>
-        <w:rPr>
-          <w:rFonts w:ascii="Arial" w:hAnsi="Arial" w:cs="Arial"/>
-          <w:sz w:val="18"/>
-        </w:rPr>
-        <w:t>Docker</w:t>
-      </w:r>
-      <w:proofErr w:type="spellEnd"/>
-      <w:r>
-        <w:rPr>
-          <w:rFonts w:ascii="Arial" w:hAnsi="Arial" w:cs="Arial"/>
-          <w:sz w:val="18"/>
-        </w:rPr>
-        <w:t xml:space="preserve">, </w:t>
-      </w:r>
-      <w:proofErr w:type="spellStart"/>
-      <w:r>
-        <w:rPr>
-          <w:rFonts w:ascii="Arial" w:hAnsi="Arial" w:cs="Arial"/>
-          <w:sz w:val="18"/>
-        </w:rPr>
-        <w:t>Kubernetes</w:t>
-      </w:r>
-      <w:proofErr w:type="spellEnd"/>
-      <w:r>
-        <w:rPr>
-          <w:rFonts w:ascii="Arial" w:hAnsi="Arial" w:cs="Arial"/>
-          <w:sz w:val="18"/>
-        </w:rPr>
-        <w:t xml:space="preserve">, Helm, Argo CD, </w:t>
-      </w:r>
-      <w:proofErr w:type="spellStart"/>
-      <w:r>
-        <w:rPr>
-          <w:rFonts w:ascii="Arial" w:hAnsi="Arial" w:cs="Arial"/>
-          <w:sz w:val="18"/>
-        </w:rPr>
-        <w:t>GitOps</w:t>
-      </w:r>
-      <w:proofErr w:type="spellEnd"/>
-      <w:r>
-        <w:rPr>
-          <w:rFonts w:ascii="Arial" w:hAnsi="Arial" w:cs="Arial"/>
-          <w:sz w:val="18"/>
-        </w:rPr>
-        <w:t xml:space="preserve">, </w:t>
-      </w:r>
-      <w:proofErr w:type="spellStart"/>
-      <w:r>
-        <w:rPr>
-          <w:rFonts w:ascii="Arial" w:hAnsi="Arial" w:cs="Arial"/>
-          <w:sz w:val="18"/>
-        </w:rPr>
-        <w:t>Terraform</w:t>
-      </w:r>
-      <w:proofErr w:type="spellEnd"/>
-      <w:r>
-        <w:rPr>
-          <w:rFonts w:ascii="Arial" w:hAnsi="Arial" w:cs="Arial"/>
-          <w:sz w:val="18"/>
-        </w:rPr>
-        <w:t xml:space="preserve">, </w:t>
-      </w:r>
-      <w:proofErr w:type="spellStart"/>
-      <w:r>
-        <w:rPr>
-          <w:rFonts w:ascii="Arial" w:hAnsi="Arial" w:cs="Arial"/>
-          <w:sz w:val="18"/>
-        </w:rPr>
-        <w:t>CloudFormation</w:t>
-      </w:r>
-      <w:proofErr w:type="spellEnd"/>
-      <w:r>
-        <w:rPr>
-          <w:rFonts w:ascii="Arial" w:hAnsi="Arial" w:cs="Arial"/>
-          <w:sz w:val="18"/>
-        </w:rPr>
-        <w:t xml:space="preserve"> | </w:t>
+      <w:r>
+        <w:rPr>
+          <w:rFonts w:ascii="Arial" w:hAnsi="Arial" w:cs="Arial"/>
+          <w:sz w:val="18"/>
+        </w:rPr>
+        <w:t xml:space="preserve">Docker, Kubernetes, Helm, Argo CD, GitOps, Terraform, CloudFormation | </w:t>
       </w:r>
       <w:r>
         <w:rPr>
@@ -923,71 +534,7 @@
           <w:rFonts w:ascii="Arial" w:hAnsi="Arial" w:cs="Arial"/>
           <w:sz w:val="18"/>
         </w:rPr>
-        <w:t xml:space="preserve">: EKS, ECS, EC2, Lambda, API Gateway, S3, </w:t>
-      </w:r>
-      <w:proofErr w:type="spellStart"/>
-      <w:r>
-        <w:rPr>
-          <w:rFonts w:ascii="Arial" w:hAnsi="Arial" w:cs="Arial"/>
-          <w:sz w:val="18"/>
-        </w:rPr>
-        <w:t>CloudFront</w:t>
-      </w:r>
-      <w:proofErr w:type="spellEnd"/>
-      <w:r>
-        <w:rPr>
-          <w:rFonts w:ascii="Arial" w:hAnsi="Arial" w:cs="Arial"/>
-          <w:sz w:val="18"/>
-        </w:rPr>
-        <w:t xml:space="preserve">, RDS, </w:t>
-      </w:r>
-      <w:proofErr w:type="spellStart"/>
-      <w:r>
-        <w:rPr>
-          <w:rFonts w:ascii="Arial" w:hAnsi="Arial" w:cs="Arial"/>
-          <w:sz w:val="18"/>
-        </w:rPr>
-        <w:t>DynamoDB</w:t>
-      </w:r>
-      <w:proofErr w:type="spellEnd"/>
-      <w:r>
-        <w:rPr>
-          <w:rFonts w:ascii="Arial" w:hAnsi="Arial" w:cs="Arial"/>
-          <w:sz w:val="18"/>
-        </w:rPr>
-        <w:t xml:space="preserve">, </w:t>
-      </w:r>
-      <w:proofErr w:type="spellStart"/>
-      <w:r>
-        <w:rPr>
-          <w:rFonts w:ascii="Arial" w:hAnsi="Arial" w:cs="Arial"/>
-          <w:sz w:val="18"/>
-        </w:rPr>
-        <w:t>ElastiCache</w:t>
-      </w:r>
-      <w:proofErr w:type="spellEnd"/>
-      <w:r>
-        <w:rPr>
-          <w:rFonts w:ascii="Arial" w:hAnsi="Arial" w:cs="Arial"/>
-          <w:sz w:val="18"/>
-        </w:rPr>
-        <w:t xml:space="preserve">, </w:t>
-      </w:r>
-      <w:proofErr w:type="spellStart"/>
-      <w:r>
-        <w:rPr>
-          <w:rFonts w:ascii="Arial" w:hAnsi="Arial" w:cs="Arial"/>
-          <w:sz w:val="18"/>
-        </w:rPr>
-        <w:t>EventBridge</w:t>
-      </w:r>
-      <w:proofErr w:type="spellEnd"/>
-      <w:r>
-        <w:rPr>
-          <w:rFonts w:ascii="Arial" w:hAnsi="Arial" w:cs="Arial"/>
-          <w:sz w:val="18"/>
-        </w:rPr>
-        <w:t xml:space="preserve">, Step Functions, IAM | </w:t>
+        <w:t xml:space="preserve">: EKS, ECS, EC2, Lambda, API Gateway, S3, CloudFront, RDS, DynamoDB, ElastiCache, EventBridge, Step Functions, IAM | </w:t>
       </w:r>
       <w:r>
         <w:rPr>
@@ -1024,23 +571,7 @@
           <w:rFonts w:ascii="Arial" w:hAnsi="Arial" w:cs="Arial"/>
           <w:sz w:val="18"/>
         </w:rPr>
-        <w:t xml:space="preserve">/Sub, Cloud Storage, </w:t>
-      </w:r>
-      <w:proofErr w:type="spellStart"/>
-      <w:r>
-        <w:rPr>
-          <w:rFonts w:ascii="Arial" w:hAnsi="Arial" w:cs="Arial"/>
-          <w:sz w:val="18"/>
-        </w:rPr>
-        <w:t>BigQuery</w:t>
-      </w:r>
-      <w:proofErr w:type="spellEnd"/>
-      <w:r>
-        <w:rPr>
-          <w:rFonts w:ascii="Arial" w:hAnsi="Arial" w:cs="Arial"/>
-          <w:sz w:val="18"/>
-        </w:rPr>
-        <w:t xml:space="preserve"> |</w:t>
+        <w:t>/Sub, Cloud Storage, BigQuery |</w:t>
       </w:r>
       <w:r>
         <w:rPr>
@@ -1062,65 +593,8 @@
           <w:rFonts w:ascii="Arial" w:hAnsi="Arial" w:cs="Arial"/>
           <w:sz w:val="18"/>
         </w:rPr>
-        <w:t xml:space="preserve">: </w:t>
-      </w:r>
-      <w:proofErr w:type="spellStart"/>
-      <w:r>
-        <w:rPr>
-          <w:rFonts w:ascii="Arial" w:hAnsi="Arial" w:cs="Arial"/>
-          <w:sz w:val="18"/>
-        </w:rPr>
-        <w:t>GitHub</w:t>
-      </w:r>
-      <w:proofErr w:type="spellEnd"/>
-      <w:r>
-        <w:rPr>
-          <w:rFonts w:ascii="Arial" w:hAnsi="Arial" w:cs="Arial"/>
-          <w:sz w:val="18"/>
-        </w:rPr>
-        <w:t xml:space="preserve"> Actions, </w:t>
-      </w:r>
-      <w:proofErr w:type="spellStart"/>
-      <w:r>
-        <w:rPr>
-          <w:rFonts w:ascii="Arial" w:hAnsi="Arial" w:cs="Arial"/>
-          <w:sz w:val="18"/>
-        </w:rPr>
-        <w:t>GitLab</w:t>
-      </w:r>
-      <w:proofErr w:type="spellEnd"/>
-      <w:r>
-        <w:rPr>
-          <w:rFonts w:ascii="Arial" w:hAnsi="Arial" w:cs="Arial"/>
-          <w:sz w:val="18"/>
-        </w:rPr>
-        <w:t xml:space="preserve"> CI, Jenkins, Azure </w:t>
-      </w:r>
-      <w:proofErr w:type="spellStart"/>
-      <w:r>
-        <w:rPr>
-          <w:rFonts w:ascii="Arial" w:hAnsi="Arial" w:cs="Arial"/>
-          <w:sz w:val="18"/>
-        </w:rPr>
-        <w:t>DevOps</w:t>
-      </w:r>
-      <w:proofErr w:type="spellEnd"/>
-      <w:r>
-        <w:rPr>
-          <w:rFonts w:ascii="Arial" w:hAnsi="Arial" w:cs="Arial"/>
-          <w:sz w:val="18"/>
-        </w:rPr>
-        <w:t xml:space="preserve">, </w:t>
-      </w:r>
-      <w:proofErr w:type="spellStart"/>
-      <w:r>
-        <w:rPr>
-          <w:rFonts w:ascii="Arial" w:hAnsi="Arial" w:cs="Arial"/>
-          <w:sz w:val="18"/>
-        </w:rPr>
-        <w:t>CircleCI</w:t>
-      </w:r>
-      <w:proofErr w:type="spellEnd"/>
+        <w:t>: GitHub Actions, GitLab CI, Jenkins, Azure DevOps, CircleCI</w:t>
+      </w:r>
     </w:p>
     <w:p>
       <w:pPr>
@@ -1134,94 +608,20 @@
           <w:sz w:val="22"/>
         </w:rPr>
       </w:pPr>
-      <w:proofErr w:type="spellStart"/>
-      <w:r>
-        <w:rPr>
-          <w:rStyle w:val="Strong"/>
-          <w:rFonts w:ascii="Arial" w:hAnsi="Arial" w:cs="Arial"/>
-          <w:sz w:val="18"/>
-        </w:rPr>
-        <w:t>Observability</w:t>
-      </w:r>
-      <w:proofErr w:type="spellEnd"/>
-      <w:r>
-        <w:rPr>
-          <w:rStyle w:val="Strong"/>
-          <w:rFonts w:ascii="Arial" w:hAnsi="Arial" w:cs="Arial"/>
-          <w:sz w:val="18"/>
-        </w:rPr>
-        <w:t>, Quality &amp; Security</w:t>
-      </w:r>
-      <w:r>
-        <w:rPr>
-          <w:rFonts w:ascii="Arial" w:hAnsi="Arial" w:cs="Arial"/>
-          <w:sz w:val="18"/>
-        </w:rPr>
-        <w:t xml:space="preserve"> – </w:t>
-      </w:r>
-      <w:proofErr w:type="spellStart"/>
-      <w:r>
-        <w:rPr>
-          <w:rFonts w:ascii="Arial" w:hAnsi="Arial" w:cs="Arial"/>
-          <w:sz w:val="18"/>
-        </w:rPr>
-        <w:t>OpenTelemetry</w:t>
-      </w:r>
-      <w:proofErr w:type="spellEnd"/>
-      <w:r>
-        <w:rPr>
-          <w:rFonts w:ascii="Arial" w:hAnsi="Arial" w:cs="Arial"/>
-          <w:sz w:val="18"/>
-        </w:rPr>
-        <w:t xml:space="preserve">, </w:t>
-      </w:r>
-      <w:proofErr w:type="spellStart"/>
-      <w:r>
-        <w:rPr>
-          <w:rFonts w:ascii="Arial" w:hAnsi="Arial" w:cs="Arial"/>
-          <w:sz w:val="18"/>
-        </w:rPr>
-        <w:t>Datadog</w:t>
-      </w:r>
-      <w:proofErr w:type="spellEnd"/>
-      <w:r>
-        <w:rPr>
-          <w:rFonts w:ascii="Arial" w:hAnsi="Arial" w:cs="Arial"/>
-          <w:sz w:val="18"/>
-        </w:rPr>
-        <w:t xml:space="preserve">, Prometheus, </w:t>
-      </w:r>
-      <w:proofErr w:type="spellStart"/>
-      <w:r>
-        <w:rPr>
-          <w:rFonts w:ascii="Arial" w:hAnsi="Arial" w:cs="Arial"/>
-          <w:sz w:val="18"/>
-        </w:rPr>
-        <w:t>Grafana</w:t>
-      </w:r>
-      <w:proofErr w:type="spellEnd"/>
-      <w:r>
-        <w:rPr>
-          <w:rFonts w:ascii="Arial" w:hAnsi="Arial" w:cs="Arial"/>
-          <w:sz w:val="18"/>
-        </w:rPr>
-        <w:t xml:space="preserve">, ELK/EFK, </w:t>
-      </w:r>
-      <w:proofErr w:type="spellStart"/>
-      <w:r>
-        <w:rPr>
-          <w:rFonts w:ascii="Arial" w:hAnsi="Arial" w:cs="Arial"/>
-          <w:sz w:val="18"/>
-        </w:rPr>
-        <w:t>CloudWatch</w:t>
-      </w:r>
-      <w:proofErr w:type="spellEnd"/>
-      <w:r>
-        <w:rPr>
-          <w:rFonts w:ascii="Arial" w:hAnsi="Arial" w:cs="Arial"/>
-          <w:sz w:val="18"/>
-        </w:rPr>
-        <w:t xml:space="preserve">, structured logging | </w:t>
+      <w:r>
+        <w:rPr>
+          <w:rStyle w:val="Strong"/>
+          <w:rFonts w:ascii="Arial" w:hAnsi="Arial" w:cs="Arial"/>
+          <w:sz w:val="18"/>
+        </w:rPr>
+        <w:t>Observability, Quality &amp; Security</w:t>
+      </w:r>
+      <w:r>
+        <w:rPr>
+          <w:rFonts w:ascii="Arial" w:hAnsi="Arial" w:cs="Arial"/>
+          <w:sz w:val="18"/>
+        </w:rPr>
+        <w:t xml:space="preserve"> – OpenTelemetry, Datadog, Prometheus, Grafana, ELK/EFK, CloudWatch, structured logging | </w:t>
       </w:r>
       <w:r>
         <w:rPr>
@@ -1251,55 +651,7 @@
           <w:rFonts w:ascii="Arial" w:hAnsi="Arial" w:cs="Arial"/>
           <w:sz w:val="18"/>
         </w:rPr>
-        <w:t xml:space="preserve">: OAuth2, </w:t>
-      </w:r>
-      <w:proofErr w:type="spellStart"/>
-      <w:r>
-        <w:rPr>
-          <w:rFonts w:ascii="Arial" w:hAnsi="Arial" w:cs="Arial"/>
-          <w:sz w:val="18"/>
-        </w:rPr>
-        <w:t>OpenID</w:t>
-      </w:r>
-      <w:proofErr w:type="spellEnd"/>
-      <w:r>
-        <w:rPr>
-          <w:rFonts w:ascii="Arial" w:hAnsi="Arial" w:cs="Arial"/>
-          <w:sz w:val="18"/>
-        </w:rPr>
-        <w:t xml:space="preserve"> Connect, JWT, </w:t>
-      </w:r>
-      <w:proofErr w:type="spellStart"/>
-      <w:r>
-        <w:rPr>
-          <w:rFonts w:ascii="Arial" w:hAnsi="Arial" w:cs="Arial"/>
-          <w:sz w:val="18"/>
-        </w:rPr>
-        <w:t>Okta</w:t>
-      </w:r>
-      <w:proofErr w:type="spellEnd"/>
-      <w:r>
-        <w:rPr>
-          <w:rFonts w:ascii="Arial" w:hAnsi="Arial" w:cs="Arial"/>
-          <w:sz w:val="18"/>
-        </w:rPr>
-        <w:t xml:space="preserve">, Auth0, AWS </w:t>
-      </w:r>
-      <w:proofErr w:type="spellStart"/>
-      <w:r>
-        <w:rPr>
-          <w:rFonts w:ascii="Arial" w:hAnsi="Arial" w:cs="Arial"/>
-          <w:sz w:val="18"/>
-        </w:rPr>
-        <w:t>Cognito</w:t>
-      </w:r>
-      <w:proofErr w:type="spellEnd"/>
-      <w:r>
-        <w:rPr>
-          <w:rFonts w:ascii="Arial" w:hAnsi="Arial" w:cs="Arial"/>
-          <w:sz w:val="18"/>
-        </w:rPr>
-        <w:t>, rate limiting, RBAC/ABAC, audit logging</w:t>
+        <w:t>: OAuth2, OpenID Connect, JWT, Okta, Auth0, AWS Cognito, rate limiting, RBAC/ABAC, audit logging</w:t>
       </w:r>
     </w:p>
     <w:p>
@@ -1334,8 +686,6 @@
       </w:r>
     </w:p>
     <w:p>
-      <w:proofErr w:type="spellStart"/>
-      <w:proofErr w:type="gramStart"/>
       <w:r>
         <w:rPr>
           <w:rFonts w:ascii="Arial" w:eastAsia="Arial" w:hAnsi="Arial" w:cs="Arial"/>
@@ -1343,27 +693,7 @@
           <w:sz w:val="21"/>
           <w:szCs w:val="21"/>
         </w:rPr>
-        <w:t>SumatoSoft</w:t>
-      </w:r>
-      <w:proofErr w:type="spellEnd"/>
-      <w:r>
-        <w:rPr>
-          <w:rFonts w:ascii="Arial" w:eastAsia="Arial" w:hAnsi="Arial" w:cs="Arial"/>
-          <w:color w:val="555555"/>
-          <w:sz w:val="21"/>
-          <w:szCs w:val="21"/>
-        </w:rPr>
-        <w:t xml:space="preserve">  |</w:t>
-      </w:r>
-      <w:proofErr w:type="gramEnd"/>
-      <w:r>
-        <w:rPr>
-          <w:rFonts w:ascii="Arial" w:eastAsia="Arial" w:hAnsi="Arial" w:cs="Arial"/>
-          <w:color w:val="555555"/>
-          <w:sz w:val="21"/>
-          <w:szCs w:val="21"/>
-        </w:rPr>
-        <w:t xml:space="preserve">  January 2021 - December 2025</w:t>
+        <w:t>SumatoSoft  |  January 2021 - December 2025</w:t>
       </w:r>
     </w:p>
     <w:p>
@@ -1401,7 +731,6 @@
         </w:rPr>
         <w:t xml:space="preserve"> across multiple services by standardizing </w:t>
       </w:r>
-      <w:proofErr w:type="spellStart"/>
       <w:r>
         <w:rPr>
           <w:rStyle w:val="Strong"/>
@@ -1410,7 +739,6 @@
         </w:rPr>
         <w:t>GitOps</w:t>
       </w:r>
-      <w:proofErr w:type="spellEnd"/>
       <w:r>
         <w:rPr>
           <w:rFonts w:ascii="Arial" w:hAnsi="Arial" w:cs="Arial"/>
@@ -1469,23 +797,13 @@
         </w:rPr>
         <w:t xml:space="preserve"> pipelines in </w:t>
       </w:r>
-      <w:proofErr w:type="spellStart"/>
-      <w:r>
-        <w:rPr>
-          <w:rStyle w:val="Strong"/>
-          <w:rFonts w:ascii="Arial" w:hAnsi="Arial" w:cs="Arial"/>
-          <w:sz w:val="18"/>
-        </w:rPr>
-        <w:t>GitHub</w:t>
-      </w:r>
-      <w:proofErr w:type="spellEnd"/>
-      <w:r>
-        <w:rPr>
-          <w:rStyle w:val="Strong"/>
-          <w:rFonts w:ascii="Arial" w:hAnsi="Arial" w:cs="Arial"/>
-          <w:sz w:val="18"/>
-        </w:rPr>
-        <w:t xml:space="preserve"> Actions</w:t>
+      <w:r>
+        <w:rPr>
+          <w:rStyle w:val="Strong"/>
+          <w:rFonts w:ascii="Arial" w:hAnsi="Arial" w:cs="Arial"/>
+          <w:sz w:val="18"/>
+        </w:rPr>
+        <w:t>GitHub Actions</w:t>
       </w:r>
       <w:r>
         <w:rPr>
@@ -1605,7 +923,6 @@
         </w:rPr>
         <w:t xml:space="preserve">Containerized Node workloads with </w:t>
       </w:r>
-      <w:proofErr w:type="spellStart"/>
       <w:r>
         <w:rPr>
           <w:rStyle w:val="Strong"/>
@@ -1614,7 +931,6 @@
         </w:rPr>
         <w:t>Docker</w:t>
       </w:r>
-      <w:proofErr w:type="spellEnd"/>
       <w:r>
         <w:rPr>
           <w:rFonts w:ascii="Arial" w:hAnsi="Arial" w:cs="Arial"/>
@@ -1652,34 +968,14 @@
         </w:rPr>
         <w:t xml:space="preserve"> and </w:t>
       </w:r>
-      <w:proofErr w:type="spellStart"/>
-      <w:r>
-        <w:rPr>
-          <w:rStyle w:val="Strong"/>
-          <w:rFonts w:ascii="Arial" w:hAnsi="Arial" w:cs="Arial"/>
-          <w:sz w:val="18"/>
-        </w:rPr>
-        <w:t>Terraform</w:t>
-      </w:r>
-      <w:proofErr w:type="spellEnd"/>
-      <w:r>
-        <w:rPr>
-          <w:rStyle w:val="Strong"/>
-          <w:rFonts w:ascii="Arial" w:hAnsi="Arial" w:cs="Arial"/>
-          <w:sz w:val="18"/>
-        </w:rPr>
-        <w:t>/</w:t>
-      </w:r>
-      <w:proofErr w:type="spellStart"/>
-      <w:r>
-        <w:rPr>
-          <w:rStyle w:val="Strong"/>
-          <w:rFonts w:ascii="Arial" w:hAnsi="Arial" w:cs="Arial"/>
-          <w:sz w:val="18"/>
-        </w:rPr>
-        <w:t>CloudFormation</w:t>
-      </w:r>
-      <w:proofErr w:type="spellEnd"/>
+      <w:r>
+        <w:rPr>
+          <w:rStyle w:val="Strong"/>
+          <w:rFonts w:ascii="Arial" w:hAnsi="Arial" w:cs="Arial"/>
+          <w:sz w:val="18"/>
+        </w:rPr>
+        <w:t>Terraform/CloudFormation</w:t>
+      </w:r>
       <w:r>
         <w:rPr>
           <w:rFonts w:ascii="Arial" w:hAnsi="Arial" w:cs="Arial"/>
@@ -1738,7 +1034,6 @@
         </w:rPr>
         <w:t xml:space="preserve">, and </w:t>
       </w:r>
-      <w:proofErr w:type="spellStart"/>
       <w:r>
         <w:rPr>
           <w:rStyle w:val="Strong"/>
@@ -1747,7 +1042,6 @@
         </w:rPr>
         <w:t>RabbitMQ</w:t>
       </w:r>
-      <w:proofErr w:type="spellEnd"/>
       <w:r>
         <w:rPr>
           <w:rFonts w:ascii="Arial" w:hAnsi="Arial" w:cs="Arial"/>
@@ -1755,7 +1049,6 @@
         </w:rPr>
         <w:t xml:space="preserve">, adding </w:t>
       </w:r>
-      <w:proofErr w:type="spellStart"/>
       <w:r>
         <w:rPr>
           <w:rStyle w:val="Strong"/>
@@ -1764,7 +1057,6 @@
         </w:rPr>
         <w:t>idempotency</w:t>
       </w:r>
-      <w:proofErr w:type="spellEnd"/>
       <w:r>
         <w:rPr>
           <w:rFonts w:ascii="Arial" w:hAnsi="Arial" w:cs="Arial"/>
@@ -1793,7 +1085,6 @@
         </w:rPr>
         <w:t xml:space="preserve">Improved service performance by tuning </w:t>
       </w:r>
-      <w:proofErr w:type="spellStart"/>
       <w:r>
         <w:rPr>
           <w:rStyle w:val="Strong"/>
@@ -1802,7 +1093,6 @@
         </w:rPr>
         <w:t>PostgreSQL</w:t>
       </w:r>
-      <w:proofErr w:type="spellEnd"/>
       <w:r>
         <w:rPr>
           <w:rFonts w:ascii="Arial" w:hAnsi="Arial" w:cs="Arial"/>
@@ -1810,7 +1100,6 @@
         </w:rPr>
         <w:t xml:space="preserve"> queries and indexes, introducing </w:t>
       </w:r>
-      <w:proofErr w:type="spellStart"/>
       <w:r>
         <w:rPr>
           <w:rStyle w:val="Strong"/>
@@ -1819,7 +1108,6 @@
         </w:rPr>
         <w:t>Redis</w:t>
       </w:r>
-      <w:proofErr w:type="spellEnd"/>
       <w:r>
         <w:rPr>
           <w:rFonts w:ascii="Arial" w:hAnsi="Arial" w:cs="Arial"/>
@@ -1827,7 +1115,6 @@
         </w:rPr>
         <w:t xml:space="preserve"> caching via </w:t>
       </w:r>
-      <w:proofErr w:type="spellStart"/>
       <w:r>
         <w:rPr>
           <w:rStyle w:val="Strong"/>
@@ -1836,7 +1123,6 @@
         </w:rPr>
         <w:t>ElastiCache</w:t>
       </w:r>
-      <w:proofErr w:type="spellEnd"/>
       <w:r>
         <w:rPr>
           <w:rFonts w:ascii="Arial" w:hAnsi="Arial" w:cs="Arial"/>
@@ -1865,7 +1151,6 @@
         </w:rPr>
         <w:t xml:space="preserve">Strengthened data portability by integrating workloads with </w:t>
       </w:r>
-      <w:proofErr w:type="spellStart"/>
       <w:r>
         <w:rPr>
           <w:rStyle w:val="Strong"/>
@@ -1874,7 +1159,6 @@
         </w:rPr>
         <w:t>DynamoDB</w:t>
       </w:r>
-      <w:proofErr w:type="spellEnd"/>
       <w:r>
         <w:rPr>
           <w:rFonts w:ascii="Arial" w:hAnsi="Arial" w:cs="Arial"/>
@@ -1882,7 +1166,6 @@
         </w:rPr>
         <w:t xml:space="preserve"> for key-value access patterns and </w:t>
       </w:r>
-      <w:proofErr w:type="spellStart"/>
       <w:r>
         <w:rPr>
           <w:rStyle w:val="Strong"/>
@@ -1891,7 +1174,6 @@
         </w:rPr>
         <w:t>MongoDB</w:t>
       </w:r>
-      <w:proofErr w:type="spellEnd"/>
       <w:r>
         <w:rPr>
           <w:rFonts w:ascii="Arial" w:hAnsi="Arial" w:cs="Arial"/>
@@ -1920,7 +1202,6 @@
         </w:rPr>
         <w:t xml:space="preserve">Built search experiences using </w:t>
       </w:r>
-      <w:proofErr w:type="spellStart"/>
       <w:r>
         <w:rPr>
           <w:rStyle w:val="Strong"/>
@@ -1929,7 +1210,6 @@
         </w:rPr>
         <w:t>Elasticsearch</w:t>
       </w:r>
-      <w:proofErr w:type="spellEnd"/>
       <w:r>
         <w:rPr>
           <w:rFonts w:ascii="Arial" w:hAnsi="Arial" w:cs="Arial"/>
@@ -1988,7 +1268,6 @@
         </w:rPr>
         <w:t xml:space="preserve"> for artifacts and </w:t>
       </w:r>
-      <w:proofErr w:type="spellStart"/>
       <w:r>
         <w:rPr>
           <w:rStyle w:val="Strong"/>
@@ -1997,7 +1276,6 @@
         </w:rPr>
         <w:t>CloudFront</w:t>
       </w:r>
-      <w:proofErr w:type="spellEnd"/>
       <w:r>
         <w:rPr>
           <w:rFonts w:ascii="Arial" w:hAnsi="Arial" w:cs="Arial"/>
@@ -2026,7 +1304,6 @@
         </w:rPr>
         <w:t xml:space="preserve">Shipped resilient service orchestration via </w:t>
       </w:r>
-      <w:proofErr w:type="spellStart"/>
       <w:r>
         <w:rPr>
           <w:rStyle w:val="Strong"/>
@@ -2035,7 +1312,6 @@
         </w:rPr>
         <w:t>EventBridge</w:t>
       </w:r>
-      <w:proofErr w:type="spellEnd"/>
       <w:r>
         <w:rPr>
           <w:rFonts w:ascii="Arial" w:hAnsi="Arial" w:cs="Arial"/>
@@ -2079,7 +1355,6 @@
         </w:rPr>
         <w:t xml:space="preserve">Instrumented systems with </w:t>
       </w:r>
-      <w:proofErr w:type="spellStart"/>
       <w:r>
         <w:rPr>
           <w:rStyle w:val="Strong"/>
@@ -2088,7 +1363,6 @@
         </w:rPr>
         <w:t>OpenTelemetry</w:t>
       </w:r>
-      <w:proofErr w:type="spellEnd"/>
       <w:r>
         <w:rPr>
           <w:rFonts w:ascii="Arial" w:hAnsi="Arial" w:cs="Arial"/>
@@ -2096,7 +1370,6 @@
         </w:rPr>
         <w:t xml:space="preserve"> and exported telemetry into </w:t>
       </w:r>
-      <w:proofErr w:type="spellStart"/>
       <w:r>
         <w:rPr>
           <w:rStyle w:val="Strong"/>
@@ -2105,7 +1378,6 @@
         </w:rPr>
         <w:t>Datadog</w:t>
       </w:r>
-      <w:proofErr w:type="spellEnd"/>
       <w:r>
         <w:rPr>
           <w:rFonts w:ascii="Arial" w:hAnsi="Arial" w:cs="Arial"/>
@@ -2128,7 +1400,6 @@
         </w:rPr>
         <w:t xml:space="preserve">, </w:t>
       </w:r>
-      <w:proofErr w:type="spellStart"/>
       <w:r>
         <w:rPr>
           <w:rStyle w:val="Strong"/>
@@ -2137,7 +1408,6 @@
         </w:rPr>
         <w:t>Grafana</w:t>
       </w:r>
-      <w:proofErr w:type="spellEnd"/>
       <w:r>
         <w:rPr>
           <w:rFonts w:ascii="Arial" w:hAnsi="Arial" w:cs="Arial"/>
@@ -2145,7 +1415,6 @@
         </w:rPr>
         <w:t xml:space="preserve">, and </w:t>
       </w:r>
-      <w:proofErr w:type="spellStart"/>
       <w:r>
         <w:rPr>
           <w:rStyle w:val="Strong"/>
@@ -2154,7 +1423,6 @@
         </w:rPr>
         <w:t>CloudWatch</w:t>
       </w:r>
-      <w:proofErr w:type="spellEnd"/>
       <w:r>
         <w:rPr>
           <w:rFonts w:ascii="Arial" w:hAnsi="Arial" w:cs="Arial"/>
@@ -2181,39 +1449,7 @@
           <w:rFonts w:ascii="Arial" w:hAnsi="Arial" w:cs="Arial"/>
           <w:sz w:val="18"/>
         </w:rPr>
-        <w:t xml:space="preserve">Reduced on-call noise by tuning alert thresholds, splitting symptom </w:t>
-      </w:r>
-      <w:proofErr w:type="spellStart"/>
-      <w:r>
-        <w:rPr>
-          <w:rFonts w:ascii="Arial" w:hAnsi="Arial" w:cs="Arial"/>
-          <w:sz w:val="18"/>
-        </w:rPr>
-        <w:t>vs</w:t>
-      </w:r>
-      <w:proofErr w:type="spellEnd"/>
-      <w:r>
-        <w:rPr>
-          <w:rFonts w:ascii="Arial" w:hAnsi="Arial" w:cs="Arial"/>
-          <w:sz w:val="18"/>
-        </w:rPr>
-        <w:t xml:space="preserve"> cause alarms, and aligning alerting policies with clear </w:t>
-      </w:r>
-      <w:proofErr w:type="spellStart"/>
-      <w:r>
-        <w:rPr>
-          <w:rFonts w:ascii="Arial" w:hAnsi="Arial" w:cs="Arial"/>
-          <w:sz w:val="18"/>
-        </w:rPr>
-        <w:t>runbooks</w:t>
-      </w:r>
-      <w:proofErr w:type="spellEnd"/>
-      <w:r>
-        <w:rPr>
-          <w:rFonts w:ascii="Arial" w:hAnsi="Arial" w:cs="Arial"/>
-          <w:sz w:val="18"/>
-        </w:rPr>
-        <w:t xml:space="preserve"> and measurable </w:t>
+        <w:t xml:space="preserve">Reduced on-call noise by tuning alert thresholds, splitting symptom vs cause alarms, and aligning alerting policies with clear runbooks and measurable </w:t>
       </w:r>
       <w:r>
         <w:rPr>
@@ -2272,25 +1508,7 @@
           <w:rFonts w:ascii="Arial" w:hAnsi="Arial" w:cs="Arial"/>
           <w:sz w:val="18"/>
         </w:rPr>
-        <w:t>OAuth2/</w:t>
-      </w:r>
-      <w:proofErr w:type="spellStart"/>
-      <w:r>
-        <w:rPr>
-          <w:rStyle w:val="Strong"/>
-          <w:rFonts w:ascii="Arial" w:hAnsi="Arial" w:cs="Arial"/>
-          <w:sz w:val="18"/>
-        </w:rPr>
-        <w:t>OpenID</w:t>
-      </w:r>
-      <w:proofErr w:type="spellEnd"/>
-      <w:r>
-        <w:rPr>
-          <w:rStyle w:val="Strong"/>
-          <w:rFonts w:ascii="Arial" w:hAnsi="Arial" w:cs="Arial"/>
-          <w:sz w:val="18"/>
-        </w:rPr>
-        <w:t xml:space="preserve"> Connect</w:t>
+        <w:t>OAuth2/OpenID Connect</w:t>
       </w:r>
       <w:r>
         <w:rPr>
@@ -2314,34 +1532,14 @@
         </w:rPr>
         <w:t xml:space="preserve">, and integrations with </w:t>
       </w:r>
-      <w:proofErr w:type="spellStart"/>
-      <w:r>
-        <w:rPr>
-          <w:rStyle w:val="Strong"/>
-          <w:rFonts w:ascii="Arial" w:hAnsi="Arial" w:cs="Arial"/>
-          <w:sz w:val="18"/>
-        </w:rPr>
-        <w:t>Okta</w:t>
-      </w:r>
-      <w:proofErr w:type="spellEnd"/>
-      <w:r>
-        <w:rPr>
-          <w:rStyle w:val="Strong"/>
-          <w:rFonts w:ascii="Arial" w:hAnsi="Arial" w:cs="Arial"/>
-          <w:sz w:val="18"/>
-        </w:rPr>
-        <w:t xml:space="preserve">/Auth0/AWS </w:t>
-      </w:r>
-      <w:proofErr w:type="spellStart"/>
-      <w:r>
-        <w:rPr>
-          <w:rStyle w:val="Strong"/>
-          <w:rFonts w:ascii="Arial" w:hAnsi="Arial" w:cs="Arial"/>
-          <w:sz w:val="18"/>
-        </w:rPr>
-        <w:t>Cognito</w:t>
-      </w:r>
-      <w:proofErr w:type="spellEnd"/>
+      <w:r>
+        <w:rPr>
+          <w:rStyle w:val="Strong"/>
+          <w:rFonts w:ascii="Arial" w:hAnsi="Arial" w:cs="Arial"/>
+          <w:sz w:val="18"/>
+        </w:rPr>
+        <w:t>Okta/Auth0/AWS Cognito</w:t>
+      </w:r>
       <w:r>
         <w:rPr>
           <w:rFonts w:ascii="Arial" w:hAnsi="Arial" w:cs="Arial"/>
@@ -2383,6 +1581,7 @@
           <w:rFonts w:ascii="Arial" w:hAnsi="Arial" w:cs="Arial"/>
           <w:sz w:val="18"/>
         </w:rPr>
+        <w:lastRenderedPageBreak/>
         <w:t xml:space="preserve">Centralized secret handling using patterns aligned with </w:t>
       </w:r>
       <w:r>
@@ -2419,7 +1618,6 @@
           <w:rFonts w:ascii="Arial" w:hAnsi="Arial" w:cs="Arial"/>
           <w:sz w:val="18"/>
         </w:rPr>
-        <w:lastRenderedPageBreak/>
         <w:t xml:space="preserve">Improved analytics readiness by wiring event pipelines into </w:t>
       </w:r>
       <w:r>
@@ -2437,7 +1635,6 @@
         </w:rPr>
         <w:t xml:space="preserve"> and integrating consumer exports into </w:t>
       </w:r>
-      <w:proofErr w:type="spellStart"/>
       <w:r>
         <w:rPr>
           <w:rStyle w:val="Strong"/>
@@ -2446,7 +1643,6 @@
         </w:rPr>
         <w:t>BigQuery</w:t>
       </w:r>
-      <w:proofErr w:type="spellEnd"/>
       <w:r>
         <w:rPr>
           <w:rFonts w:ascii="Arial" w:hAnsi="Arial" w:cs="Arial"/>
@@ -2472,23 +1668,7 @@
           <w:rFonts w:ascii="Arial" w:hAnsi="Arial" w:cs="Arial"/>
           <w:sz w:val="18"/>
         </w:rPr>
-        <w:t xml:space="preserve">Led incident postmortems with owners and due dates, validating that fixes (timeouts, </w:t>
-      </w:r>
-      <w:proofErr w:type="spellStart"/>
-      <w:r>
-        <w:rPr>
-          <w:rFonts w:ascii="Arial" w:hAnsi="Arial" w:cs="Arial"/>
-          <w:sz w:val="18"/>
-        </w:rPr>
-        <w:t>backoff</w:t>
-      </w:r>
-      <w:proofErr w:type="spellEnd"/>
-      <w:r>
-        <w:rPr>
-          <w:rFonts w:ascii="Arial" w:hAnsi="Arial" w:cs="Arial"/>
-          <w:sz w:val="18"/>
-        </w:rPr>
-        <w:t>, circuit-breakers, and graceful degradation) materially reduced recurrence—not just masked symptoms.</w:t>
+        <w:t>Led incident postmortems with owners and due dates, validating that fixes (timeouts, backoff, circuit-breakers, and graceful degradation) materially reduced recurrence—not just masked symptoms.</w:t>
       </w:r>
     </w:p>
     <w:p>
@@ -2512,27 +1692,7 @@
           <w:sz w:val="21"/>
           <w:szCs w:val="21"/>
         </w:rPr>
-        <w:t xml:space="preserve">High Touch </w:t>
-      </w:r>
-      <w:proofErr w:type="gramStart"/>
-      <w:r>
-        <w:rPr>
-          <w:rFonts w:ascii="Arial" w:eastAsia="Arial" w:hAnsi="Arial" w:cs="Arial"/>
-          <w:color w:val="555555"/>
-          <w:sz w:val="21"/>
-          <w:szCs w:val="21"/>
-        </w:rPr>
-        <w:t>Technologies  |</w:t>
-      </w:r>
-      <w:proofErr w:type="gramEnd"/>
-      <w:r>
-        <w:rPr>
-          <w:rFonts w:ascii="Arial" w:eastAsia="Arial" w:hAnsi="Arial" w:cs="Arial"/>
-          <w:color w:val="555555"/>
-          <w:sz w:val="21"/>
-          <w:szCs w:val="21"/>
-        </w:rPr>
-        <w:t xml:space="preserve">  June 2018 - December 2020</w:t>
+        <w:t>High Touch Technologies  |  June 2018 - December 2020</w:t>
       </w:r>
     </w:p>
     <w:p>
@@ -2553,23 +1713,7 @@
           <w:rFonts w:ascii="Arial" w:hAnsi="Arial" w:cs="Arial"/>
           <w:sz w:val="18"/>
         </w:rPr>
-        <w:t xml:space="preserve">Stabilized release workflows by standardizing build outputs and deployment steps, improving repeatability across </w:t>
-      </w:r>
-      <w:proofErr w:type="spellStart"/>
-      <w:r>
-        <w:rPr>
-          <w:rFonts w:ascii="Arial" w:hAnsi="Arial" w:cs="Arial"/>
-          <w:sz w:val="18"/>
-        </w:rPr>
-        <w:t>dev</w:t>
-      </w:r>
-      <w:proofErr w:type="spellEnd"/>
-      <w:r>
-        <w:rPr>
-          <w:rFonts w:ascii="Arial" w:hAnsi="Arial" w:cs="Arial"/>
-          <w:sz w:val="18"/>
-        </w:rPr>
-        <w:t>/stage/prod through strict promotion rules and automated checks.</w:t>
+        <w:t>Stabilized release workflows by standardizing build outputs and deployment steps, improving repeatability across dev/stage/prod through strict promotion rules and automated checks.</w:t>
       </w:r>
     </w:p>
     <w:p>
@@ -2592,7 +1736,6 @@
         </w:rPr>
         <w:t xml:space="preserve">Implemented container-based development and staging parity with </w:t>
       </w:r>
-      <w:proofErr w:type="spellStart"/>
       <w:r>
         <w:rPr>
           <w:rStyle w:val="Strong"/>
@@ -2601,7 +1744,6 @@
         </w:rPr>
         <w:t>Docker</w:t>
       </w:r>
-      <w:proofErr w:type="spellEnd"/>
       <w:r>
         <w:rPr>
           <w:rFonts w:ascii="Arial" w:hAnsi="Arial" w:cs="Arial"/>
@@ -2609,7 +1751,6 @@
         </w:rPr>
         <w:t xml:space="preserve"> and </w:t>
       </w:r>
-      <w:proofErr w:type="spellStart"/>
       <w:r>
         <w:rPr>
           <w:rStyle w:val="Strong"/>
@@ -2618,7 +1759,6 @@
         </w:rPr>
         <w:t>Kubernetes</w:t>
       </w:r>
-      <w:proofErr w:type="spellEnd"/>
       <w:r>
         <w:rPr>
           <w:rFonts w:ascii="Arial" w:hAnsi="Arial" w:cs="Arial"/>
@@ -2662,7 +1802,6 @@
         </w:rPr>
         <w:t xml:space="preserve">, with health checks and rollback hooks tied to </w:t>
       </w:r>
-      <w:proofErr w:type="spellStart"/>
       <w:r>
         <w:rPr>
           <w:rStyle w:val="Strong"/>
@@ -2671,7 +1810,6 @@
         </w:rPr>
         <w:t>CloudWatch</w:t>
       </w:r>
-      <w:proofErr w:type="spellEnd"/>
       <w:r>
         <w:rPr>
           <w:rFonts w:ascii="Arial" w:hAnsi="Arial" w:cs="Arial"/>
@@ -2751,7 +1889,6 @@
         </w:rPr>
         <w:t xml:space="preserve"> and </w:t>
       </w:r>
-      <w:proofErr w:type="spellStart"/>
       <w:r>
         <w:rPr>
           <w:rStyle w:val="Strong"/>
@@ -2760,7 +1897,6 @@
         </w:rPr>
         <w:t>RabbitMQ</w:t>
       </w:r>
-      <w:proofErr w:type="spellEnd"/>
       <w:r>
         <w:rPr>
           <w:rFonts w:ascii="Arial" w:hAnsi="Arial" w:cs="Arial"/>
@@ -2804,7 +1940,6 @@
         </w:rPr>
         <w:t xml:space="preserve"> and </w:t>
       </w:r>
-      <w:proofErr w:type="spellStart"/>
       <w:r>
         <w:rPr>
           <w:rStyle w:val="Strong"/>
@@ -2813,7 +1948,6 @@
         </w:rPr>
         <w:t>PostgreSQL</w:t>
       </w:r>
-      <w:proofErr w:type="spellEnd"/>
       <w:r>
         <w:rPr>
           <w:rFonts w:ascii="Arial" w:hAnsi="Arial" w:cs="Arial"/>
@@ -2842,7 +1976,6 @@
         </w:rPr>
         <w:t xml:space="preserve">Added caching layers with </w:t>
       </w:r>
-      <w:proofErr w:type="spellStart"/>
       <w:r>
         <w:rPr>
           <w:rStyle w:val="Strong"/>
@@ -2851,7 +1984,6 @@
         </w:rPr>
         <w:t>Redis</w:t>
       </w:r>
-      <w:proofErr w:type="spellEnd"/>
       <w:r>
         <w:rPr>
           <w:rFonts w:ascii="Arial" w:hAnsi="Arial" w:cs="Arial"/>
@@ -2922,18 +2054,8 @@
           <w:rFonts w:ascii="Arial" w:hAnsi="Arial" w:cs="Arial"/>
           <w:sz w:val="18"/>
         </w:rPr>
-        <w:t>Prometheus/</w:t>
-      </w:r>
-      <w:proofErr w:type="spellStart"/>
-      <w:r>
-        <w:rPr>
-          <w:rStyle w:val="Strong"/>
-          <w:rFonts w:ascii="Arial" w:hAnsi="Arial" w:cs="Arial"/>
-          <w:sz w:val="18"/>
-        </w:rPr>
-        <w:t>Grafana</w:t>
-      </w:r>
-      <w:proofErr w:type="spellEnd"/>
+        <w:t>Prometheus/Grafana</w:t>
+      </w:r>
       <w:r>
         <w:rPr>
           <w:rFonts w:ascii="Arial" w:hAnsi="Arial" w:cs="Arial"/>
@@ -2941,7 +2063,6 @@
         </w:rPr>
         <w:t xml:space="preserve"> dashboards and </w:t>
       </w:r>
-      <w:proofErr w:type="spellStart"/>
       <w:r>
         <w:rPr>
           <w:rStyle w:val="Strong"/>
@@ -2950,7 +2071,6 @@
         </w:rPr>
         <w:t>Datadog</w:t>
       </w:r>
-      <w:proofErr w:type="spellEnd"/>
       <w:r>
         <w:rPr>
           <w:rFonts w:ascii="Arial" w:hAnsi="Arial" w:cs="Arial"/>
@@ -2977,23 +2097,7 @@
           <w:rFonts w:ascii="Arial" w:hAnsi="Arial" w:cs="Arial"/>
           <w:sz w:val="18"/>
         </w:rPr>
-        <w:t xml:space="preserve">Supported enterprise integrations by adding </w:t>
-      </w:r>
-      <w:proofErr w:type="spellStart"/>
-      <w:r>
-        <w:rPr>
-          <w:rFonts w:ascii="Arial" w:hAnsi="Arial" w:cs="Arial"/>
-          <w:sz w:val="18"/>
-        </w:rPr>
-        <w:t>webhooks</w:t>
-      </w:r>
-      <w:proofErr w:type="spellEnd"/>
-      <w:r>
-        <w:rPr>
-          <w:rFonts w:ascii="Arial" w:hAnsi="Arial" w:cs="Arial"/>
-          <w:sz w:val="18"/>
-        </w:rPr>
-        <w:t xml:space="preserve"> with signature verification, replay protection, and idempotent handling to ensure external partners could retry safely.</w:t>
+        <w:t>Supported enterprise integrations by adding webhooks with signature verification, replay protection, and idempotent handling to ensure external partners could retry safely.</w:t>
       </w:r>
     </w:p>
     <w:p>
@@ -3014,65 +2118,15 @@
           <w:rFonts w:ascii="Arial" w:hAnsi="Arial" w:cs="Arial"/>
           <w:sz w:val="18"/>
         </w:rPr>
-        <w:t xml:space="preserve">Introduced secure </w:t>
-      </w:r>
-      <w:proofErr w:type="spellStart"/>
-      <w:r>
-        <w:rPr>
-          <w:rFonts w:ascii="Arial" w:hAnsi="Arial" w:cs="Arial"/>
-          <w:sz w:val="18"/>
-        </w:rPr>
-        <w:t>auth</w:t>
-      </w:r>
-      <w:proofErr w:type="spellEnd"/>
-      <w:r>
-        <w:rPr>
-          <w:rFonts w:ascii="Arial" w:hAnsi="Arial" w:cs="Arial"/>
-          <w:sz w:val="18"/>
-        </w:rPr>
-        <w:t xml:space="preserve"> </w:t>
-      </w:r>
-      <w:proofErr w:type="gramStart"/>
-      <w:r>
-        <w:rPr>
-          <w:rFonts w:ascii="Arial" w:hAnsi="Arial" w:cs="Arial"/>
-          <w:sz w:val="18"/>
-        </w:rPr>
-        <w:t>flows</w:t>
-      </w:r>
-      <w:proofErr w:type="gramEnd"/>
-      <w:r>
-        <w:rPr>
-          <w:rFonts w:ascii="Arial" w:hAnsi="Arial" w:cs="Arial"/>
-          <w:sz w:val="18"/>
-        </w:rPr>
-        <w:t xml:space="preserve"> using </w:t>
-      </w:r>
-      <w:r>
-        <w:rPr>
-          <w:rStyle w:val="Strong"/>
-          <w:rFonts w:ascii="Arial" w:hAnsi="Arial" w:cs="Arial"/>
-          <w:sz w:val="18"/>
-        </w:rPr>
-        <w:t>OAuth2/</w:t>
-      </w:r>
-      <w:proofErr w:type="spellStart"/>
-      <w:r>
-        <w:rPr>
-          <w:rStyle w:val="Strong"/>
-          <w:rFonts w:ascii="Arial" w:hAnsi="Arial" w:cs="Arial"/>
-          <w:sz w:val="18"/>
-        </w:rPr>
-        <w:t>OpenID</w:t>
-      </w:r>
-      <w:proofErr w:type="spellEnd"/>
-      <w:r>
-        <w:rPr>
-          <w:rStyle w:val="Strong"/>
-          <w:rFonts w:ascii="Arial" w:hAnsi="Arial" w:cs="Arial"/>
-          <w:sz w:val="18"/>
-        </w:rPr>
-        <w:t xml:space="preserve"> Connect</w:t>
+        <w:t xml:space="preserve">Introduced secure auth flows using </w:t>
+      </w:r>
+      <w:r>
+        <w:rPr>
+          <w:rStyle w:val="Strong"/>
+          <w:rFonts w:ascii="Arial" w:hAnsi="Arial" w:cs="Arial"/>
+          <w:sz w:val="18"/>
+        </w:rPr>
+        <w:t>OAuth2/OpenID Connect</w:t>
       </w:r>
       <w:r>
         <w:rPr>
@@ -3150,23 +2204,7 @@
           <w:rFonts w:ascii="Arial" w:hAnsi="Arial" w:cs="Arial"/>
           <w:sz w:val="18"/>
         </w:rPr>
-        <w:t xml:space="preserve">Partnered with stakeholders to define “done” as feature + operability (logs, metrics, dashboards, </w:t>
-      </w:r>
-      <w:proofErr w:type="spellStart"/>
-      <w:r>
-        <w:rPr>
-          <w:rFonts w:ascii="Arial" w:hAnsi="Arial" w:cs="Arial"/>
-          <w:sz w:val="18"/>
-        </w:rPr>
-        <w:t>runbooks</w:t>
-      </w:r>
-      <w:proofErr w:type="spellEnd"/>
-      <w:r>
-        <w:rPr>
-          <w:rFonts w:ascii="Arial" w:hAnsi="Arial" w:cs="Arial"/>
-          <w:sz w:val="18"/>
-        </w:rPr>
-        <w:t xml:space="preserve">), shifting the team toward </w:t>
+        <w:t xml:space="preserve">Partnered with stakeholders to define “done” as feature + operability (logs, metrics, dashboards, runbooks), shifting the team toward </w:t>
       </w:r>
       <w:r>
         <w:rPr>
@@ -3198,7 +2236,6 @@
       </w:r>
     </w:p>
     <w:p>
-      <w:proofErr w:type="gramStart"/>
       <w:r>
         <w:rPr>
           <w:rFonts w:ascii="Arial" w:eastAsia="Arial" w:hAnsi="Arial" w:cs="Arial"/>
@@ -3206,37 +2243,7 @@
           <w:sz w:val="21"/>
           <w:szCs w:val="21"/>
         </w:rPr>
-        <w:t>Centric Tech Inc.</w:t>
-      </w:r>
-      <w:proofErr w:type="gramEnd"/>
-      <w:r>
-        <w:rPr>
-          <w:rFonts w:ascii="Arial" w:eastAsia="Arial" w:hAnsi="Arial" w:cs="Arial"/>
-          <w:color w:val="555555"/>
-          <w:sz w:val="21"/>
-          <w:szCs w:val="21"/>
-        </w:rPr>
-        <w:t xml:space="preserve">  </w:t>
-      </w:r>
-      <w:proofErr w:type="gramStart"/>
-      <w:r>
-        <w:rPr>
-          <w:rFonts w:ascii="Arial" w:eastAsia="Arial" w:hAnsi="Arial" w:cs="Arial"/>
-          <w:color w:val="555555"/>
-          <w:sz w:val="21"/>
-          <w:szCs w:val="21"/>
-        </w:rPr>
-        <w:t>|  September</w:t>
-      </w:r>
-      <w:proofErr w:type="gramEnd"/>
-      <w:r>
-        <w:rPr>
-          <w:rFonts w:ascii="Arial" w:eastAsia="Arial" w:hAnsi="Arial" w:cs="Arial"/>
-          <w:color w:val="555555"/>
-          <w:sz w:val="21"/>
-          <w:szCs w:val="21"/>
-        </w:rPr>
-        <w:t xml:space="preserve"> 2015 - May 2018</w:t>
+        <w:t>Centric Tech Inc.  |  September 2015 - May 2018</w:t>
       </w:r>
     </w:p>
     <w:p>
@@ -3371,26 +2378,8 @@
           <w:rFonts w:ascii="Arial" w:hAnsi="Arial" w:cs="Arial"/>
           <w:sz w:val="18"/>
         </w:rPr>
-        <w:t xml:space="preserve">Added caching and request </w:t>
-      </w:r>
-      <w:proofErr w:type="spellStart"/>
-      <w:r>
-        <w:rPr>
-          <w:rFonts w:ascii="Arial" w:hAnsi="Arial" w:cs="Arial"/>
-          <w:sz w:val="18"/>
-        </w:rPr>
-        <w:t>deduplication</w:t>
-      </w:r>
-      <w:proofErr w:type="spellEnd"/>
-      <w:r>
-        <w:rPr>
-          <w:rFonts w:ascii="Arial" w:hAnsi="Arial" w:cs="Arial"/>
-          <w:sz w:val="18"/>
-        </w:rPr>
-        <w:t xml:space="preserve"> patterns using </w:t>
-      </w:r>
-      <w:proofErr w:type="spellStart"/>
-      <w:proofErr w:type="gramStart"/>
+        <w:t xml:space="preserve">Added caching and request deduplication patterns using </w:t>
+      </w:r>
       <w:r>
         <w:rPr>
           <w:rStyle w:val="Strong"/>
@@ -3399,8 +2388,6 @@
         </w:rPr>
         <w:t>Redis</w:t>
       </w:r>
-      <w:proofErr w:type="spellEnd"/>
-      <w:proofErr w:type="gramEnd"/>
       <w:r>
         <w:rPr>
           <w:rFonts w:ascii="Arial" w:hAnsi="Arial" w:cs="Arial"/>
@@ -3450,7 +2437,6 @@
         </w:rPr>
         <w:t xml:space="preserve">Introduced early search capabilities using </w:t>
       </w:r>
-      <w:proofErr w:type="spellStart"/>
       <w:r>
         <w:rPr>
           <w:rStyle w:val="Strong"/>
@@ -3459,7 +2445,6 @@
         </w:rPr>
         <w:t>Elasticsearch</w:t>
       </w:r>
-      <w:proofErr w:type="spellEnd"/>
       <w:r>
         <w:rPr>
           <w:rFonts w:ascii="Arial" w:hAnsi="Arial" w:cs="Arial"/>
@@ -3576,11 +2561,11 @@
           <w:sz w:val="25"/>
           <w:szCs w:val="25"/>
         </w:rPr>
+        <w:lastRenderedPageBreak/>
         <w:t>Software Engineer Intern</w:t>
       </w:r>
     </w:p>
     <w:p>
-      <w:proofErr w:type="gramStart"/>
       <w:r>
         <w:rPr>
           <w:rFonts w:ascii="Arial" w:eastAsia="Arial" w:hAnsi="Arial" w:cs="Arial"/>
@@ -3588,17 +2573,7 @@
           <w:sz w:val="21"/>
           <w:szCs w:val="21"/>
         </w:rPr>
-        <w:t>Microsoft  |</w:t>
-      </w:r>
-      <w:proofErr w:type="gramEnd"/>
-      <w:r>
-        <w:rPr>
-          <w:rFonts w:ascii="Arial" w:eastAsia="Arial" w:hAnsi="Arial" w:cs="Arial"/>
-          <w:color w:val="555555"/>
-          <w:sz w:val="21"/>
-          <w:szCs w:val="21"/>
-        </w:rPr>
-        <w:t xml:space="preserve">  September 2014 - August 2015</w:t>
+        <w:t>Microsoft  |  September 2014 - August 2015</w:t>
       </w:r>
     </w:p>
     <w:p>
@@ -3619,7 +2594,6 @@
           <w:rFonts w:ascii="Arial" w:hAnsi="Arial" w:cs="Arial"/>
           <w:sz w:val="18"/>
         </w:rPr>
-        <w:lastRenderedPageBreak/>
         <w:t>Implemented scoped product improvements behind review and validation gates, ensuring changes were safe, testable, and easy to roll back.</w:t>
       </w:r>
     </w:p>
@@ -3947,29 +2921,7 @@
           <w:color w:val="auto"/>
           <w:sz w:val="18"/>
         </w:rPr>
-        <w:t xml:space="preserve">Cloud-Native Release &amp; </w:t>
-      </w:r>
-      <w:proofErr w:type="spellStart"/>
-      <w:r>
-        <w:rPr>
-          <w:rStyle w:val="Strong"/>
-          <w:rFonts w:ascii="Arial" w:hAnsi="Arial" w:cs="Arial"/>
-          <w:bCs w:val="0"/>
-          <w:color w:val="auto"/>
-          <w:sz w:val="18"/>
-        </w:rPr>
-        <w:t>Observability</w:t>
-      </w:r>
-      <w:proofErr w:type="spellEnd"/>
-      <w:r>
-        <w:rPr>
-          <w:rStyle w:val="Strong"/>
-          <w:rFonts w:ascii="Arial" w:hAnsi="Arial" w:cs="Arial"/>
-          <w:bCs w:val="0"/>
-          <w:color w:val="auto"/>
-          <w:sz w:val="18"/>
-        </w:rPr>
-        <w:t xml:space="preserve"> Toolkit</w:t>
+        <w:t>Cloud-Native Release &amp; Observability Toolkit</w:t>
       </w:r>
       <w:r>
         <w:rPr>
@@ -4014,23 +2966,7 @@
           <w:rFonts w:ascii="Arial" w:hAnsi="Arial" w:cs="Arial"/>
           <w:sz w:val="18"/>
         </w:rPr>
-        <w:t xml:space="preserve"> template pack (</w:t>
-      </w:r>
-      <w:proofErr w:type="spellStart"/>
-      <w:r>
-        <w:rPr>
-          <w:rFonts w:ascii="Arial" w:hAnsi="Arial" w:cs="Arial"/>
-          <w:sz w:val="18"/>
-        </w:rPr>
-        <w:t>GitHub</w:t>
-      </w:r>
-      <w:proofErr w:type="spellEnd"/>
-      <w:r>
-        <w:rPr>
-          <w:rFonts w:ascii="Arial" w:hAnsi="Arial" w:cs="Arial"/>
-          <w:sz w:val="18"/>
-        </w:rPr>
-        <w:t xml:space="preserve"> Actions/Jenkins-compatible) that enforced </w:t>
+        <w:t xml:space="preserve"> template pack (GitHub Actions/Jenkins-compatible) that enforced </w:t>
       </w:r>
       <w:r>
         <w:rPr>
@@ -4114,7 +3050,6 @@
         </w:rPr>
         <w:t xml:space="preserve">Delivered standardized </w:t>
       </w:r>
-      <w:proofErr w:type="spellStart"/>
       <w:r>
         <w:rPr>
           <w:rStyle w:val="Strong"/>
@@ -4123,7 +3058,6 @@
         </w:rPr>
         <w:t>OpenTelemetry</w:t>
       </w:r>
-      <w:proofErr w:type="spellEnd"/>
       <w:r>
         <w:rPr>
           <w:rFonts w:ascii="Arial" w:hAnsi="Arial" w:cs="Arial"/>
@@ -4131,7 +3065,6 @@
         </w:rPr>
         <w:t xml:space="preserve"> instrumentation (logs/metrics/traces) with exporters for </w:t>
       </w:r>
-      <w:proofErr w:type="spellStart"/>
       <w:r>
         <w:rPr>
           <w:rStyle w:val="Strong"/>
@@ -4140,7 +3073,6 @@
         </w:rPr>
         <w:t>Datadog</w:t>
       </w:r>
-      <w:proofErr w:type="spellEnd"/>
       <w:r>
         <w:rPr>
           <w:rFonts w:ascii="Arial" w:hAnsi="Arial" w:cs="Arial"/>
@@ -4154,18 +3086,8 @@
           <w:rFonts w:ascii="Arial" w:hAnsi="Arial" w:cs="Arial"/>
           <w:sz w:val="18"/>
         </w:rPr>
-        <w:t>Prometheus/</w:t>
-      </w:r>
-      <w:proofErr w:type="spellStart"/>
-      <w:r>
-        <w:rPr>
-          <w:rStyle w:val="Strong"/>
-          <w:rFonts w:ascii="Arial" w:hAnsi="Arial" w:cs="Arial"/>
-          <w:sz w:val="18"/>
-        </w:rPr>
-        <w:t>Grafana</w:t>
-      </w:r>
-      <w:proofErr w:type="spellEnd"/>
+        <w:t>Prometheus/Grafana</w:t>
+      </w:r>
       <w:r>
         <w:rPr>
           <w:rFonts w:ascii="Arial" w:hAnsi="Arial" w:cs="Arial"/>
@@ -4173,7 +3095,6 @@
         </w:rPr>
         <w:t xml:space="preserve">, and </w:t>
       </w:r>
-      <w:proofErr w:type="spellStart"/>
       <w:r>
         <w:rPr>
           <w:rStyle w:val="Strong"/>
@@ -4182,7 +3103,6 @@
         </w:rPr>
         <w:t>CloudWatch</w:t>
       </w:r>
-      <w:proofErr w:type="spellEnd"/>
       <w:r>
         <w:rPr>
           <w:rFonts w:ascii="Arial" w:hAnsi="Arial" w:cs="Arial"/>
@@ -4270,16 +3190,7 @@
           <w:rFonts w:ascii="Arial" w:hAnsi="Arial" w:cs="Arial"/>
           <w:sz w:val="18"/>
         </w:rPr>
-        <w:t xml:space="preserve"> least-privilege a</w:t>
-      </w:r>
-      <w:bookmarkStart w:id="0" w:name="_GoBack"/>
-      <w:bookmarkEnd w:id="0"/>
-      <w:r>
-        <w:rPr>
-          <w:rFonts w:ascii="Arial" w:hAnsi="Arial" w:cs="Arial"/>
-          <w:sz w:val="18"/>
-        </w:rPr>
-        <w:t>nd centralized secret stores.</w:t>
+        <w:t xml:space="preserve"> least-privilege and centralized secret stores.</w:t>
       </w:r>
     </w:p>
     <w:p>
@@ -4348,7 +3259,6 @@
         </w:rPr>
         <w:t xml:space="preserve">, and </w:t>
       </w:r>
-      <w:proofErr w:type="spellStart"/>
       <w:r>
         <w:rPr>
           <w:rStyle w:val="Strong"/>
@@ -4357,7 +3267,6 @@
         </w:rPr>
         <w:t>RabbitMQ</w:t>
       </w:r>
-      <w:proofErr w:type="spellEnd"/>
       <w:r>
         <w:rPr>
           <w:rFonts w:ascii="Arial" w:hAnsi="Arial" w:cs="Arial"/>
@@ -4387,23 +3296,13 @@
         </w:rPr>
         <w:t xml:space="preserve">Included data templates spanning </w:t>
       </w:r>
-      <w:proofErr w:type="spellStart"/>
-      <w:r>
-        <w:rPr>
-          <w:rStyle w:val="Strong"/>
-          <w:rFonts w:ascii="Arial" w:hAnsi="Arial" w:cs="Arial"/>
-          <w:sz w:val="18"/>
-        </w:rPr>
-        <w:t>PostgreSQL</w:t>
-      </w:r>
-      <w:proofErr w:type="spellEnd"/>
-      <w:r>
-        <w:rPr>
-          <w:rStyle w:val="Strong"/>
-          <w:rFonts w:ascii="Arial" w:hAnsi="Arial" w:cs="Arial"/>
-          <w:sz w:val="18"/>
-        </w:rPr>
-        <w:t>/MySQL/SQL Server</w:t>
+      <w:r>
+        <w:rPr>
+          <w:rStyle w:val="Strong"/>
+          <w:rFonts w:ascii="Arial" w:hAnsi="Arial" w:cs="Arial"/>
+          <w:sz w:val="18"/>
+        </w:rPr>
+        <w:t>PostgreSQL/MySQL/SQL Server</w:t>
       </w:r>
       <w:r>
         <w:rPr>
@@ -4412,7 +3311,6 @@
         </w:rPr>
         <w:t xml:space="preserve"> indexing patterns, </w:t>
       </w:r>
-      <w:proofErr w:type="spellStart"/>
       <w:r>
         <w:rPr>
           <w:rStyle w:val="Strong"/>
@@ -4421,7 +3319,6 @@
         </w:rPr>
         <w:t>Redis</w:t>
       </w:r>
-      <w:proofErr w:type="spellEnd"/>
       <w:r>
         <w:rPr>
           <w:rFonts w:ascii="Arial" w:hAnsi="Arial" w:cs="Arial"/>
@@ -4429,23 +3326,13 @@
         </w:rPr>
         <w:t xml:space="preserve"> caching strategies, and search bootstraps for </w:t>
       </w:r>
-      <w:proofErr w:type="spellStart"/>
-      <w:r>
-        <w:rPr>
-          <w:rStyle w:val="Strong"/>
-          <w:rFonts w:ascii="Arial" w:hAnsi="Arial" w:cs="Arial"/>
-          <w:sz w:val="18"/>
-        </w:rPr>
-        <w:t>Elasticsearch</w:t>
-      </w:r>
-      <w:proofErr w:type="spellEnd"/>
-      <w:r>
-        <w:rPr>
-          <w:rStyle w:val="Strong"/>
-          <w:rFonts w:ascii="Arial" w:hAnsi="Arial" w:cs="Arial"/>
-          <w:sz w:val="18"/>
-        </w:rPr>
-        <w:t>/OpenSearch</w:t>
+      <w:r>
+        <w:rPr>
+          <w:rStyle w:val="Strong"/>
+          <w:rFonts w:ascii="Arial" w:hAnsi="Arial" w:cs="Arial"/>
+          <w:sz w:val="18"/>
+        </w:rPr>
+        <w:t>Elasticsearch/OpenSearch</w:t>
       </w:r>
       <w:r>
         <w:rPr>
@@ -4460,18 +3347,8 @@
           <w:rFonts w:ascii="Arial" w:hAnsi="Arial" w:cs="Arial"/>
           <w:sz w:val="18"/>
         </w:rPr>
-        <w:t>Redshift/</w:t>
-      </w:r>
-      <w:proofErr w:type="spellStart"/>
-      <w:r>
-        <w:rPr>
-          <w:rStyle w:val="Strong"/>
-          <w:rFonts w:ascii="Arial" w:hAnsi="Arial" w:cs="Arial"/>
-          <w:sz w:val="18"/>
-        </w:rPr>
-        <w:t>BigQuery</w:t>
-      </w:r>
-      <w:proofErr w:type="spellEnd"/>
+        <w:t>Redshift/BigQuery</w:t>
+      </w:r>
       <w:r>
         <w:rPr>
           <w:rFonts w:ascii="Arial" w:hAnsi="Arial" w:cs="Arial"/>
